--- a/徐汇区物业治理工单1-8月综合分析报告.docx
+++ b/徐汇区物业治理工单1-8月综合分析报告.docx
@@ -12212,7 +12212,7 @@
         <w:pStyle w:val="Heading2"/>
       </w:pPr>
       <w:r>
-        <w:t>（五）行动建议</w:t>
+        <w:t>（五）投诉类型与重点问题治理策略</w:t>
       </w:r>
     </w:p>
     <w:p>
@@ -12221,7 +12221,3091 @@
         <w:ind w:firstLine="480"/>
       </w:pPr>
       <w:r>
-        <w:t>综合1-8月数据走势、全市排名、底部抬升态势、区属国资物业表现、历史下浮节奏及-20%争先进目标，提出以下六方面建议：</w:t>
+        <w:t>本节基于1-8月12345热线十四类物业工单的分布与同比变化，识别重点问题，分类提出治理策略。</w:t>
+      </w:r>
+    </w:p>
+    <w:p>
+      <w:pPr>
+        <w:pStyle w:val="Heading3"/>
+      </w:pPr>
+      <w:r>
+        <w:t>1. 十四类工单分布与同比总览</w:t>
+      </w:r>
+    </w:p>
+    <w:p>
+      <w:pPr>
+        <w:jc w:val="center"/>
+      </w:pPr>
+      <w:r>
+        <w:rPr>
+          <w:i/>
+          <w:color w:val="666666"/>
+          <w:sz w:val="21"/>
+        </w:rPr>
+        <w:t>表9  2026年1-8月十四类物业工单分布与同比</w:t>
+      </w:r>
+    </w:p>
+    <w:tbl>
+      <w:tblPr>
+        <w:tblStyle w:val="TableGrid"/>
+        <w:tblW w:type="auto" w:w="0"/>
+        <w:jc w:val="center"/>
+        <w:tblLook w:firstColumn="1" w:firstRow="1" w:lastColumn="0" w:lastRow="0" w:noHBand="0" w:noVBand="1" w:val="04A0"/>
+      </w:tblPr>
+      <w:tblGrid>
+        <w:gridCol w:w="1441"/>
+        <w:gridCol w:w="1441"/>
+        <w:gridCol w:w="1441"/>
+        <w:gridCol w:w="1441"/>
+        <w:gridCol w:w="1441"/>
+        <w:gridCol w:w="1441"/>
+      </w:tblGrid>
+      <w:tr>
+        <w:tc>
+          <w:tcPr>
+            <w:tcW w:type="dxa" w:w="1701"/>
+            <w:shd w:val="clear" w:fill="4472C4"/>
+          </w:tcPr>
+          <w:p>
+            <w:pPr>
+              <w:spacing w:before="20" w:after="20"/>
+              <w:jc w:val="center"/>
+            </w:pPr>
+            <w:r/>
+            <w:r>
+              <w:rPr>
+                <w:rFonts w:ascii="宋体" w:hAnsi="宋体" w:eastAsia="宋体"/>
+                <w:b/>
+                <w:color w:val="FFFFFF"/>
+                <w:sz w:val="20"/>
+              </w:rPr>
+              <w:t>类别</w:t>
+            </w:r>
+          </w:p>
+        </w:tc>
+        <w:tc>
+          <w:tcPr>
+            <w:tcW w:type="dxa" w:w="1134"/>
+            <w:shd w:val="clear" w:fill="4472C4"/>
+          </w:tcPr>
+          <w:p>
+            <w:pPr>
+              <w:spacing w:before="20" w:after="20"/>
+              <w:jc w:val="center"/>
+            </w:pPr>
+            <w:r/>
+            <w:r>
+              <w:rPr>
+                <w:rFonts w:ascii="宋体" w:hAnsi="宋体" w:eastAsia="宋体"/>
+                <w:b/>
+                <w:color w:val="FFFFFF"/>
+                <w:sz w:val="20"/>
+              </w:rPr>
+              <w:t>1-8月工单</w:t>
+            </w:r>
+          </w:p>
+        </w:tc>
+        <w:tc>
+          <w:tcPr>
+            <w:tcW w:type="dxa" w:w="794"/>
+            <w:shd w:val="clear" w:fill="4472C4"/>
+          </w:tcPr>
+          <w:p>
+            <w:pPr>
+              <w:spacing w:before="20" w:after="20"/>
+              <w:jc w:val="center"/>
+            </w:pPr>
+            <w:r/>
+            <w:r>
+              <w:rPr>
+                <w:rFonts w:ascii="宋体" w:hAnsi="宋体" w:eastAsia="宋体"/>
+                <w:b/>
+                <w:color w:val="FFFFFF"/>
+                <w:sz w:val="20"/>
+              </w:rPr>
+              <w:t>占比%</w:t>
+            </w:r>
+          </w:p>
+        </w:tc>
+        <w:tc>
+          <w:tcPr>
+            <w:tcW w:type="dxa" w:w="1134"/>
+            <w:shd w:val="clear" w:fill="4472C4"/>
+          </w:tcPr>
+          <w:p>
+            <w:pPr>
+              <w:spacing w:before="20" w:after="20"/>
+              <w:jc w:val="center"/>
+            </w:pPr>
+            <w:r/>
+            <w:r>
+              <w:rPr>
+                <w:rFonts w:ascii="宋体" w:hAnsi="宋体" w:eastAsia="宋体"/>
+                <w:b/>
+                <w:color w:val="FFFFFF"/>
+                <w:sz w:val="20"/>
+              </w:rPr>
+              <w:t>2025同期</w:t>
+            </w:r>
+          </w:p>
+        </w:tc>
+        <w:tc>
+          <w:tcPr>
+            <w:tcW w:type="dxa" w:w="1134"/>
+            <w:shd w:val="clear" w:fill="4472C4"/>
+          </w:tcPr>
+          <w:p>
+            <w:pPr>
+              <w:spacing w:before="20" w:after="20"/>
+              <w:jc w:val="center"/>
+            </w:pPr>
+            <w:r/>
+            <w:r>
+              <w:rPr>
+                <w:rFonts w:ascii="宋体" w:hAnsi="宋体" w:eastAsia="宋体"/>
+                <w:b/>
+                <w:color w:val="FFFFFF"/>
+                <w:sz w:val="20"/>
+              </w:rPr>
+              <w:t>同比增降</w:t>
+            </w:r>
+          </w:p>
+        </w:tc>
+        <w:tc>
+          <w:tcPr>
+            <w:tcW w:type="dxa" w:w="907"/>
+            <w:shd w:val="clear" w:fill="4472C4"/>
+          </w:tcPr>
+          <w:p>
+            <w:pPr>
+              <w:spacing w:before="20" w:after="20"/>
+              <w:jc w:val="center"/>
+            </w:pPr>
+            <w:r/>
+            <w:r>
+              <w:rPr>
+                <w:rFonts w:ascii="宋体" w:hAnsi="宋体" w:eastAsia="宋体"/>
+                <w:b/>
+                <w:color w:val="FFFFFF"/>
+                <w:sz w:val="20"/>
+              </w:rPr>
+              <w:t>增量</w:t>
+            </w:r>
+          </w:p>
+        </w:tc>
+      </w:tr>
+      <w:tr>
+        <w:tc>
+          <w:tcPr>
+            <w:tcW w:type="dxa" w:w="1701"/>
+            <w:shd w:val="clear" w:fill="FEF3C7"/>
+          </w:tcPr>
+          <w:p>
+            <w:pPr>
+              <w:spacing w:before="20" w:after="20"/>
+              <w:jc w:val="center"/>
+            </w:pPr>
+            <w:r/>
+            <w:r>
+              <w:rPr>
+                <w:rFonts w:ascii="宋体" w:hAnsi="宋体" w:eastAsia="宋体"/>
+                <w:b w:val="0"/>
+                <w:sz w:val="20"/>
+              </w:rPr>
+              <w:t>房屋维修</w:t>
+            </w:r>
+          </w:p>
+        </w:tc>
+        <w:tc>
+          <w:tcPr>
+            <w:tcW w:type="dxa" w:w="1134"/>
+            <w:shd w:val="clear" w:fill="FEF3C7"/>
+          </w:tcPr>
+          <w:p>
+            <w:pPr>
+              <w:spacing w:before="20" w:after="20"/>
+              <w:jc w:val="left"/>
+            </w:pPr>
+            <w:r/>
+            <w:r>
+              <w:rPr>
+                <w:rFonts w:ascii="宋体" w:hAnsi="宋体" w:eastAsia="宋体"/>
+                <w:b w:val="0"/>
+                <w:sz w:val="20"/>
+              </w:rPr>
+              <w:t>2,361</w:t>
+            </w:r>
+          </w:p>
+        </w:tc>
+        <w:tc>
+          <w:tcPr>
+            <w:tcW w:type="dxa" w:w="794"/>
+            <w:shd w:val="clear" w:fill="FEF3C7"/>
+          </w:tcPr>
+          <w:p>
+            <w:pPr>
+              <w:spacing w:before="20" w:after="20"/>
+              <w:jc w:val="right"/>
+            </w:pPr>
+            <w:r/>
+            <w:r>
+              <w:rPr>
+                <w:rFonts w:ascii="宋体" w:hAnsi="宋体" w:eastAsia="宋体"/>
+                <w:b w:val="0"/>
+                <w:sz w:val="20"/>
+              </w:rPr>
+              <w:t>17.3</w:t>
+            </w:r>
+          </w:p>
+        </w:tc>
+        <w:tc>
+          <w:tcPr>
+            <w:tcW w:type="dxa" w:w="1134"/>
+            <w:shd w:val="clear" w:fill="FEF3C7"/>
+          </w:tcPr>
+          <w:p>
+            <w:pPr>
+              <w:spacing w:before="20" w:after="20"/>
+              <w:jc w:val="right"/>
+            </w:pPr>
+            <w:r/>
+            <w:r>
+              <w:rPr>
+                <w:rFonts w:ascii="宋体" w:hAnsi="宋体" w:eastAsia="宋体"/>
+                <w:b w:val="0"/>
+                <w:sz w:val="20"/>
+              </w:rPr>
+              <w:t>2,453</w:t>
+            </w:r>
+          </w:p>
+        </w:tc>
+        <w:tc>
+          <w:tcPr>
+            <w:tcW w:type="dxa" w:w="1134"/>
+            <w:shd w:val="clear" w:fill="FEF3C7"/>
+          </w:tcPr>
+          <w:p>
+            <w:pPr>
+              <w:spacing w:before="20" w:after="20"/>
+              <w:jc w:val="right"/>
+            </w:pPr>
+            <w:r/>
+            <w:r>
+              <w:rPr>
+                <w:rFonts w:ascii="宋体" w:hAnsi="宋体" w:eastAsia="宋体"/>
+                <w:b w:val="0"/>
+                <w:sz w:val="20"/>
+              </w:rPr>
+              <w:t>↓3.8%</w:t>
+            </w:r>
+          </w:p>
+        </w:tc>
+        <w:tc>
+          <w:tcPr>
+            <w:tcW w:type="dxa" w:w="907"/>
+            <w:shd w:val="clear" w:fill="FEF3C7"/>
+          </w:tcPr>
+          <w:p>
+            <w:pPr>
+              <w:spacing w:before="20" w:after="20"/>
+              <w:jc w:val="center"/>
+            </w:pPr>
+            <w:r/>
+            <w:r>
+              <w:rPr>
+                <w:rFonts w:ascii="宋体" w:hAnsi="宋体" w:eastAsia="宋体"/>
+                <w:b w:val="0"/>
+                <w:sz w:val="20"/>
+              </w:rPr>
+              <w:t>-92</w:t>
+            </w:r>
+          </w:p>
+        </w:tc>
+      </w:tr>
+      <w:tr>
+        <w:tc>
+          <w:tcPr>
+            <w:tcW w:type="dxa" w:w="1701"/>
+            <w:shd w:val="clear" w:fill="F2F4F7"/>
+            <w:shd w:val="clear" w:fill="FEE2E2"/>
+          </w:tcPr>
+          <w:p>
+            <w:pPr>
+              <w:spacing w:before="20" w:after="20"/>
+              <w:jc w:val="center"/>
+            </w:pPr>
+            <w:r/>
+            <w:r>
+              <w:rPr>
+                <w:rFonts w:ascii="宋体" w:hAnsi="宋体" w:eastAsia="宋体"/>
+                <w:b w:val="0"/>
+                <w:sz w:val="20"/>
+              </w:rPr>
+              <w:t>邻里纠纷</w:t>
+            </w:r>
+          </w:p>
+        </w:tc>
+        <w:tc>
+          <w:tcPr>
+            <w:tcW w:type="dxa" w:w="1134"/>
+            <w:shd w:val="clear" w:fill="F2F4F7"/>
+            <w:shd w:val="clear" w:fill="FEE2E2"/>
+          </w:tcPr>
+          <w:p>
+            <w:pPr>
+              <w:spacing w:before="20" w:after="20"/>
+              <w:jc w:val="left"/>
+            </w:pPr>
+            <w:r/>
+            <w:r>
+              <w:rPr>
+                <w:rFonts w:ascii="宋体" w:hAnsi="宋体" w:eastAsia="宋体"/>
+                <w:b w:val="0"/>
+                <w:sz w:val="20"/>
+              </w:rPr>
+              <w:t>1,904</w:t>
+            </w:r>
+          </w:p>
+        </w:tc>
+        <w:tc>
+          <w:tcPr>
+            <w:tcW w:type="dxa" w:w="794"/>
+            <w:shd w:val="clear" w:fill="F2F4F7"/>
+            <w:shd w:val="clear" w:fill="FEE2E2"/>
+          </w:tcPr>
+          <w:p>
+            <w:pPr>
+              <w:spacing w:before="20" w:after="20"/>
+              <w:jc w:val="right"/>
+            </w:pPr>
+            <w:r/>
+            <w:r>
+              <w:rPr>
+                <w:rFonts w:ascii="宋体" w:hAnsi="宋体" w:eastAsia="宋体"/>
+                <w:b w:val="0"/>
+                <w:sz w:val="20"/>
+              </w:rPr>
+              <w:t>14.0</w:t>
+            </w:r>
+          </w:p>
+        </w:tc>
+        <w:tc>
+          <w:tcPr>
+            <w:tcW w:type="dxa" w:w="1134"/>
+            <w:shd w:val="clear" w:fill="F2F4F7"/>
+            <w:shd w:val="clear" w:fill="FEE2E2"/>
+          </w:tcPr>
+          <w:p>
+            <w:pPr>
+              <w:spacing w:before="20" w:after="20"/>
+              <w:jc w:val="right"/>
+            </w:pPr>
+            <w:r/>
+            <w:r>
+              <w:rPr>
+                <w:rFonts w:ascii="宋体" w:hAnsi="宋体" w:eastAsia="宋体"/>
+                <w:b w:val="0"/>
+                <w:sz w:val="20"/>
+              </w:rPr>
+              <w:t>1,810</w:t>
+            </w:r>
+          </w:p>
+        </w:tc>
+        <w:tc>
+          <w:tcPr>
+            <w:tcW w:type="dxa" w:w="1134"/>
+            <w:shd w:val="clear" w:fill="F2F4F7"/>
+            <w:shd w:val="clear" w:fill="FEE2E2"/>
+          </w:tcPr>
+          <w:p>
+            <w:pPr>
+              <w:spacing w:before="20" w:after="20"/>
+              <w:jc w:val="right"/>
+            </w:pPr>
+            <w:r/>
+            <w:r>
+              <w:rPr>
+                <w:rFonts w:ascii="宋体" w:hAnsi="宋体" w:eastAsia="宋体"/>
+                <w:b w:val="0"/>
+                <w:sz w:val="20"/>
+              </w:rPr>
+              <w:t>↑5.2%</w:t>
+            </w:r>
+          </w:p>
+        </w:tc>
+        <w:tc>
+          <w:tcPr>
+            <w:tcW w:type="dxa" w:w="907"/>
+            <w:shd w:val="clear" w:fill="F2F4F7"/>
+            <w:shd w:val="clear" w:fill="FEE2E2"/>
+          </w:tcPr>
+          <w:p>
+            <w:pPr>
+              <w:spacing w:before="20" w:after="20"/>
+              <w:jc w:val="center"/>
+            </w:pPr>
+            <w:r/>
+            <w:r>
+              <w:rPr>
+                <w:rFonts w:ascii="宋体" w:hAnsi="宋体" w:eastAsia="宋体"/>
+                <w:b w:val="0"/>
+                <w:sz w:val="20"/>
+              </w:rPr>
+              <w:t>+94</w:t>
+            </w:r>
+          </w:p>
+        </w:tc>
+      </w:tr>
+      <w:tr>
+        <w:tc>
+          <w:tcPr>
+            <w:tcW w:type="dxa" w:w="1701"/>
+          </w:tcPr>
+          <w:p>
+            <w:pPr>
+              <w:spacing w:before="20" w:after="20"/>
+              <w:jc w:val="center"/>
+            </w:pPr>
+            <w:r/>
+            <w:r>
+              <w:rPr>
+                <w:rFonts w:ascii="宋体" w:hAnsi="宋体" w:eastAsia="宋体"/>
+                <w:b w:val="0"/>
+                <w:sz w:val="20"/>
+              </w:rPr>
+              <w:t>停车管理</w:t>
+            </w:r>
+          </w:p>
+        </w:tc>
+        <w:tc>
+          <w:tcPr>
+            <w:tcW w:type="dxa" w:w="1134"/>
+          </w:tcPr>
+          <w:p>
+            <w:pPr>
+              <w:spacing w:before="20" w:after="20"/>
+              <w:jc w:val="left"/>
+            </w:pPr>
+            <w:r/>
+            <w:r>
+              <w:rPr>
+                <w:rFonts w:ascii="宋体" w:hAnsi="宋体" w:eastAsia="宋体"/>
+                <w:b w:val="0"/>
+                <w:sz w:val="20"/>
+              </w:rPr>
+              <w:t>1,800</w:t>
+            </w:r>
+          </w:p>
+        </w:tc>
+        <w:tc>
+          <w:tcPr>
+            <w:tcW w:type="dxa" w:w="794"/>
+          </w:tcPr>
+          <w:p>
+            <w:pPr>
+              <w:spacing w:before="20" w:after="20"/>
+              <w:jc w:val="right"/>
+            </w:pPr>
+            <w:r/>
+            <w:r>
+              <w:rPr>
+                <w:rFonts w:ascii="宋体" w:hAnsi="宋体" w:eastAsia="宋体"/>
+                <w:b w:val="0"/>
+                <w:sz w:val="20"/>
+              </w:rPr>
+              <w:t>13.2</w:t>
+            </w:r>
+          </w:p>
+        </w:tc>
+        <w:tc>
+          <w:tcPr>
+            <w:tcW w:type="dxa" w:w="1134"/>
+          </w:tcPr>
+          <w:p>
+            <w:pPr>
+              <w:spacing w:before="20" w:after="20"/>
+              <w:jc w:val="right"/>
+            </w:pPr>
+            <w:r/>
+            <w:r>
+              <w:rPr>
+                <w:rFonts w:ascii="宋体" w:hAnsi="宋体" w:eastAsia="宋体"/>
+                <w:b w:val="0"/>
+                <w:sz w:val="20"/>
+              </w:rPr>
+              <w:t>2,528</w:t>
+            </w:r>
+          </w:p>
+        </w:tc>
+        <w:tc>
+          <w:tcPr>
+            <w:tcW w:type="dxa" w:w="1134"/>
+          </w:tcPr>
+          <w:p>
+            <w:pPr>
+              <w:spacing w:before="20" w:after="20"/>
+              <w:jc w:val="right"/>
+            </w:pPr>
+            <w:r/>
+            <w:r>
+              <w:rPr>
+                <w:rFonts w:ascii="宋体" w:hAnsi="宋体" w:eastAsia="宋体"/>
+                <w:b w:val="0"/>
+                <w:sz w:val="20"/>
+              </w:rPr>
+              <w:t>↓28.8%</w:t>
+            </w:r>
+          </w:p>
+        </w:tc>
+        <w:tc>
+          <w:tcPr>
+            <w:tcW w:type="dxa" w:w="907"/>
+          </w:tcPr>
+          <w:p>
+            <w:pPr>
+              <w:spacing w:before="20" w:after="20"/>
+              <w:jc w:val="center"/>
+            </w:pPr>
+            <w:r/>
+            <w:r>
+              <w:rPr>
+                <w:rFonts w:ascii="宋体" w:hAnsi="宋体" w:eastAsia="宋体"/>
+                <w:b w:val="0"/>
+                <w:sz w:val="20"/>
+              </w:rPr>
+              <w:t>-728</w:t>
+            </w:r>
+          </w:p>
+        </w:tc>
+      </w:tr>
+      <w:tr>
+        <w:tc>
+          <w:tcPr>
+            <w:tcW w:type="dxa" w:w="1701"/>
+            <w:shd w:val="clear" w:fill="F2F4F7"/>
+          </w:tcPr>
+          <w:p>
+            <w:pPr>
+              <w:spacing w:before="20" w:after="20"/>
+              <w:jc w:val="center"/>
+            </w:pPr>
+            <w:r/>
+            <w:r>
+              <w:rPr>
+                <w:rFonts w:ascii="宋体" w:hAnsi="宋体" w:eastAsia="宋体"/>
+                <w:b w:val="0"/>
+                <w:sz w:val="20"/>
+              </w:rPr>
+              <w:t>业主大会/业委会</w:t>
+            </w:r>
+          </w:p>
+        </w:tc>
+        <w:tc>
+          <w:tcPr>
+            <w:tcW w:type="dxa" w:w="1134"/>
+            <w:shd w:val="clear" w:fill="F2F4F7"/>
+          </w:tcPr>
+          <w:p>
+            <w:pPr>
+              <w:spacing w:before="20" w:after="20"/>
+              <w:jc w:val="left"/>
+            </w:pPr>
+            <w:r/>
+            <w:r>
+              <w:rPr>
+                <w:rFonts w:ascii="宋体" w:hAnsi="宋体" w:eastAsia="宋体"/>
+                <w:b w:val="0"/>
+                <w:sz w:val="20"/>
+              </w:rPr>
+              <w:t>1,218</w:t>
+            </w:r>
+          </w:p>
+        </w:tc>
+        <w:tc>
+          <w:tcPr>
+            <w:tcW w:type="dxa" w:w="794"/>
+            <w:shd w:val="clear" w:fill="F2F4F7"/>
+          </w:tcPr>
+          <w:p>
+            <w:pPr>
+              <w:spacing w:before="20" w:after="20"/>
+              <w:jc w:val="right"/>
+            </w:pPr>
+            <w:r/>
+            <w:r>
+              <w:rPr>
+                <w:rFonts w:ascii="宋体" w:hAnsi="宋体" w:eastAsia="宋体"/>
+                <w:b w:val="0"/>
+                <w:sz w:val="20"/>
+              </w:rPr>
+              <w:t>8.9</w:t>
+            </w:r>
+          </w:p>
+        </w:tc>
+        <w:tc>
+          <w:tcPr>
+            <w:tcW w:type="dxa" w:w="1134"/>
+            <w:shd w:val="clear" w:fill="F2F4F7"/>
+          </w:tcPr>
+          <w:p>
+            <w:pPr>
+              <w:spacing w:before="20" w:after="20"/>
+              <w:jc w:val="right"/>
+            </w:pPr>
+            <w:r/>
+            <w:r>
+              <w:rPr>
+                <w:rFonts w:ascii="宋体" w:hAnsi="宋体" w:eastAsia="宋体"/>
+                <w:b w:val="0"/>
+                <w:sz w:val="20"/>
+              </w:rPr>
+              <w:t>1,511</w:t>
+            </w:r>
+          </w:p>
+        </w:tc>
+        <w:tc>
+          <w:tcPr>
+            <w:tcW w:type="dxa" w:w="1134"/>
+            <w:shd w:val="clear" w:fill="F2F4F7"/>
+          </w:tcPr>
+          <w:p>
+            <w:pPr>
+              <w:spacing w:before="20" w:after="20"/>
+              <w:jc w:val="right"/>
+            </w:pPr>
+            <w:r/>
+            <w:r>
+              <w:rPr>
+                <w:rFonts w:ascii="宋体" w:hAnsi="宋体" w:eastAsia="宋体"/>
+                <w:b w:val="0"/>
+                <w:sz w:val="20"/>
+              </w:rPr>
+              <w:t>↓19.4%</w:t>
+            </w:r>
+          </w:p>
+        </w:tc>
+        <w:tc>
+          <w:tcPr>
+            <w:tcW w:type="dxa" w:w="907"/>
+            <w:shd w:val="clear" w:fill="F2F4F7"/>
+          </w:tcPr>
+          <w:p>
+            <w:pPr>
+              <w:spacing w:before="20" w:after="20"/>
+              <w:jc w:val="center"/>
+            </w:pPr>
+            <w:r/>
+            <w:r>
+              <w:rPr>
+                <w:rFonts w:ascii="宋体" w:hAnsi="宋体" w:eastAsia="宋体"/>
+                <w:b w:val="0"/>
+                <w:sz w:val="20"/>
+              </w:rPr>
+              <w:t>-293</w:t>
+            </w:r>
+          </w:p>
+        </w:tc>
+      </w:tr>
+      <w:tr>
+        <w:tc>
+          <w:tcPr>
+            <w:tcW w:type="dxa" w:w="1701"/>
+          </w:tcPr>
+          <w:p>
+            <w:pPr>
+              <w:spacing w:before="20" w:after="20"/>
+              <w:jc w:val="center"/>
+            </w:pPr>
+            <w:r/>
+            <w:r>
+              <w:rPr>
+                <w:rFonts w:ascii="宋体" w:hAnsi="宋体" w:eastAsia="宋体"/>
+                <w:b w:val="0"/>
+                <w:sz w:val="20"/>
+              </w:rPr>
+              <w:t>房屋违规使用</w:t>
+            </w:r>
+          </w:p>
+        </w:tc>
+        <w:tc>
+          <w:tcPr>
+            <w:tcW w:type="dxa" w:w="1134"/>
+          </w:tcPr>
+          <w:p>
+            <w:pPr>
+              <w:spacing w:before="20" w:after="20"/>
+              <w:jc w:val="left"/>
+            </w:pPr>
+            <w:r/>
+            <w:r>
+              <w:rPr>
+                <w:rFonts w:ascii="宋体" w:hAnsi="宋体" w:eastAsia="宋体"/>
+                <w:b w:val="0"/>
+                <w:sz w:val="20"/>
+              </w:rPr>
+              <w:t>1,177</w:t>
+            </w:r>
+          </w:p>
+        </w:tc>
+        <w:tc>
+          <w:tcPr>
+            <w:tcW w:type="dxa" w:w="794"/>
+          </w:tcPr>
+          <w:p>
+            <w:pPr>
+              <w:spacing w:before="20" w:after="20"/>
+              <w:jc w:val="right"/>
+            </w:pPr>
+            <w:r/>
+            <w:r>
+              <w:rPr>
+                <w:rFonts w:ascii="宋体" w:hAnsi="宋体" w:eastAsia="宋体"/>
+                <w:b w:val="0"/>
+                <w:sz w:val="20"/>
+              </w:rPr>
+              <w:t>8.6</w:t>
+            </w:r>
+          </w:p>
+        </w:tc>
+        <w:tc>
+          <w:tcPr>
+            <w:tcW w:type="dxa" w:w="1134"/>
+          </w:tcPr>
+          <w:p>
+            <w:pPr>
+              <w:spacing w:before="20" w:after="20"/>
+              <w:jc w:val="right"/>
+            </w:pPr>
+            <w:r/>
+            <w:r>
+              <w:rPr>
+                <w:rFonts w:ascii="宋体" w:hAnsi="宋体" w:eastAsia="宋体"/>
+                <w:b w:val="0"/>
+                <w:sz w:val="20"/>
+              </w:rPr>
+              <w:t>1,606</w:t>
+            </w:r>
+          </w:p>
+        </w:tc>
+        <w:tc>
+          <w:tcPr>
+            <w:tcW w:type="dxa" w:w="1134"/>
+          </w:tcPr>
+          <w:p>
+            <w:pPr>
+              <w:spacing w:before="20" w:after="20"/>
+              <w:jc w:val="right"/>
+            </w:pPr>
+            <w:r/>
+            <w:r>
+              <w:rPr>
+                <w:rFonts w:ascii="宋体" w:hAnsi="宋体" w:eastAsia="宋体"/>
+                <w:b w:val="0"/>
+                <w:sz w:val="20"/>
+              </w:rPr>
+              <w:t>↓26.7%</w:t>
+            </w:r>
+          </w:p>
+        </w:tc>
+        <w:tc>
+          <w:tcPr>
+            <w:tcW w:type="dxa" w:w="907"/>
+          </w:tcPr>
+          <w:p>
+            <w:pPr>
+              <w:spacing w:before="20" w:after="20"/>
+              <w:jc w:val="center"/>
+            </w:pPr>
+            <w:r/>
+            <w:r>
+              <w:rPr>
+                <w:rFonts w:ascii="宋体" w:hAnsi="宋体" w:eastAsia="宋体"/>
+                <w:b w:val="0"/>
+                <w:sz w:val="20"/>
+              </w:rPr>
+              <w:t>-429</w:t>
+            </w:r>
+          </w:p>
+        </w:tc>
+      </w:tr>
+      <w:tr>
+        <w:tc>
+          <w:tcPr>
+            <w:tcW w:type="dxa" w:w="1701"/>
+            <w:shd w:val="clear" w:fill="F2F4F7"/>
+            <w:shd w:val="clear" w:fill="FEF3C7"/>
+          </w:tcPr>
+          <w:p>
+            <w:pPr>
+              <w:spacing w:before="20" w:after="20"/>
+              <w:jc w:val="center"/>
+            </w:pPr>
+            <w:r/>
+            <w:r>
+              <w:rPr>
+                <w:rFonts w:ascii="宋体" w:hAnsi="宋体" w:eastAsia="宋体"/>
+                <w:b w:val="0"/>
+                <w:sz w:val="20"/>
+              </w:rPr>
+              <w:t>消防管理</w:t>
+            </w:r>
+          </w:p>
+        </w:tc>
+        <w:tc>
+          <w:tcPr>
+            <w:tcW w:type="dxa" w:w="1134"/>
+            <w:shd w:val="clear" w:fill="F2F4F7"/>
+            <w:shd w:val="clear" w:fill="FEF3C7"/>
+          </w:tcPr>
+          <w:p>
+            <w:pPr>
+              <w:spacing w:before="20" w:after="20"/>
+              <w:jc w:val="left"/>
+            </w:pPr>
+            <w:r/>
+            <w:r>
+              <w:rPr>
+                <w:rFonts w:ascii="宋体" w:hAnsi="宋体" w:eastAsia="宋体"/>
+                <w:b w:val="0"/>
+                <w:sz w:val="20"/>
+              </w:rPr>
+              <w:t>1,005</w:t>
+            </w:r>
+          </w:p>
+        </w:tc>
+        <w:tc>
+          <w:tcPr>
+            <w:tcW w:type="dxa" w:w="794"/>
+            <w:shd w:val="clear" w:fill="F2F4F7"/>
+            <w:shd w:val="clear" w:fill="FEF3C7"/>
+          </w:tcPr>
+          <w:p>
+            <w:pPr>
+              <w:spacing w:before="20" w:after="20"/>
+              <w:jc w:val="right"/>
+            </w:pPr>
+            <w:r/>
+            <w:r>
+              <w:rPr>
+                <w:rFonts w:ascii="宋体" w:hAnsi="宋体" w:eastAsia="宋体"/>
+                <w:b w:val="0"/>
+                <w:sz w:val="20"/>
+              </w:rPr>
+              <w:t>7.4</w:t>
+            </w:r>
+          </w:p>
+        </w:tc>
+        <w:tc>
+          <w:tcPr>
+            <w:tcW w:type="dxa" w:w="1134"/>
+            <w:shd w:val="clear" w:fill="F2F4F7"/>
+            <w:shd w:val="clear" w:fill="FEF3C7"/>
+          </w:tcPr>
+          <w:p>
+            <w:pPr>
+              <w:spacing w:before="20" w:after="20"/>
+              <w:jc w:val="right"/>
+            </w:pPr>
+            <w:r/>
+            <w:r>
+              <w:rPr>
+                <w:rFonts w:ascii="宋体" w:hAnsi="宋体" w:eastAsia="宋体"/>
+                <w:b w:val="0"/>
+                <w:sz w:val="20"/>
+              </w:rPr>
+              <w:t>1,037</w:t>
+            </w:r>
+          </w:p>
+        </w:tc>
+        <w:tc>
+          <w:tcPr>
+            <w:tcW w:type="dxa" w:w="1134"/>
+            <w:shd w:val="clear" w:fill="F2F4F7"/>
+            <w:shd w:val="clear" w:fill="FEF3C7"/>
+          </w:tcPr>
+          <w:p>
+            <w:pPr>
+              <w:spacing w:before="20" w:after="20"/>
+              <w:jc w:val="right"/>
+            </w:pPr>
+            <w:r/>
+            <w:r>
+              <w:rPr>
+                <w:rFonts w:ascii="宋体" w:hAnsi="宋体" w:eastAsia="宋体"/>
+                <w:b w:val="0"/>
+                <w:sz w:val="20"/>
+              </w:rPr>
+              <w:t>↓3.1%</w:t>
+            </w:r>
+          </w:p>
+        </w:tc>
+        <w:tc>
+          <w:tcPr>
+            <w:tcW w:type="dxa" w:w="907"/>
+            <w:shd w:val="clear" w:fill="F2F4F7"/>
+            <w:shd w:val="clear" w:fill="FEF3C7"/>
+          </w:tcPr>
+          <w:p>
+            <w:pPr>
+              <w:spacing w:before="20" w:after="20"/>
+              <w:jc w:val="center"/>
+            </w:pPr>
+            <w:r/>
+            <w:r>
+              <w:rPr>
+                <w:rFonts w:ascii="宋体" w:hAnsi="宋体" w:eastAsia="宋体"/>
+                <w:b w:val="0"/>
+                <w:sz w:val="20"/>
+              </w:rPr>
+              <w:t>-32</w:t>
+            </w:r>
+          </w:p>
+        </w:tc>
+      </w:tr>
+      <w:tr>
+        <w:tc>
+          <w:tcPr>
+            <w:tcW w:type="dxa" w:w="1701"/>
+          </w:tcPr>
+          <w:p>
+            <w:pPr>
+              <w:spacing w:before="20" w:after="20"/>
+              <w:jc w:val="center"/>
+            </w:pPr>
+            <w:r/>
+            <w:r>
+              <w:rPr>
+                <w:rFonts w:ascii="宋体" w:hAnsi="宋体" w:eastAsia="宋体"/>
+                <w:b w:val="0"/>
+                <w:sz w:val="20"/>
+              </w:rPr>
+              <w:t>群租管理</w:t>
+            </w:r>
+          </w:p>
+        </w:tc>
+        <w:tc>
+          <w:tcPr>
+            <w:tcW w:type="dxa" w:w="1134"/>
+          </w:tcPr>
+          <w:p>
+            <w:pPr>
+              <w:spacing w:before="20" w:after="20"/>
+              <w:jc w:val="left"/>
+            </w:pPr>
+            <w:r/>
+            <w:r>
+              <w:rPr>
+                <w:rFonts w:ascii="宋体" w:hAnsi="宋体" w:eastAsia="宋体"/>
+                <w:b w:val="0"/>
+                <w:sz w:val="20"/>
+              </w:rPr>
+              <w:t>831</w:t>
+            </w:r>
+          </w:p>
+        </w:tc>
+        <w:tc>
+          <w:tcPr>
+            <w:tcW w:type="dxa" w:w="794"/>
+          </w:tcPr>
+          <w:p>
+            <w:pPr>
+              <w:spacing w:before="20" w:after="20"/>
+              <w:jc w:val="right"/>
+            </w:pPr>
+            <w:r/>
+            <w:r>
+              <w:rPr>
+                <w:rFonts w:ascii="宋体" w:hAnsi="宋体" w:eastAsia="宋体"/>
+                <w:b w:val="0"/>
+                <w:sz w:val="20"/>
+              </w:rPr>
+              <w:t>6.1</w:t>
+            </w:r>
+          </w:p>
+        </w:tc>
+        <w:tc>
+          <w:tcPr>
+            <w:tcW w:type="dxa" w:w="1134"/>
+          </w:tcPr>
+          <w:p>
+            <w:pPr>
+              <w:spacing w:before="20" w:after="20"/>
+              <w:jc w:val="right"/>
+            </w:pPr>
+            <w:r/>
+            <w:r>
+              <w:rPr>
+                <w:rFonts w:ascii="宋体" w:hAnsi="宋体" w:eastAsia="宋体"/>
+                <w:b w:val="0"/>
+                <w:sz w:val="20"/>
+              </w:rPr>
+              <w:t>984</w:t>
+            </w:r>
+          </w:p>
+        </w:tc>
+        <w:tc>
+          <w:tcPr>
+            <w:tcW w:type="dxa" w:w="1134"/>
+          </w:tcPr>
+          <w:p>
+            <w:pPr>
+              <w:spacing w:before="20" w:after="20"/>
+              <w:jc w:val="right"/>
+            </w:pPr>
+            <w:r/>
+            <w:r>
+              <w:rPr>
+                <w:rFonts w:ascii="宋体" w:hAnsi="宋体" w:eastAsia="宋体"/>
+                <w:b w:val="0"/>
+                <w:sz w:val="20"/>
+              </w:rPr>
+              <w:t>↓15.5%</w:t>
+            </w:r>
+          </w:p>
+        </w:tc>
+        <w:tc>
+          <w:tcPr>
+            <w:tcW w:type="dxa" w:w="907"/>
+          </w:tcPr>
+          <w:p>
+            <w:pPr>
+              <w:spacing w:before="20" w:after="20"/>
+              <w:jc w:val="center"/>
+            </w:pPr>
+            <w:r/>
+            <w:r>
+              <w:rPr>
+                <w:rFonts w:ascii="宋体" w:hAnsi="宋体" w:eastAsia="宋体"/>
+                <w:b w:val="0"/>
+                <w:sz w:val="20"/>
+              </w:rPr>
+              <w:t>-153</w:t>
+            </w:r>
+          </w:p>
+        </w:tc>
+      </w:tr>
+      <w:tr>
+        <w:tc>
+          <w:tcPr>
+            <w:tcW w:type="dxa" w:w="1701"/>
+            <w:shd w:val="clear" w:fill="F2F4F7"/>
+          </w:tcPr>
+          <w:p>
+            <w:pPr>
+              <w:spacing w:before="20" w:after="20"/>
+              <w:jc w:val="center"/>
+            </w:pPr>
+            <w:r/>
+            <w:r>
+              <w:rPr>
+                <w:rFonts w:ascii="宋体" w:hAnsi="宋体" w:eastAsia="宋体"/>
+                <w:b w:val="0"/>
+                <w:sz w:val="20"/>
+              </w:rPr>
+              <w:t>物业安保</w:t>
+            </w:r>
+          </w:p>
+        </w:tc>
+        <w:tc>
+          <w:tcPr>
+            <w:tcW w:type="dxa" w:w="1134"/>
+            <w:shd w:val="clear" w:fill="F2F4F7"/>
+          </w:tcPr>
+          <w:p>
+            <w:pPr>
+              <w:spacing w:before="20" w:after="20"/>
+              <w:jc w:val="left"/>
+            </w:pPr>
+            <w:r/>
+            <w:r>
+              <w:rPr>
+                <w:rFonts w:ascii="宋体" w:hAnsi="宋体" w:eastAsia="宋体"/>
+                <w:b w:val="0"/>
+                <w:sz w:val="20"/>
+              </w:rPr>
+              <w:t>779</w:t>
+            </w:r>
+          </w:p>
+        </w:tc>
+        <w:tc>
+          <w:tcPr>
+            <w:tcW w:type="dxa" w:w="794"/>
+            <w:shd w:val="clear" w:fill="F2F4F7"/>
+          </w:tcPr>
+          <w:p>
+            <w:pPr>
+              <w:spacing w:before="20" w:after="20"/>
+              <w:jc w:val="right"/>
+            </w:pPr>
+            <w:r/>
+            <w:r>
+              <w:rPr>
+                <w:rFonts w:ascii="宋体" w:hAnsi="宋体" w:eastAsia="宋体"/>
+                <w:b w:val="0"/>
+                <w:sz w:val="20"/>
+              </w:rPr>
+              <w:t>5.7</w:t>
+            </w:r>
+          </w:p>
+        </w:tc>
+        <w:tc>
+          <w:tcPr>
+            <w:tcW w:type="dxa" w:w="1134"/>
+            <w:shd w:val="clear" w:fill="F2F4F7"/>
+          </w:tcPr>
+          <w:p>
+            <w:pPr>
+              <w:spacing w:before="20" w:after="20"/>
+              <w:jc w:val="right"/>
+            </w:pPr>
+            <w:r/>
+            <w:r>
+              <w:rPr>
+                <w:rFonts w:ascii="宋体" w:hAnsi="宋体" w:eastAsia="宋体"/>
+                <w:b w:val="0"/>
+                <w:sz w:val="20"/>
+              </w:rPr>
+              <w:t>910</w:t>
+            </w:r>
+          </w:p>
+        </w:tc>
+        <w:tc>
+          <w:tcPr>
+            <w:tcW w:type="dxa" w:w="1134"/>
+            <w:shd w:val="clear" w:fill="F2F4F7"/>
+          </w:tcPr>
+          <w:p>
+            <w:pPr>
+              <w:spacing w:before="20" w:after="20"/>
+              <w:jc w:val="right"/>
+            </w:pPr>
+            <w:r/>
+            <w:r>
+              <w:rPr>
+                <w:rFonts w:ascii="宋体" w:hAnsi="宋体" w:eastAsia="宋体"/>
+                <w:b w:val="0"/>
+                <w:sz w:val="20"/>
+              </w:rPr>
+              <w:t>↓14.4%</w:t>
+            </w:r>
+          </w:p>
+        </w:tc>
+        <w:tc>
+          <w:tcPr>
+            <w:tcW w:type="dxa" w:w="907"/>
+            <w:shd w:val="clear" w:fill="F2F4F7"/>
+          </w:tcPr>
+          <w:p>
+            <w:pPr>
+              <w:spacing w:before="20" w:after="20"/>
+              <w:jc w:val="center"/>
+            </w:pPr>
+            <w:r/>
+            <w:r>
+              <w:rPr>
+                <w:rFonts w:ascii="宋体" w:hAnsi="宋体" w:eastAsia="宋体"/>
+                <w:b w:val="0"/>
+                <w:sz w:val="20"/>
+              </w:rPr>
+              <w:t>-131</w:t>
+            </w:r>
+          </w:p>
+        </w:tc>
+      </w:tr>
+      <w:tr>
+        <w:tc>
+          <w:tcPr>
+            <w:tcW w:type="dxa" w:w="1701"/>
+          </w:tcPr>
+          <w:p>
+            <w:pPr>
+              <w:spacing w:before="20" w:after="20"/>
+              <w:jc w:val="center"/>
+            </w:pPr>
+            <w:r/>
+            <w:r>
+              <w:rPr>
+                <w:rFonts w:ascii="宋体" w:hAnsi="宋体" w:eastAsia="宋体"/>
+                <w:b w:val="0"/>
+                <w:sz w:val="20"/>
+              </w:rPr>
+              <w:t>清洁卫生</w:t>
+            </w:r>
+          </w:p>
+        </w:tc>
+        <w:tc>
+          <w:tcPr>
+            <w:tcW w:type="dxa" w:w="1134"/>
+          </w:tcPr>
+          <w:p>
+            <w:pPr>
+              <w:spacing w:before="20" w:after="20"/>
+              <w:jc w:val="left"/>
+            </w:pPr>
+            <w:r/>
+            <w:r>
+              <w:rPr>
+                <w:rFonts w:ascii="宋体" w:hAnsi="宋体" w:eastAsia="宋体"/>
+                <w:b w:val="0"/>
+                <w:sz w:val="20"/>
+              </w:rPr>
+              <w:t>705</w:t>
+            </w:r>
+          </w:p>
+        </w:tc>
+        <w:tc>
+          <w:tcPr>
+            <w:tcW w:type="dxa" w:w="794"/>
+          </w:tcPr>
+          <w:p>
+            <w:pPr>
+              <w:spacing w:before="20" w:after="20"/>
+              <w:jc w:val="right"/>
+            </w:pPr>
+            <w:r/>
+            <w:r>
+              <w:rPr>
+                <w:rFonts w:ascii="宋体" w:hAnsi="宋体" w:eastAsia="宋体"/>
+                <w:b w:val="0"/>
+                <w:sz w:val="20"/>
+              </w:rPr>
+              <w:t>5.2</w:t>
+            </w:r>
+          </w:p>
+        </w:tc>
+        <w:tc>
+          <w:tcPr>
+            <w:tcW w:type="dxa" w:w="1134"/>
+          </w:tcPr>
+          <w:p>
+            <w:pPr>
+              <w:spacing w:before="20" w:after="20"/>
+              <w:jc w:val="right"/>
+            </w:pPr>
+            <w:r/>
+            <w:r>
+              <w:rPr>
+                <w:rFonts w:ascii="宋体" w:hAnsi="宋体" w:eastAsia="宋体"/>
+                <w:b w:val="0"/>
+                <w:sz w:val="20"/>
+              </w:rPr>
+              <w:t>776</w:t>
+            </w:r>
+          </w:p>
+        </w:tc>
+        <w:tc>
+          <w:tcPr>
+            <w:tcW w:type="dxa" w:w="1134"/>
+          </w:tcPr>
+          <w:p>
+            <w:pPr>
+              <w:spacing w:before="20" w:after="20"/>
+              <w:jc w:val="right"/>
+            </w:pPr>
+            <w:r/>
+            <w:r>
+              <w:rPr>
+                <w:rFonts w:ascii="宋体" w:hAnsi="宋体" w:eastAsia="宋体"/>
+                <w:b w:val="0"/>
+                <w:sz w:val="20"/>
+              </w:rPr>
+              <w:t>↓9.1%</w:t>
+            </w:r>
+          </w:p>
+        </w:tc>
+        <w:tc>
+          <w:tcPr>
+            <w:tcW w:type="dxa" w:w="907"/>
+          </w:tcPr>
+          <w:p>
+            <w:pPr>
+              <w:spacing w:before="20" w:after="20"/>
+              <w:jc w:val="center"/>
+            </w:pPr>
+            <w:r/>
+            <w:r>
+              <w:rPr>
+                <w:rFonts w:ascii="宋体" w:hAnsi="宋体" w:eastAsia="宋体"/>
+                <w:b w:val="0"/>
+                <w:sz w:val="20"/>
+              </w:rPr>
+              <w:t>-71</w:t>
+            </w:r>
+          </w:p>
+        </w:tc>
+      </w:tr>
+      <w:tr>
+        <w:tc>
+          <w:tcPr>
+            <w:tcW w:type="dxa" w:w="1701"/>
+            <w:shd w:val="clear" w:fill="F2F4F7"/>
+          </w:tcPr>
+          <w:p>
+            <w:pPr>
+              <w:spacing w:before="20" w:after="20"/>
+              <w:jc w:val="center"/>
+            </w:pPr>
+            <w:r/>
+            <w:r>
+              <w:rPr>
+                <w:rFonts w:ascii="宋体" w:hAnsi="宋体" w:eastAsia="宋体"/>
+                <w:b w:val="0"/>
+                <w:sz w:val="20"/>
+              </w:rPr>
+              <w:t>旧住房改造</w:t>
+            </w:r>
+          </w:p>
+        </w:tc>
+        <w:tc>
+          <w:tcPr>
+            <w:tcW w:type="dxa" w:w="1134"/>
+            <w:shd w:val="clear" w:fill="F2F4F7"/>
+          </w:tcPr>
+          <w:p>
+            <w:pPr>
+              <w:spacing w:before="20" w:after="20"/>
+              <w:jc w:val="left"/>
+            </w:pPr>
+            <w:r/>
+            <w:r>
+              <w:rPr>
+                <w:rFonts w:ascii="宋体" w:hAnsi="宋体" w:eastAsia="宋体"/>
+                <w:b w:val="0"/>
+                <w:sz w:val="20"/>
+              </w:rPr>
+              <w:t>641</w:t>
+            </w:r>
+          </w:p>
+        </w:tc>
+        <w:tc>
+          <w:tcPr>
+            <w:tcW w:type="dxa" w:w="794"/>
+            <w:shd w:val="clear" w:fill="F2F4F7"/>
+          </w:tcPr>
+          <w:p>
+            <w:pPr>
+              <w:spacing w:before="20" w:after="20"/>
+              <w:jc w:val="right"/>
+            </w:pPr>
+            <w:r/>
+            <w:r>
+              <w:rPr>
+                <w:rFonts w:ascii="宋体" w:hAnsi="宋体" w:eastAsia="宋体"/>
+                <w:b w:val="0"/>
+                <w:sz w:val="20"/>
+              </w:rPr>
+              <w:t>4.7</w:t>
+            </w:r>
+          </w:p>
+        </w:tc>
+        <w:tc>
+          <w:tcPr>
+            <w:tcW w:type="dxa" w:w="1134"/>
+            <w:shd w:val="clear" w:fill="F2F4F7"/>
+          </w:tcPr>
+          <w:p>
+            <w:pPr>
+              <w:spacing w:before="20" w:after="20"/>
+              <w:jc w:val="right"/>
+            </w:pPr>
+            <w:r/>
+            <w:r>
+              <w:rPr>
+                <w:rFonts w:ascii="宋体" w:hAnsi="宋体" w:eastAsia="宋体"/>
+                <w:b w:val="0"/>
+                <w:sz w:val="20"/>
+              </w:rPr>
+              <w:t>786</w:t>
+            </w:r>
+          </w:p>
+        </w:tc>
+        <w:tc>
+          <w:tcPr>
+            <w:tcW w:type="dxa" w:w="1134"/>
+            <w:shd w:val="clear" w:fill="F2F4F7"/>
+          </w:tcPr>
+          <w:p>
+            <w:pPr>
+              <w:spacing w:before="20" w:after="20"/>
+              <w:jc w:val="right"/>
+            </w:pPr>
+            <w:r/>
+            <w:r>
+              <w:rPr>
+                <w:rFonts w:ascii="宋体" w:hAnsi="宋体" w:eastAsia="宋体"/>
+                <w:b w:val="0"/>
+                <w:sz w:val="20"/>
+              </w:rPr>
+              <w:t>↓18.4%</w:t>
+            </w:r>
+          </w:p>
+        </w:tc>
+        <w:tc>
+          <w:tcPr>
+            <w:tcW w:type="dxa" w:w="907"/>
+            <w:shd w:val="clear" w:fill="F2F4F7"/>
+          </w:tcPr>
+          <w:p>
+            <w:pPr>
+              <w:spacing w:before="20" w:after="20"/>
+              <w:jc w:val="center"/>
+            </w:pPr>
+            <w:r/>
+            <w:r>
+              <w:rPr>
+                <w:rFonts w:ascii="宋体" w:hAnsi="宋体" w:eastAsia="宋体"/>
+                <w:b w:val="0"/>
+                <w:sz w:val="20"/>
+              </w:rPr>
+              <w:t>-145</w:t>
+            </w:r>
+          </w:p>
+        </w:tc>
+      </w:tr>
+      <w:tr>
+        <w:tc>
+          <w:tcPr>
+            <w:tcW w:type="dxa" w:w="1701"/>
+            <w:shd w:val="clear" w:fill="FEE2E2"/>
+          </w:tcPr>
+          <w:p>
+            <w:pPr>
+              <w:spacing w:before="20" w:after="20"/>
+              <w:jc w:val="center"/>
+            </w:pPr>
+            <w:r/>
+            <w:r>
+              <w:rPr>
+                <w:rFonts w:ascii="宋体" w:hAnsi="宋体" w:eastAsia="宋体"/>
+                <w:b w:val="0"/>
+                <w:sz w:val="20"/>
+              </w:rPr>
+              <w:t>物业服务态度</w:t>
+            </w:r>
+          </w:p>
+        </w:tc>
+        <w:tc>
+          <w:tcPr>
+            <w:tcW w:type="dxa" w:w="1134"/>
+            <w:shd w:val="clear" w:fill="FEE2E2"/>
+          </w:tcPr>
+          <w:p>
+            <w:pPr>
+              <w:spacing w:before="20" w:after="20"/>
+              <w:jc w:val="left"/>
+            </w:pPr>
+            <w:r/>
+            <w:r>
+              <w:rPr>
+                <w:rFonts w:ascii="宋体" w:hAnsi="宋体" w:eastAsia="宋体"/>
+                <w:b w:val="0"/>
+                <w:sz w:val="20"/>
+              </w:rPr>
+              <w:t>490</w:t>
+            </w:r>
+          </w:p>
+        </w:tc>
+        <w:tc>
+          <w:tcPr>
+            <w:tcW w:type="dxa" w:w="794"/>
+            <w:shd w:val="clear" w:fill="FEE2E2"/>
+          </w:tcPr>
+          <w:p>
+            <w:pPr>
+              <w:spacing w:before="20" w:after="20"/>
+              <w:jc w:val="right"/>
+            </w:pPr>
+            <w:r/>
+            <w:r>
+              <w:rPr>
+                <w:rFonts w:ascii="宋体" w:hAnsi="宋体" w:eastAsia="宋体"/>
+                <w:b w:val="0"/>
+                <w:sz w:val="20"/>
+              </w:rPr>
+              <w:t>3.6</w:t>
+            </w:r>
+          </w:p>
+        </w:tc>
+        <w:tc>
+          <w:tcPr>
+            <w:tcW w:type="dxa" w:w="1134"/>
+            <w:shd w:val="clear" w:fill="FEE2E2"/>
+          </w:tcPr>
+          <w:p>
+            <w:pPr>
+              <w:spacing w:before="20" w:after="20"/>
+              <w:jc w:val="right"/>
+            </w:pPr>
+            <w:r/>
+            <w:r>
+              <w:rPr>
+                <w:rFonts w:ascii="宋体" w:hAnsi="宋体" w:eastAsia="宋体"/>
+                <w:b w:val="0"/>
+                <w:sz w:val="20"/>
+              </w:rPr>
+              <w:t>401</w:t>
+            </w:r>
+          </w:p>
+        </w:tc>
+        <w:tc>
+          <w:tcPr>
+            <w:tcW w:type="dxa" w:w="1134"/>
+            <w:shd w:val="clear" w:fill="FEE2E2"/>
+          </w:tcPr>
+          <w:p>
+            <w:pPr>
+              <w:spacing w:before="20" w:after="20"/>
+              <w:jc w:val="right"/>
+            </w:pPr>
+            <w:r/>
+            <w:r>
+              <w:rPr>
+                <w:rFonts w:ascii="宋体" w:hAnsi="宋体" w:eastAsia="宋体"/>
+                <w:b w:val="0"/>
+                <w:sz w:val="20"/>
+              </w:rPr>
+              <w:t>↑22.2%</w:t>
+            </w:r>
+          </w:p>
+        </w:tc>
+        <w:tc>
+          <w:tcPr>
+            <w:tcW w:type="dxa" w:w="907"/>
+            <w:shd w:val="clear" w:fill="FEE2E2"/>
+          </w:tcPr>
+          <w:p>
+            <w:pPr>
+              <w:spacing w:before="20" w:after="20"/>
+              <w:jc w:val="center"/>
+            </w:pPr>
+            <w:r/>
+            <w:r>
+              <w:rPr>
+                <w:rFonts w:ascii="宋体" w:hAnsi="宋体" w:eastAsia="宋体"/>
+                <w:b w:val="0"/>
+                <w:sz w:val="20"/>
+              </w:rPr>
+              <w:t>+89</w:t>
+            </w:r>
+          </w:p>
+        </w:tc>
+      </w:tr>
+      <w:tr>
+        <w:tc>
+          <w:tcPr>
+            <w:tcW w:type="dxa" w:w="1701"/>
+            <w:shd w:val="clear" w:fill="F2F4F7"/>
+          </w:tcPr>
+          <w:p>
+            <w:pPr>
+              <w:spacing w:before="20" w:after="20"/>
+              <w:jc w:val="center"/>
+            </w:pPr>
+            <w:r/>
+            <w:r>
+              <w:rPr>
+                <w:rFonts w:ascii="宋体" w:hAnsi="宋体" w:eastAsia="宋体"/>
+                <w:b w:val="0"/>
+                <w:sz w:val="20"/>
+              </w:rPr>
+              <w:t>其他</w:t>
+            </w:r>
+          </w:p>
+        </w:tc>
+        <w:tc>
+          <w:tcPr>
+            <w:tcW w:type="dxa" w:w="1134"/>
+            <w:shd w:val="clear" w:fill="F2F4F7"/>
+          </w:tcPr>
+          <w:p>
+            <w:pPr>
+              <w:spacing w:before="20" w:after="20"/>
+              <w:jc w:val="left"/>
+            </w:pPr>
+            <w:r/>
+            <w:r>
+              <w:rPr>
+                <w:rFonts w:ascii="宋体" w:hAnsi="宋体" w:eastAsia="宋体"/>
+                <w:b w:val="0"/>
+                <w:sz w:val="20"/>
+              </w:rPr>
+              <w:t>432</w:t>
+            </w:r>
+          </w:p>
+        </w:tc>
+        <w:tc>
+          <w:tcPr>
+            <w:tcW w:type="dxa" w:w="794"/>
+            <w:shd w:val="clear" w:fill="F2F4F7"/>
+          </w:tcPr>
+          <w:p>
+            <w:pPr>
+              <w:spacing w:before="20" w:after="20"/>
+              <w:jc w:val="right"/>
+            </w:pPr>
+            <w:r/>
+            <w:r>
+              <w:rPr>
+                <w:rFonts w:ascii="宋体" w:hAnsi="宋体" w:eastAsia="宋体"/>
+                <w:b w:val="0"/>
+                <w:sz w:val="20"/>
+              </w:rPr>
+              <w:t>3.2</w:t>
+            </w:r>
+          </w:p>
+        </w:tc>
+        <w:tc>
+          <w:tcPr>
+            <w:tcW w:type="dxa" w:w="1134"/>
+            <w:shd w:val="clear" w:fill="F2F4F7"/>
+          </w:tcPr>
+          <w:p>
+            <w:pPr>
+              <w:spacing w:before="20" w:after="20"/>
+              <w:jc w:val="right"/>
+            </w:pPr>
+            <w:r/>
+            <w:r>
+              <w:rPr>
+                <w:rFonts w:ascii="宋体" w:hAnsi="宋体" w:eastAsia="宋体"/>
+                <w:b w:val="0"/>
+                <w:sz w:val="20"/>
+              </w:rPr>
+              <w:t>562</w:t>
+            </w:r>
+          </w:p>
+        </w:tc>
+        <w:tc>
+          <w:tcPr>
+            <w:tcW w:type="dxa" w:w="1134"/>
+            <w:shd w:val="clear" w:fill="F2F4F7"/>
+          </w:tcPr>
+          <w:p>
+            <w:pPr>
+              <w:spacing w:before="20" w:after="20"/>
+              <w:jc w:val="right"/>
+            </w:pPr>
+            <w:r/>
+            <w:r>
+              <w:rPr>
+                <w:rFonts w:ascii="宋体" w:hAnsi="宋体" w:eastAsia="宋体"/>
+                <w:b w:val="0"/>
+                <w:sz w:val="20"/>
+              </w:rPr>
+              <w:t>↓23.1%</w:t>
+            </w:r>
+          </w:p>
+        </w:tc>
+        <w:tc>
+          <w:tcPr>
+            <w:tcW w:type="dxa" w:w="907"/>
+            <w:shd w:val="clear" w:fill="F2F4F7"/>
+          </w:tcPr>
+          <w:p>
+            <w:pPr>
+              <w:spacing w:before="20" w:after="20"/>
+              <w:jc w:val="center"/>
+            </w:pPr>
+            <w:r/>
+            <w:r>
+              <w:rPr>
+                <w:rFonts w:ascii="宋体" w:hAnsi="宋体" w:eastAsia="宋体"/>
+                <w:b w:val="0"/>
+                <w:sz w:val="20"/>
+              </w:rPr>
+              <w:t>-130</w:t>
+            </w:r>
+          </w:p>
+        </w:tc>
+      </w:tr>
+      <w:tr>
+        <w:tc>
+          <w:tcPr>
+            <w:tcW w:type="dxa" w:w="1701"/>
+          </w:tcPr>
+          <w:p>
+            <w:pPr>
+              <w:spacing w:before="20" w:after="20"/>
+              <w:jc w:val="center"/>
+            </w:pPr>
+            <w:r/>
+            <w:r>
+              <w:rPr>
+                <w:rFonts w:ascii="宋体" w:hAnsi="宋体" w:eastAsia="宋体"/>
+                <w:b w:val="0"/>
+                <w:sz w:val="20"/>
+              </w:rPr>
+              <w:t>物业收费</w:t>
+            </w:r>
+          </w:p>
+        </w:tc>
+        <w:tc>
+          <w:tcPr>
+            <w:tcW w:type="dxa" w:w="1134"/>
+          </w:tcPr>
+          <w:p>
+            <w:pPr>
+              <w:spacing w:before="20" w:after="20"/>
+              <w:jc w:val="left"/>
+            </w:pPr>
+            <w:r/>
+            <w:r>
+              <w:rPr>
+                <w:rFonts w:ascii="宋体" w:hAnsi="宋体" w:eastAsia="宋体"/>
+                <w:b w:val="0"/>
+                <w:sz w:val="20"/>
+              </w:rPr>
+              <w:t>284</w:t>
+            </w:r>
+          </w:p>
+        </w:tc>
+        <w:tc>
+          <w:tcPr>
+            <w:tcW w:type="dxa" w:w="794"/>
+          </w:tcPr>
+          <w:p>
+            <w:pPr>
+              <w:spacing w:before="20" w:after="20"/>
+              <w:jc w:val="right"/>
+            </w:pPr>
+            <w:r/>
+            <w:r>
+              <w:rPr>
+                <w:rFonts w:ascii="宋体" w:hAnsi="宋体" w:eastAsia="宋体"/>
+                <w:b w:val="0"/>
+                <w:sz w:val="20"/>
+              </w:rPr>
+              <w:t>2.1</w:t>
+            </w:r>
+          </w:p>
+        </w:tc>
+        <w:tc>
+          <w:tcPr>
+            <w:tcW w:type="dxa" w:w="1134"/>
+          </w:tcPr>
+          <w:p>
+            <w:pPr>
+              <w:spacing w:before="20" w:after="20"/>
+              <w:jc w:val="right"/>
+            </w:pPr>
+            <w:r/>
+            <w:r>
+              <w:rPr>
+                <w:rFonts w:ascii="宋体" w:hAnsi="宋体" w:eastAsia="宋体"/>
+                <w:b w:val="0"/>
+                <w:sz w:val="20"/>
+              </w:rPr>
+              <w:t>325</w:t>
+            </w:r>
+          </w:p>
+        </w:tc>
+        <w:tc>
+          <w:tcPr>
+            <w:tcW w:type="dxa" w:w="1134"/>
+          </w:tcPr>
+          <w:p>
+            <w:pPr>
+              <w:spacing w:before="20" w:after="20"/>
+              <w:jc w:val="right"/>
+            </w:pPr>
+            <w:r/>
+            <w:r>
+              <w:rPr>
+                <w:rFonts w:ascii="宋体" w:hAnsi="宋体" w:eastAsia="宋体"/>
+                <w:b w:val="0"/>
+                <w:sz w:val="20"/>
+              </w:rPr>
+              <w:t>↓12.6%</w:t>
+            </w:r>
+          </w:p>
+        </w:tc>
+        <w:tc>
+          <w:tcPr>
+            <w:tcW w:type="dxa" w:w="907"/>
+          </w:tcPr>
+          <w:p>
+            <w:pPr>
+              <w:spacing w:before="20" w:after="20"/>
+              <w:jc w:val="center"/>
+            </w:pPr>
+            <w:r/>
+            <w:r>
+              <w:rPr>
+                <w:rFonts w:ascii="宋体" w:hAnsi="宋体" w:eastAsia="宋体"/>
+                <w:b w:val="0"/>
+                <w:sz w:val="20"/>
+              </w:rPr>
+              <w:t>-41</w:t>
+            </w:r>
+          </w:p>
+        </w:tc>
+      </w:tr>
+    </w:tbl>
+    <w:p>
+      <w:pPr>
+        <w:spacing w:after="80" w:line="336" w:lineRule="auto"/>
+        <w:ind w:firstLine="480"/>
+      </w:pPr>
+      <w:r>
+        <w:t>主要观察：</w:t>
+      </w:r>
+    </w:p>
+    <w:p>
+      <w:pPr>
+        <w:spacing w:after="80" w:line="336" w:lineRule="auto"/>
+        <w:ind w:firstLine="480"/>
+      </w:pPr>
+      <w:r>
+        <w:t>① 诉求集中度高：房屋维修（17.3%）、邻里纠纷（14.0%）、停车管理（13.2%）三类合计占44.5%，是工单的主体来源；加上业主大会/业委会（8.9%）、房屋违规使用（8.6%），前五类合计占61.8%。</w:t>
+      </w:r>
+    </w:p>
+    <w:p>
+      <w:pPr>
+        <w:spacing w:after="80" w:line="336" w:lineRule="auto"/>
+        <w:ind w:firstLine="480"/>
+      </w:pPr>
+      <w:r>
+        <w:t>② 同比上升类目（重点警示）：物业服务态度（+22.2%，+89件）、邻里纠纷（+5.2%，+94件）两类同比不降反升，是1-8月仅有的上升类目，须重点关注。</w:t>
+      </w:r>
+    </w:p>
+    <w:p>
+      <w:pPr>
+        <w:spacing w:after="80" w:line="336" w:lineRule="auto"/>
+        <w:ind w:firstLine="480"/>
+      </w:pPr>
+      <w:r>
+        <w:t>③ 量大降幅小类目（刚性需求）：房屋维修（2,361件，-3.8%）、消防管理（1,005件，-3.1%）体量大但降幅小，属设施老化、汛期渗漏等刚性诉求，短期难大幅压降，须靠工程性措施根源治理。</w:t>
+      </w:r>
+    </w:p>
+    <w:p>
+      <w:pPr>
+        <w:spacing w:after="80" w:line="336" w:lineRule="auto"/>
+        <w:ind w:firstLine="480"/>
+      </w:pPr>
+      <w:r>
+        <w:t>④ 降幅领先类目（治理成效）：停车管理（-28.8%，减量728件）、房屋违规使用（-26.7%，-429件）、其他（-23.1%）、业主大会/业委会（-19.4%）降幅居前，专项整治成效突出，停车管理减量占全区减量（2,062件）的35.3%，是1-8月降幅的最大贡献者。</w:t>
+      </w:r>
+    </w:p>
+    <w:p>
+      <w:pPr>
+        <w:pStyle w:val="Heading3"/>
+      </w:pPr>
+      <w:r>
+        <w:t>2. 分类型治理策略</w:t>
+      </w:r>
+    </w:p>
+    <w:p>
+      <w:pPr>
+        <w:spacing w:after="80" w:line="336" w:lineRule="auto"/>
+        <w:ind w:firstLine="480"/>
+      </w:pPr>
+      <w:r>
+        <w:t>（1）房屋维修（2,361件，占比17.3%，同比-3.8%）——量大降幅小，工程性根源治理</w:t>
+      </w:r>
+    </w:p>
+    <w:p>
+      <w:pPr>
+        <w:spacing w:after="80" w:line="336" w:lineRule="auto"/>
+        <w:ind w:firstLine="480"/>
+      </w:pPr>
+      <w:r>
+        <w:t>问题特征：以汛期渗漏、外墙脱落、管道老化、电梯故障为主，集中在老旧小区与直管公房，属设施老化刚性诉求，1-8月降幅仅-3.8%，远低于全区-13.1%。</w:t>
+      </w:r>
+    </w:p>
+    <w:p>
+      <w:pPr>
+        <w:spacing w:after="80" w:line="336" w:lineRule="auto"/>
+        <w:ind w:firstLine="480"/>
+      </w:pPr>
+      <w:r>
+        <w:t>治理策略：① 工程性根治：结合老旧小区改造、加装电梯、直管公房修缮计划，9-10月完成重点小区渗漏维修集中处置，对高坠隐患外墙纳入2026年修缮计划；② 响应提速：建立房屋维修工单24小时响应机制，维修工单闭环时长压缩至48小时内，减少因响应慢引发的重复投诉；③ 主动排查：对底部抬升84个小区、区属国资四家管理小区开展汛后外墙、屋面、管道专项排查，10月底前形成隐患清单并处置；④ 目标：9-12月房屋维修工单同比下降10%以上（从2025年9-12月约1,350件压至1,200件以内）。</w:t>
+      </w:r>
+    </w:p>
+    <w:p>
+      <w:pPr>
+        <w:spacing w:after="80" w:line="336" w:lineRule="auto"/>
+        <w:ind w:firstLine="480"/>
+      </w:pPr>
+      <w:r>
+        <w:t>（2）邻里纠纷（1,904件，占比14.0%，同比+5.2%）——同比上升，源头化解</w:t>
+      </w:r>
+    </w:p>
+    <w:p>
+      <w:pPr>
+        <w:spacing w:after="80" w:line="336" w:lineRule="auto"/>
+        <w:ind w:firstLine="480"/>
+      </w:pPr>
+      <w:r>
+        <w:t>问题特征：以噪音、漏水引发的邻里矛盾、楼道堆物、宠物纠纷为主，1-8月同比+5.2%是上升类目，反映社区调解力量不足、矛盾前置化解机制缺失。</w:t>
+      </w:r>
+    </w:p>
+    <w:p>
+      <w:pPr>
+        <w:spacing w:after="80" w:line="336" w:lineRule="auto"/>
+        <w:ind w:firstLine="480"/>
+      </w:pPr>
+      <w:r>
+        <w:t>治理策略：① 调解前置：做实居委、业委、物业"三方联动"调解机制，邻里纠纷工单30分钟内到场、24小时内首次调解；② 网格化排查：依托网格员开展楼道堆物、噪音隐患周排查，9月起对高发小区（田林、漕河泾等）集中清理；③ 重复纠纷挂牌：对同一对邻里3次以上重复投诉，由街道政法委员牵头会诊，防止矛盾激化；④ 目标：9-12月邻里纠纷工单同比下降8%以上（从2025年9-12月约620件压至570件以内），扭转上升态势。</w:t>
+      </w:r>
+    </w:p>
+    <w:p>
+      <w:pPr>
+        <w:spacing w:after="80" w:line="336" w:lineRule="auto"/>
+        <w:ind w:firstLine="480"/>
+      </w:pPr>
+      <w:r>
+        <w:t>（3）停车管理（1,800件，占比13.2%，同比-28.8%）——降幅领先，巩固深化</w:t>
+      </w:r>
+    </w:p>
+    <w:p>
+      <w:pPr>
+        <w:spacing w:after="80" w:line="336" w:lineRule="auto"/>
+        <w:ind w:firstLine="480"/>
+      </w:pPr>
+      <w:r>
+        <w:t>问题特征：以车位分配矛盾、外来车辆占用、充电桩不足为主，1-8月-28.8%降幅领先，减量728件占全区减量35.3%，是治理成效最突出的类目。</w:t>
+      </w:r>
+    </w:p>
+    <w:p>
+      <w:pPr>
+        <w:spacing w:after="80" w:line="336" w:lineRule="auto"/>
+        <w:ind w:firstLine="480"/>
+      </w:pPr>
+      <w:r>
+        <w:t>治理策略：① 巩固成效：推广错峰共享停车、车位分配规则优化经验，对田林、湖南路、天平路等停车矛盾突出街镇深化推进；② 充电桩扩容：结合电动车充电安全整治，9-12月完成100个小区充电桩增设计划，缓解充电难引发的投诉；③ 长效机制：建立车位分配公示制度，防止因分配不公引发重复投诉；④ 目标：9-12月停车管理工单同比再降15%以上（从2025年9-12月约700件压至600件以内）。</w:t>
+      </w:r>
+    </w:p>
+    <w:p>
+      <w:pPr>
+        <w:spacing w:after="80" w:line="336" w:lineRule="auto"/>
+        <w:ind w:firstLine="480"/>
+      </w:pPr>
+      <w:r>
+        <w:t>（4）业主大会/业委会（1,218件，占比8.9%，同比-19.4%）——降幅良好，规范运作</w:t>
+      </w:r>
+    </w:p>
+    <w:p>
+      <w:pPr>
+        <w:spacing w:after="80" w:line="336" w:lineRule="auto"/>
+        <w:ind w:firstLine="480"/>
+      </w:pPr>
+      <w:r>
+        <w:t>问题特征：以业委会成立难、运作不规范、换届矛盾为主，1-8月-19.4%降幅良好，但绝对量仍居第四。</w:t>
+      </w:r>
+    </w:p>
+    <w:p>
+      <w:pPr>
+        <w:spacing w:after="80" w:line="336" w:lineRule="auto"/>
+        <w:ind w:firstLine="480"/>
+      </w:pPr>
+      <w:r>
+        <w:t>治理策略：① 业委会规范化：对底部抬升名单内业委会应建未建小区，10月底前完成组建督导；对运作不规范业委会开展任期审计；② 换届指导：2026年换届小区由街道社工办全程指导，防止换届引发群体投诉；③ 矛盾化解：对业委会与物业、业主对立严重小区，由街道牵头组建"三方议事会"定期协商；④ 目标：9-12月业委会类工单同比下降15%以上。</w:t>
+      </w:r>
+    </w:p>
+    <w:p>
+      <w:pPr>
+        <w:spacing w:after="80" w:line="336" w:lineRule="auto"/>
+        <w:ind w:firstLine="480"/>
+      </w:pPr>
+      <w:r>
+        <w:t>（5）房屋违规使用（1,177件，占比8.6%，同比-26.7%）——降幅良好，持续整治</w:t>
+      </w:r>
+    </w:p>
+    <w:p>
+      <w:pPr>
+        <w:spacing w:after="80" w:line="336" w:lineRule="auto"/>
+        <w:ind w:firstLine="480"/>
+      </w:pPr>
+      <w:r>
+        <w:t>问题特征：以群租、居改非、违规装修为主，1-8月-26.7%降幅良好，与群租管理（-15.5%）协同下降。</w:t>
+      </w:r>
+    </w:p>
+    <w:p>
+      <w:pPr>
+        <w:spacing w:after="80" w:line="336" w:lineRule="auto"/>
+        <w:ind w:firstLine="480"/>
+      </w:pPr>
+      <w:r>
+        <w:t>治理策略：① 群租常态化整治：联合城管、公安开展月度群租清查，对高发小区（田林、漕河泾）挂牌督办；② 居改非处置：对商铺改住宅、住宅改商用开展专项排查，9-10月完成存量处置；③ 装修管理：推行装修备案+押金制度，减少违规装修引发的邻里投诉；④ 目标：9-12月房屋违规使用工单同比再降20%以上。</w:t>
+      </w:r>
+    </w:p>
+    <w:p>
+      <w:pPr>
+        <w:spacing w:after="80" w:line="336" w:lineRule="auto"/>
+        <w:ind w:firstLine="480"/>
+      </w:pPr>
+      <w:r>
+        <w:t>（6）消防管理（1,005件，占比7.4%，同比-3.1%）——量大降幅小，隐患清零</w:t>
+      </w:r>
+    </w:p>
+    <w:p>
+      <w:pPr>
+        <w:spacing w:after="80" w:line="336" w:lineRule="auto"/>
+        <w:ind w:firstLine="480"/>
+      </w:pPr>
+      <w:r>
+        <w:t>问题特征：以消防通道堵塞、消防设施损坏、电动车违规充电为主，1-8月-3.1%降幅小，属安全底线类诉求。</w:t>
+      </w:r>
+    </w:p>
+    <w:p>
+      <w:pPr>
+        <w:spacing w:after="80" w:line="336" w:lineRule="auto"/>
+        <w:ind w:firstLine="480"/>
+      </w:pPr>
+      <w:r>
+        <w:t>治理策略：① 消防通道整治：联合消防、城管开展月度通道清障，对屡犯小区处罚+公示；② 设施修复：对老旧小区消防设施损坏工单48小时内修复，纳入物业考核；③ 充电安全：推进集中充电桩建设，9-12月完成100个小区充电桩增设，杜绝飞线充电；④ 目标：9-12月消防管理工单同比下降10%以上。</w:t>
+      </w:r>
+    </w:p>
+    <w:p>
+      <w:pPr>
+        <w:spacing w:after="80" w:line="336" w:lineRule="auto"/>
+        <w:ind w:firstLine="480"/>
+      </w:pPr>
+      <w:r>
+        <w:t>（7）物业服务态度（490件，占比3.6%，同比+22.2%）——升幅最大，专项整改</w:t>
+      </w:r>
+    </w:p>
+    <w:p>
+      <w:pPr>
+        <w:spacing w:after="80" w:line="336" w:lineRule="auto"/>
+        <w:ind w:firstLine="480"/>
+      </w:pPr>
+      <w:r>
+        <w:t>问题特征：以物业人员态度恶劣、响应推诿、服务不到位为主，1-8月+22.2%是升幅最大类目，绝对量虽小但趋势恶化，反映部分物业企业履约意识下降。</w:t>
+      </w:r>
+    </w:p>
+    <w:p>
+      <w:pPr>
+        <w:spacing w:after="80" w:line="336" w:lineRule="auto"/>
+        <w:ind w:firstLine="480"/>
+      </w:pPr>
+      <w:r>
+        <w:t>治理策略：① 专项约谈：对服务态度投诉集中的物业企业（重点排查区属国资衡复、汇成，社会物业中鹊等），由区房管局约谈企业负责人，限期整改；② 服务标准公示：推动物业企业公示服务标准、响应时效、投诉渠道，接受业主监督；③ 培训考核：9-12月组织物业从业人员服务规范培训，纳入企业资质考核；④ 目标：9-12月服务态度工单同比下降20%以上（从2025年9-12月约160件压至130件以内），坚决扭转上升态势。</w:t>
+      </w:r>
+    </w:p>
+    <w:p>
+      <w:pPr>
+        <w:spacing w:after="80" w:line="336" w:lineRule="auto"/>
+        <w:ind w:firstLine="480"/>
+      </w:pPr>
+      <w:r>
+        <w:t>（8）其他类目（群租、物业安保、清洁卫生、旧住房改造、物业收费等）——巩固成效，稳步压降</w:t>
+      </w:r>
+    </w:p>
+    <w:p>
+      <w:pPr>
+        <w:spacing w:after="80" w:line="336" w:lineRule="auto"/>
+        <w:ind w:firstLine="480"/>
+      </w:pPr>
+      <w:r>
+        <w:t>问题特征：上述类目1-8月同比均下降，群租管理-15.5%、物业安保-14.4%、清洁卫生-9.1%、旧住房改造-18.4%、物业收费-12.6%，治理成效稳步显现。</w:t>
+      </w:r>
+    </w:p>
+    <w:p>
+      <w:pPr>
+        <w:spacing w:after="80" w:line="336" w:lineRule="auto"/>
+        <w:ind w:firstLine="480"/>
+      </w:pPr>
+      <w:r>
+        <w:t>治理策略：① 群租管理：保持月度清查节奏，对反弹小区复发即查；② 物业安保：推动安保人员持证上岗、巡更打卡制度，减少履职不到位投诉；③ 清洁卫生：建立保洁频次公示+业主评价机制；④ 旧住房改造：加快改造进度，减少施工期间投诉；⑤ 物业收费：规范收费公示，对乱收费即查即处；⑥ 目标：上述类目9-12月工单同比均下降10%以上。</w:t>
+      </w:r>
+    </w:p>
+    <w:p>
+      <w:pPr>
+        <w:pStyle w:val="Heading3"/>
+      </w:pPr>
+      <w:r>
+        <w:t>3. 重点问题治理优先级</w:t>
+      </w:r>
+    </w:p>
+    <w:p>
+      <w:pPr>
+        <w:spacing w:after="80" w:line="336" w:lineRule="auto"/>
+        <w:ind w:firstLine="480"/>
+      </w:pPr>
+      <w:r>
+        <w:t>综合工单量、占比、同比走势与治理难度，将重点问题分为三个优先级：</w:t>
+      </w:r>
+    </w:p>
+    <w:p>
+      <w:pPr>
+        <w:spacing w:after="80" w:line="336" w:lineRule="auto"/>
+        <w:ind w:firstLine="480"/>
+      </w:pPr>
+      <w:r>
+        <w:t>一级优先（立即行动）：物业服务态度（+22.2%升幅最大）、邻里纠纷（+5.2%上升）、房屋维修（量大降幅小）——三类是9-12月压降的关键，须立即启动专项治理。</w:t>
+      </w:r>
+    </w:p>
+    <w:p>
+      <w:pPr>
+        <w:spacing w:after="80" w:line="336" w:lineRule="auto"/>
+        <w:ind w:firstLine="480"/>
+      </w:pPr>
+      <w:r>
+        <w:t>二级优先（深化巩固）：停车管理（-28.8%降幅领先须巩固）、业主大会/业委会（绝对量大）、房屋违规使用（-26.7%须持续）——三类已见成效但绝对量仍高，须深化治理防止反弹。</w:t>
+      </w:r>
+    </w:p>
+    <w:p>
+      <w:pPr>
+        <w:spacing w:after="80" w:line="336" w:lineRule="auto"/>
+        <w:ind w:firstLine="480"/>
+      </w:pPr>
+      <w:r>
+        <w:t>三级优先（稳步推进）：消防管理、群租管理、物业安保、清洁卫生、旧住房改造、物业收费等——同比均下降，保持治理节奏即可。</w:t>
+      </w:r>
+    </w:p>
+    <w:p>
+      <w:pPr>
+        <w:spacing w:after="80" w:line="336" w:lineRule="auto"/>
+        <w:ind w:firstLine="480"/>
+      </w:pPr>
+      <w:r>
+        <w:t>总体目标：通过分类治理，9-12月十四类工单合计同比下降15%以上（从2025年9-12月7,820件压至6,640件以内），支撑全年-15%至-18%的降幅目标，向-20%争先进目标靠拢。</w:t>
+      </w:r>
+    </w:p>
+    <w:p>
+      <w:pPr>
+        <w:pStyle w:val="Heading3"/>
+      </w:pPr>
+      <w:r>
+        <w:t>4. 秋冬季专项治理策略（防冻保暖等）</w:t>
+      </w:r>
+    </w:p>
+    <w:p>
+      <w:pPr>
+        <w:spacing w:after="80" w:line="336" w:lineRule="auto"/>
+        <w:ind w:firstLine="480"/>
+      </w:pPr>
+      <w:r>
+        <w:t>1-8月夏季高峰已过，10-12月进入秋冬季，工单结构将发生季节性转换。基于2025年9-12月数据识别秋冬季工单特征，部署针对性策略。参考2025年9-12月数据：秋冬季工单呈现"维修类刚性、消防类回升、纠纷类叠加"的特征，须针对性部署防冻保暖等季节性治理措施。</w:t>
+      </w:r>
+    </w:p>
+    <w:p>
+      <w:pPr>
+        <w:spacing w:after="80" w:line="336" w:lineRule="auto"/>
+        <w:ind w:firstLine="480"/>
+      </w:pPr>
+      <w:r>
+        <w:t>参考2025年9-12月数据：房屋维修995件（占比12.8%，其中漏水578件、水管257件、渗水95件），是秋冬季第一大刚性诉求；消防管理646件（占比8.3%，12月单月升至191件/10.5%，为全年次高），与秋冬用电增加、电动车室内充电、消防通道堵塞相关；邻里纠纷856件（占比11.0%，12月升至217件/12.0%），与秋冬楼道堆物、取暖噪音矛盾叠加有关；停车管理1,245件（占比16.0%），秋冬季持续高位。</w:t>
+      </w:r>
+    </w:p>
+    <w:p>
+      <w:pPr>
+        <w:jc w:val="center"/>
+      </w:pPr>
+      <w:r>
+        <w:rPr>
+          <w:i/>
+          <w:color w:val="666666"/>
+          <w:sz w:val="21"/>
+        </w:rPr>
+        <w:t>表10-1  2025年9-12月秋冬季重点工单特征与2026年治理策略</w:t>
+      </w:r>
+    </w:p>
+    <w:tbl>
+      <w:tblPr>
+        <w:tblStyle w:val="TableGrid"/>
+        <w:tblW w:type="auto" w:w="0"/>
+        <w:jc w:val="center"/>
+        <w:tblLook w:firstColumn="1" w:firstRow="1" w:lastColumn="0" w:lastRow="0" w:noHBand="0" w:noVBand="1" w:val="04A0"/>
+      </w:tblPr>
+      <w:tblGrid>
+        <w:gridCol w:w="1441"/>
+        <w:gridCol w:w="1441"/>
+        <w:gridCol w:w="1441"/>
+        <w:gridCol w:w="1441"/>
+        <w:gridCol w:w="1441"/>
+        <w:gridCol w:w="1441"/>
+      </w:tblGrid>
+      <w:tr>
+        <w:tc>
+          <w:tcPr>
+            <w:tcW w:type="dxa" w:w="1587"/>
+            <w:shd w:val="clear" w:fill="4472C4"/>
+          </w:tcPr>
+          <w:p>
+            <w:pPr>
+              <w:spacing w:before="20" w:after="20"/>
+              <w:jc w:val="center"/>
+            </w:pPr>
+            <w:r/>
+            <w:r>
+              <w:rPr>
+                <w:rFonts w:ascii="宋体" w:hAnsi="宋体" w:eastAsia="宋体"/>
+                <w:b/>
+                <w:color w:val="FFFFFF"/>
+                <w:sz w:val="20"/>
+              </w:rPr>
+              <w:t>重点领域</w:t>
+            </w:r>
+          </w:p>
+        </w:tc>
+        <w:tc>
+          <w:tcPr>
+            <w:tcW w:type="dxa" w:w="1020"/>
+            <w:shd w:val="clear" w:fill="4472C4"/>
+          </w:tcPr>
+          <w:p>
+            <w:pPr>
+              <w:spacing w:before="20" w:after="20"/>
+              <w:jc w:val="center"/>
+            </w:pPr>
+            <w:r/>
+            <w:r>
+              <w:rPr>
+                <w:rFonts w:ascii="宋体" w:hAnsi="宋体" w:eastAsia="宋体"/>
+                <w:b/>
+                <w:color w:val="FFFFFF"/>
+                <w:sz w:val="20"/>
+              </w:rPr>
+              <w:t>2025Q4工单</w:t>
+            </w:r>
+          </w:p>
+        </w:tc>
+        <w:tc>
+          <w:tcPr>
+            <w:tcW w:type="dxa" w:w="680"/>
+            <w:shd w:val="clear" w:fill="4472C4"/>
+          </w:tcPr>
+          <w:p>
+            <w:pPr>
+              <w:spacing w:before="20" w:after="20"/>
+              <w:jc w:val="center"/>
+            </w:pPr>
+            <w:r/>
+            <w:r>
+              <w:rPr>
+                <w:rFonts w:ascii="宋体" w:hAnsi="宋体" w:eastAsia="宋体"/>
+                <w:b/>
+                <w:color w:val="FFFFFF"/>
+                <w:sz w:val="20"/>
+              </w:rPr>
+              <w:t>占比%</w:t>
+            </w:r>
+          </w:p>
+        </w:tc>
+        <w:tc>
+          <w:tcPr>
+            <w:tcW w:type="dxa" w:w="2154"/>
+            <w:shd w:val="clear" w:fill="4472C4"/>
+          </w:tcPr>
+          <w:p>
+            <w:pPr>
+              <w:spacing w:before="20" w:after="20"/>
+              <w:jc w:val="center"/>
+            </w:pPr>
+            <w:r/>
+            <w:r>
+              <w:rPr>
+                <w:rFonts w:ascii="宋体" w:hAnsi="宋体" w:eastAsia="宋体"/>
+                <w:b/>
+                <w:color w:val="FFFFFF"/>
+                <w:sz w:val="20"/>
+              </w:rPr>
+              <w:t>秋冬季典型诉求</w:t>
+            </w:r>
+          </w:p>
+        </w:tc>
+        <w:tc>
+          <w:tcPr>
+            <w:tcW w:type="dxa" w:w="2154"/>
+            <w:shd w:val="clear" w:fill="4472C4"/>
+          </w:tcPr>
+          <w:p>
+            <w:pPr>
+              <w:spacing w:before="20" w:after="20"/>
+              <w:jc w:val="center"/>
+            </w:pPr>
+            <w:r/>
+            <w:r>
+              <w:rPr>
+                <w:rFonts w:ascii="宋体" w:hAnsi="宋体" w:eastAsia="宋体"/>
+                <w:b/>
+                <w:color w:val="FFFFFF"/>
+                <w:sz w:val="20"/>
+              </w:rPr>
+              <w:t>治理策略</w:t>
+            </w:r>
+          </w:p>
+        </w:tc>
+        <w:tc>
+          <w:tcPr>
+            <w:tcW w:type="dxa" w:w="907"/>
+            <w:shd w:val="clear" w:fill="4472C4"/>
+          </w:tcPr>
+          <w:p>
+            <w:pPr>
+              <w:spacing w:before="20" w:after="20"/>
+              <w:jc w:val="center"/>
+            </w:pPr>
+            <w:r/>
+            <w:r>
+              <w:rPr>
+                <w:rFonts w:ascii="宋体" w:hAnsi="宋体" w:eastAsia="宋体"/>
+                <w:b/>
+                <w:color w:val="FFFFFF"/>
+                <w:sz w:val="20"/>
+              </w:rPr>
+              <w:t>目标</w:t>
+            </w:r>
+          </w:p>
+        </w:tc>
+      </w:tr>
+      <w:tr>
+        <w:tc>
+          <w:tcPr>
+            <w:tcW w:type="dxa" w:w="1587"/>
+          </w:tcPr>
+          <w:p>
+            <w:pPr>
+              <w:spacing w:before="20" w:after="20"/>
+              <w:jc w:val="center"/>
+            </w:pPr>
+            <w:r/>
+            <w:r>
+              <w:rPr>
+                <w:rFonts w:ascii="宋体" w:hAnsi="宋体" w:eastAsia="宋体"/>
+                <w:b w:val="0"/>
+                <w:sz w:val="20"/>
+              </w:rPr>
+              <w:t>房屋维修-防冻保暖</w:t>
+            </w:r>
+          </w:p>
+        </w:tc>
+        <w:tc>
+          <w:tcPr>
+            <w:tcW w:type="dxa" w:w="1020"/>
+          </w:tcPr>
+          <w:p>
+            <w:pPr>
+              <w:spacing w:before="20" w:after="20"/>
+              <w:jc w:val="left"/>
+            </w:pPr>
+            <w:r/>
+            <w:r>
+              <w:rPr>
+                <w:rFonts w:ascii="宋体" w:hAnsi="宋体" w:eastAsia="宋体"/>
+                <w:b w:val="0"/>
+                <w:sz w:val="20"/>
+              </w:rPr>
+              <w:t>995</w:t>
+            </w:r>
+          </w:p>
+        </w:tc>
+        <w:tc>
+          <w:tcPr>
+            <w:tcW w:type="dxa" w:w="680"/>
+          </w:tcPr>
+          <w:p>
+            <w:pPr>
+              <w:spacing w:before="20" w:after="20"/>
+              <w:jc w:val="right"/>
+            </w:pPr>
+            <w:r/>
+            <w:r>
+              <w:rPr>
+                <w:rFonts w:ascii="宋体" w:hAnsi="宋体" w:eastAsia="宋体"/>
+                <w:b w:val="0"/>
+                <w:sz w:val="20"/>
+              </w:rPr>
+              <w:t>12.8</w:t>
+            </w:r>
+          </w:p>
+        </w:tc>
+        <w:tc>
+          <w:tcPr>
+            <w:tcW w:type="dxa" w:w="2154"/>
+          </w:tcPr>
+          <w:p>
+            <w:pPr>
+              <w:spacing w:before="20" w:after="20"/>
+              <w:jc w:val="right"/>
+            </w:pPr>
+            <w:r/>
+            <w:r>
+              <w:rPr>
+                <w:rFonts w:ascii="宋体" w:hAnsi="宋体" w:eastAsia="宋体"/>
+                <w:b w:val="0"/>
+                <w:sz w:val="20"/>
+              </w:rPr>
+              <w:t>水管冻裂、漏水、渗水、外墙脱落、电梯故障</w:t>
+            </w:r>
+          </w:p>
+        </w:tc>
+        <w:tc>
+          <w:tcPr>
+            <w:tcW w:type="dxa" w:w="2154"/>
+          </w:tcPr>
+          <w:p>
+            <w:pPr>
+              <w:spacing w:before="20" w:after="20"/>
+              <w:jc w:val="right"/>
+            </w:pPr>
+            <w:r/>
+            <w:r>
+              <w:rPr>
+                <w:rFonts w:ascii="宋体" w:hAnsi="宋体" w:eastAsia="宋体"/>
+                <w:b w:val="0"/>
+                <w:sz w:val="20"/>
+              </w:rPr>
+              <w:t>防冻保暖专项+维修响应提速+隐患排查</w:t>
+            </w:r>
+          </w:p>
+        </w:tc>
+        <w:tc>
+          <w:tcPr>
+            <w:tcW w:type="dxa" w:w="907"/>
+          </w:tcPr>
+          <w:p>
+            <w:pPr>
+              <w:spacing w:before="20" w:after="20"/>
+              <w:jc w:val="center"/>
+            </w:pPr>
+            <w:r/>
+            <w:r>
+              <w:rPr>
+                <w:rFonts w:ascii="宋体" w:hAnsi="宋体" w:eastAsia="宋体"/>
+                <w:b w:val="0"/>
+                <w:sz w:val="20"/>
+              </w:rPr>
+              <w:t>同比降15%</w:t>
+            </w:r>
+          </w:p>
+        </w:tc>
+      </w:tr>
+      <w:tr>
+        <w:tc>
+          <w:tcPr>
+            <w:tcW w:type="dxa" w:w="1587"/>
+            <w:shd w:val="clear" w:fill="F2F4F7"/>
+          </w:tcPr>
+          <w:p>
+            <w:pPr>
+              <w:spacing w:before="20" w:after="20"/>
+              <w:jc w:val="center"/>
+            </w:pPr>
+            <w:r/>
+            <w:r>
+              <w:rPr>
+                <w:rFonts w:ascii="宋体" w:hAnsi="宋体" w:eastAsia="宋体"/>
+                <w:b w:val="0"/>
+                <w:sz w:val="20"/>
+              </w:rPr>
+              <w:t>消防管理-用电安全</w:t>
+            </w:r>
+          </w:p>
+        </w:tc>
+        <w:tc>
+          <w:tcPr>
+            <w:tcW w:type="dxa" w:w="1020"/>
+            <w:shd w:val="clear" w:fill="F2F4F7"/>
+          </w:tcPr>
+          <w:p>
+            <w:pPr>
+              <w:spacing w:before="20" w:after="20"/>
+              <w:jc w:val="left"/>
+            </w:pPr>
+            <w:r/>
+            <w:r>
+              <w:rPr>
+                <w:rFonts w:ascii="宋体" w:hAnsi="宋体" w:eastAsia="宋体"/>
+                <w:b w:val="0"/>
+                <w:sz w:val="20"/>
+              </w:rPr>
+              <w:t>646</w:t>
+            </w:r>
+          </w:p>
+        </w:tc>
+        <w:tc>
+          <w:tcPr>
+            <w:tcW w:type="dxa" w:w="680"/>
+            <w:shd w:val="clear" w:fill="F2F4F7"/>
+          </w:tcPr>
+          <w:p>
+            <w:pPr>
+              <w:spacing w:before="20" w:after="20"/>
+              <w:jc w:val="right"/>
+            </w:pPr>
+            <w:r/>
+            <w:r>
+              <w:rPr>
+                <w:rFonts w:ascii="宋体" w:hAnsi="宋体" w:eastAsia="宋体"/>
+                <w:b w:val="0"/>
+                <w:sz w:val="20"/>
+              </w:rPr>
+              <w:t>8.3</w:t>
+            </w:r>
+          </w:p>
+        </w:tc>
+        <w:tc>
+          <w:tcPr>
+            <w:tcW w:type="dxa" w:w="2154"/>
+            <w:shd w:val="clear" w:fill="F2F4F7"/>
+          </w:tcPr>
+          <w:p>
+            <w:pPr>
+              <w:spacing w:before="20" w:after="20"/>
+              <w:jc w:val="right"/>
+            </w:pPr>
+            <w:r/>
+            <w:r>
+              <w:rPr>
+                <w:rFonts w:ascii="宋体" w:hAnsi="宋体" w:eastAsia="宋体"/>
+                <w:b w:val="0"/>
+                <w:sz w:val="20"/>
+              </w:rPr>
+              <w:t>电动车室内充电、消防通道堵塞、用电超载、设施损坏</w:t>
+            </w:r>
+          </w:p>
+        </w:tc>
+        <w:tc>
+          <w:tcPr>
+            <w:tcW w:type="dxa" w:w="2154"/>
+            <w:shd w:val="clear" w:fill="F2F4F7"/>
+          </w:tcPr>
+          <w:p>
+            <w:pPr>
+              <w:spacing w:before="20" w:after="20"/>
+              <w:jc w:val="right"/>
+            </w:pPr>
+            <w:r/>
+            <w:r>
+              <w:rPr>
+                <w:rFonts w:ascii="宋体" w:hAnsi="宋体" w:eastAsia="宋体"/>
+                <w:b w:val="0"/>
+                <w:sz w:val="20"/>
+              </w:rPr>
+              <w:t>充电桩扩容+通道清障+设施修复</w:t>
+            </w:r>
+          </w:p>
+        </w:tc>
+        <w:tc>
+          <w:tcPr>
+            <w:tcW w:type="dxa" w:w="907"/>
+            <w:shd w:val="clear" w:fill="F2F4F7"/>
+          </w:tcPr>
+          <w:p>
+            <w:pPr>
+              <w:spacing w:before="20" w:after="20"/>
+              <w:jc w:val="center"/>
+            </w:pPr>
+            <w:r/>
+            <w:r>
+              <w:rPr>
+                <w:rFonts w:ascii="宋体" w:hAnsi="宋体" w:eastAsia="宋体"/>
+                <w:b w:val="0"/>
+                <w:sz w:val="20"/>
+              </w:rPr>
+              <w:t>同比降10%</w:t>
+            </w:r>
+          </w:p>
+        </w:tc>
+      </w:tr>
+      <w:tr>
+        <w:tc>
+          <w:tcPr>
+            <w:tcW w:type="dxa" w:w="1587"/>
+          </w:tcPr>
+          <w:p>
+            <w:pPr>
+              <w:spacing w:before="20" w:after="20"/>
+              <w:jc w:val="center"/>
+            </w:pPr>
+            <w:r/>
+            <w:r>
+              <w:rPr>
+                <w:rFonts w:ascii="宋体" w:hAnsi="宋体" w:eastAsia="宋体"/>
+                <w:b w:val="0"/>
+                <w:sz w:val="20"/>
+              </w:rPr>
+              <w:t>邻里纠纷-秋冬叠加</w:t>
+            </w:r>
+          </w:p>
+        </w:tc>
+        <w:tc>
+          <w:tcPr>
+            <w:tcW w:type="dxa" w:w="1020"/>
+          </w:tcPr>
+          <w:p>
+            <w:pPr>
+              <w:spacing w:before="20" w:after="20"/>
+              <w:jc w:val="left"/>
+            </w:pPr>
+            <w:r/>
+            <w:r>
+              <w:rPr>
+                <w:rFonts w:ascii="宋体" w:hAnsi="宋体" w:eastAsia="宋体"/>
+                <w:b w:val="0"/>
+                <w:sz w:val="20"/>
+              </w:rPr>
+              <w:t>856</w:t>
+            </w:r>
+          </w:p>
+        </w:tc>
+        <w:tc>
+          <w:tcPr>
+            <w:tcW w:type="dxa" w:w="680"/>
+          </w:tcPr>
+          <w:p>
+            <w:pPr>
+              <w:spacing w:before="20" w:after="20"/>
+              <w:jc w:val="right"/>
+            </w:pPr>
+            <w:r/>
+            <w:r>
+              <w:rPr>
+                <w:rFonts w:ascii="宋体" w:hAnsi="宋体" w:eastAsia="宋体"/>
+                <w:b w:val="0"/>
+                <w:sz w:val="20"/>
+              </w:rPr>
+              <w:t>11.0</w:t>
+            </w:r>
+          </w:p>
+        </w:tc>
+        <w:tc>
+          <w:tcPr>
+            <w:tcW w:type="dxa" w:w="2154"/>
+          </w:tcPr>
+          <w:p>
+            <w:pPr>
+              <w:spacing w:before="20" w:after="20"/>
+              <w:jc w:val="right"/>
+            </w:pPr>
+            <w:r/>
+            <w:r>
+              <w:rPr>
+                <w:rFonts w:ascii="宋体" w:hAnsi="宋体" w:eastAsia="宋体"/>
+                <w:b w:val="0"/>
+                <w:sz w:val="20"/>
+              </w:rPr>
+              <w:t>楼道堆物、取暖噪音、宠物纠纷、漏水引发邻里矛盾</w:t>
+            </w:r>
+          </w:p>
+        </w:tc>
+        <w:tc>
+          <w:tcPr>
+            <w:tcW w:type="dxa" w:w="2154"/>
+          </w:tcPr>
+          <w:p>
+            <w:pPr>
+              <w:spacing w:before="20" w:after="20"/>
+              <w:jc w:val="right"/>
+            </w:pPr>
+            <w:r/>
+            <w:r>
+              <w:rPr>
+                <w:rFonts w:ascii="宋体" w:hAnsi="宋体" w:eastAsia="宋体"/>
+                <w:b w:val="0"/>
+                <w:sz w:val="20"/>
+              </w:rPr>
+              <w:t>楼道清理+调解前置+重复纠纷挂牌</w:t>
+            </w:r>
+          </w:p>
+        </w:tc>
+        <w:tc>
+          <w:tcPr>
+            <w:tcW w:type="dxa" w:w="907"/>
+          </w:tcPr>
+          <w:p>
+            <w:pPr>
+              <w:spacing w:before="20" w:after="20"/>
+              <w:jc w:val="center"/>
+            </w:pPr>
+            <w:r/>
+            <w:r>
+              <w:rPr>
+                <w:rFonts w:ascii="宋体" w:hAnsi="宋体" w:eastAsia="宋体"/>
+                <w:b w:val="0"/>
+                <w:sz w:val="20"/>
+              </w:rPr>
+              <w:t>同比降10%</w:t>
+            </w:r>
+          </w:p>
+        </w:tc>
+      </w:tr>
+      <w:tr>
+        <w:tc>
+          <w:tcPr>
+            <w:tcW w:type="dxa" w:w="1587"/>
+            <w:shd w:val="clear" w:fill="F2F4F7"/>
+          </w:tcPr>
+          <w:p>
+            <w:pPr>
+              <w:spacing w:before="20" w:after="20"/>
+              <w:jc w:val="center"/>
+            </w:pPr>
+            <w:r/>
+            <w:r>
+              <w:rPr>
+                <w:rFonts w:ascii="宋体" w:hAnsi="宋体" w:eastAsia="宋体"/>
+                <w:b w:val="0"/>
+                <w:sz w:val="20"/>
+              </w:rPr>
+              <w:t>停车管理-持续高位</w:t>
+            </w:r>
+          </w:p>
+        </w:tc>
+        <w:tc>
+          <w:tcPr>
+            <w:tcW w:type="dxa" w:w="1020"/>
+            <w:shd w:val="clear" w:fill="F2F4F7"/>
+          </w:tcPr>
+          <w:p>
+            <w:pPr>
+              <w:spacing w:before="20" w:after="20"/>
+              <w:jc w:val="left"/>
+            </w:pPr>
+            <w:r/>
+            <w:r>
+              <w:rPr>
+                <w:rFonts w:ascii="宋体" w:hAnsi="宋体" w:eastAsia="宋体"/>
+                <w:b w:val="0"/>
+                <w:sz w:val="20"/>
+              </w:rPr>
+              <w:t>1245</w:t>
+            </w:r>
+          </w:p>
+        </w:tc>
+        <w:tc>
+          <w:tcPr>
+            <w:tcW w:type="dxa" w:w="680"/>
+            <w:shd w:val="clear" w:fill="F2F4F7"/>
+          </w:tcPr>
+          <w:p>
+            <w:pPr>
+              <w:spacing w:before="20" w:after="20"/>
+              <w:jc w:val="right"/>
+            </w:pPr>
+            <w:r/>
+            <w:r>
+              <w:rPr>
+                <w:rFonts w:ascii="宋体" w:hAnsi="宋体" w:eastAsia="宋体"/>
+                <w:b w:val="0"/>
+                <w:sz w:val="20"/>
+              </w:rPr>
+              <w:t>16.0</w:t>
+            </w:r>
+          </w:p>
+        </w:tc>
+        <w:tc>
+          <w:tcPr>
+            <w:tcW w:type="dxa" w:w="2154"/>
+            <w:shd w:val="clear" w:fill="F2F4F7"/>
+          </w:tcPr>
+          <w:p>
+            <w:pPr>
+              <w:spacing w:before="20" w:after="20"/>
+              <w:jc w:val="right"/>
+            </w:pPr>
+            <w:r/>
+            <w:r>
+              <w:rPr>
+                <w:rFonts w:ascii="宋体" w:hAnsi="宋体" w:eastAsia="宋体"/>
+                <w:b w:val="0"/>
+                <w:sz w:val="20"/>
+              </w:rPr>
+              <w:t>车位分配、外来占用、充电桩不足</w:t>
+            </w:r>
+          </w:p>
+        </w:tc>
+        <w:tc>
+          <w:tcPr>
+            <w:tcW w:type="dxa" w:w="2154"/>
+            <w:shd w:val="clear" w:fill="F2F4F7"/>
+          </w:tcPr>
+          <w:p>
+            <w:pPr>
+              <w:spacing w:before="20" w:after="20"/>
+              <w:jc w:val="right"/>
+            </w:pPr>
+            <w:r/>
+            <w:r>
+              <w:rPr>
+                <w:rFonts w:ascii="宋体" w:hAnsi="宋体" w:eastAsia="宋体"/>
+                <w:b w:val="0"/>
+                <w:sz w:val="20"/>
+              </w:rPr>
+              <w:t>巩固错峰共享+充电桩扩容</w:t>
+            </w:r>
+          </w:p>
+        </w:tc>
+        <w:tc>
+          <w:tcPr>
+            <w:tcW w:type="dxa" w:w="907"/>
+            <w:shd w:val="clear" w:fill="F2F4F7"/>
+          </w:tcPr>
+          <w:p>
+            <w:pPr>
+              <w:spacing w:before="20" w:after="20"/>
+              <w:jc w:val="center"/>
+            </w:pPr>
+            <w:r/>
+            <w:r>
+              <w:rPr>
+                <w:rFonts w:ascii="宋体" w:hAnsi="宋体" w:eastAsia="宋体"/>
+                <w:b w:val="0"/>
+                <w:sz w:val="20"/>
+              </w:rPr>
+              <w:t>同比降15%</w:t>
+            </w:r>
+          </w:p>
+        </w:tc>
+      </w:tr>
+      <w:tr>
+        <w:tc>
+          <w:tcPr>
+            <w:tcW w:type="dxa" w:w="1587"/>
+          </w:tcPr>
+          <w:p>
+            <w:pPr>
+              <w:spacing w:before="20" w:after="20"/>
+              <w:jc w:val="center"/>
+            </w:pPr>
+            <w:r/>
+            <w:r>
+              <w:rPr>
+                <w:rFonts w:ascii="宋体" w:hAnsi="宋体" w:eastAsia="宋体"/>
+                <w:b w:val="0"/>
+                <w:sz w:val="20"/>
+              </w:rPr>
+              <w:t>旧住房改造-施工期</w:t>
+            </w:r>
+          </w:p>
+        </w:tc>
+        <w:tc>
+          <w:tcPr>
+            <w:tcW w:type="dxa" w:w="1020"/>
+          </w:tcPr>
+          <w:p>
+            <w:pPr>
+              <w:spacing w:before="20" w:after="20"/>
+              <w:jc w:val="left"/>
+            </w:pPr>
+            <w:r/>
+            <w:r>
+              <w:rPr>
+                <w:rFonts w:ascii="宋体" w:hAnsi="宋体" w:eastAsia="宋体"/>
+                <w:b w:val="0"/>
+                <w:sz w:val="20"/>
+              </w:rPr>
+              <w:t>446</w:t>
+            </w:r>
+          </w:p>
+        </w:tc>
+        <w:tc>
+          <w:tcPr>
+            <w:tcW w:type="dxa" w:w="680"/>
+          </w:tcPr>
+          <w:p>
+            <w:pPr>
+              <w:spacing w:before="20" w:after="20"/>
+              <w:jc w:val="right"/>
+            </w:pPr>
+            <w:r/>
+            <w:r>
+              <w:rPr>
+                <w:rFonts w:ascii="宋体" w:hAnsi="宋体" w:eastAsia="宋体"/>
+                <w:b w:val="0"/>
+                <w:sz w:val="20"/>
+              </w:rPr>
+              <w:t>5.7</w:t>
+            </w:r>
+          </w:p>
+        </w:tc>
+        <w:tc>
+          <w:tcPr>
+            <w:tcW w:type="dxa" w:w="2154"/>
+          </w:tcPr>
+          <w:p>
+            <w:pPr>
+              <w:spacing w:before="20" w:after="20"/>
+              <w:jc w:val="right"/>
+            </w:pPr>
+            <w:r/>
+            <w:r>
+              <w:rPr>
+                <w:rFonts w:ascii="宋体" w:hAnsi="宋体" w:eastAsia="宋体"/>
+                <w:b w:val="0"/>
+                <w:sz w:val="20"/>
+              </w:rPr>
+              <w:t>改造期间噪音、粉尘、通道占用、工期矛盾</w:t>
+            </w:r>
+          </w:p>
+        </w:tc>
+        <w:tc>
+          <w:tcPr>
+            <w:tcW w:type="dxa" w:w="2154"/>
+          </w:tcPr>
+          <w:p>
+            <w:pPr>
+              <w:spacing w:before="20" w:after="20"/>
+              <w:jc w:val="right"/>
+            </w:pPr>
+            <w:r/>
+            <w:r>
+              <w:rPr>
+                <w:rFonts w:ascii="宋体" w:hAnsi="宋体" w:eastAsia="宋体"/>
+                <w:b w:val="0"/>
+                <w:sz w:val="20"/>
+              </w:rPr>
+              <w:t>施工规范+沟通协调+进度公示</w:t>
+            </w:r>
+          </w:p>
+        </w:tc>
+        <w:tc>
+          <w:tcPr>
+            <w:tcW w:type="dxa" w:w="907"/>
+          </w:tcPr>
+          <w:p>
+            <w:pPr>
+              <w:spacing w:before="20" w:after="20"/>
+              <w:jc w:val="center"/>
+            </w:pPr>
+            <w:r/>
+            <w:r>
+              <w:rPr>
+                <w:rFonts w:ascii="宋体" w:hAnsi="宋体" w:eastAsia="宋体"/>
+                <w:b w:val="0"/>
+                <w:sz w:val="20"/>
+              </w:rPr>
+              <w:t>同比降15%</w:t>
+            </w:r>
+          </w:p>
+        </w:tc>
+      </w:tr>
+    </w:tbl>
+    <w:p>
+      <w:pPr>
+        <w:spacing w:after="80" w:line="336" w:lineRule="auto"/>
+        <w:ind w:firstLine="480"/>
+      </w:pPr>
+      <w:r>
+        <w:t>（1）防冻保暖专项（房屋维修类，核心重点）</w:t>
+      </w:r>
+    </w:p>
+    <w:p>
+      <w:pPr>
+        <w:spacing w:after="80" w:line="336" w:lineRule="auto"/>
+        <w:ind w:firstLine="480"/>
+      </w:pPr>
+      <w:r>
+        <w:t>问题特征：秋冬季水管冻裂、屋面漏水、外墙渗水、暖气漏水等为高发诉求，2025年9-12月房屋维修995件中，漏水578件、水管257件、渗水95件，三项合计930件占房屋维修的93.5%。老旧小区与直管公房因设施老化、保温层缺失，是冻裂漏水的高发区域。</w:t>
+      </w:r>
+    </w:p>
+    <w:p>
+      <w:pPr>
+        <w:spacing w:after="80" w:line="336" w:lineRule="auto"/>
+        <w:ind w:firstLine="480"/>
+      </w:pPr>
+      <w:r>
+        <w:t>治理策略：① 10月底前完成防冻保暖专项排查：对底部抬升84个小区、区属国资四家管理小区、衡复风貌区直管公房开展水管保温、屋面、外墙专项排查，形成隐患清单并限期处置；② 水管保温包扎：11月15日前完成 exposed 水管、屋顶水箱的保温包扎，优先处置2000年前竣工老旧小区；③ 维修响应提速：防冻保暖工单24小时响应、48小时闭环，对冻裂漏水等紧急工单2小时到场；④ 应急队伍预备：区属国资四家各组建1支防冻保暖应急维修队，11月-2月24小时待命；⑤ 目标：9-12月房屋维修工单同比下降15%以上（从2025年9-12月995件压至850件以内），其中漏水类压降至500件以内。</w:t>
+      </w:r>
+    </w:p>
+    <w:p>
+      <w:pPr>
+        <w:spacing w:after="80" w:line="336" w:lineRule="auto"/>
+        <w:ind w:firstLine="480"/>
+      </w:pPr>
+      <w:r>
+        <w:t>（2）消防与用电安全专项（秋冬回升类）</w:t>
+      </w:r>
+    </w:p>
+    <w:p>
+      <w:pPr>
+        <w:spacing w:after="80" w:line="336" w:lineRule="auto"/>
+        <w:ind w:firstLine="480"/>
+      </w:pPr>
+      <w:r>
+        <w:t>问题特征：秋冬用电负荷增加，电动车室内充电、取暖器使用、消防通道堵塞等为高发诉求，2025年9-12月消防管理646件，12月单月191件为全年次高（仅次于8月209件）。</w:t>
+      </w:r>
+    </w:p>
+    <w:p>
+      <w:pPr>
+        <w:spacing w:after="80" w:line="336" w:lineRule="auto"/>
+        <w:ind w:firstLine="480"/>
+      </w:pPr>
+      <w:r>
+        <w:t>治理策略：① 充电桩扩容冲刺：9-12月完成100个小区集中充电桩增设，杜绝飞线充电与室内充电；② 消防通道月度清障：联合消防、城管开展月度通道清障，对屡犯小区处罚+公示；③ 用电安全宣传：11月开展"秋冬用电安全宣传月"，张贴取暖器、电动车充电安全提示；④ 设施修复48小时闭环：消防设施损坏工单48小时内修复，纳入物业考核；⑤ 目标：9-12月消防管理工单同比下降10%以上（从646件压至580件以内）。</w:t>
+      </w:r>
+    </w:p>
+    <w:p>
+      <w:pPr>
+        <w:spacing w:after="80" w:line="336" w:lineRule="auto"/>
+        <w:ind w:firstLine="480"/>
+      </w:pPr>
+      <w:r>
+        <w:t>（3）邻里纠纷与楼道治理专项（秋冬叠加类）</w:t>
+      </w:r>
+    </w:p>
+    <w:p>
+      <w:pPr>
+        <w:spacing w:after="80" w:line="336" w:lineRule="auto"/>
+        <w:ind w:firstLine="480"/>
+      </w:pPr>
+      <w:r>
+        <w:t>问题特征：秋冬楼道堆物（取暖杂物、旧家电）、取暖噪音、漏水引发邻里矛盾为高发诉求，2025年9-12月邻里纠纷856件，12月升至217件。</w:t>
+      </w:r>
+    </w:p>
+    <w:p>
+      <w:pPr>
+        <w:spacing w:after="80" w:line="336" w:lineRule="auto"/>
+        <w:ind w:firstLine="480"/>
+      </w:pPr>
+      <w:r>
+        <w:t>治理策略：① 楼道堆物集中清理：10-11月开展2轮楼道堆物集中清理，联合城管、消防对屡犯楼道处罚；② 调解前置：漏水引发的邻里纠纷由居委、物业、业委三方联动调解，30分钟到场；③ 重复纠纷挂牌：同一对邻里3次以上重复投诉由街道政法委员会诊；④ 目标：9-12月邻里纠纷工单同比下降10%以上（从856件压至770件以内）。</w:t>
+      </w:r>
+    </w:p>
+    <w:p>
+      <w:pPr>
+        <w:spacing w:after="80" w:line="336" w:lineRule="auto"/>
+        <w:ind w:firstLine="480"/>
+      </w:pPr>
+      <w:r>
+        <w:t>（4）旧住房改造施工期管理</w:t>
+      </w:r>
+    </w:p>
+    <w:p>
+      <w:pPr>
+        <w:spacing w:after="80" w:line="336" w:lineRule="auto"/>
+        <w:ind w:firstLine="480"/>
+      </w:pPr>
+      <w:r>
+        <w:t>问题特征：秋冬季旧住房改造施工进入收尾期，施工噪音、粉尘、通道占用、工期矛盾等引发投诉，2025年9-12月旧住房改造446件。</w:t>
+      </w:r>
+    </w:p>
+    <w:p>
+      <w:pPr>
+        <w:spacing w:after="80" w:line="336" w:lineRule="auto"/>
+        <w:ind w:firstLine="480"/>
+      </w:pPr>
+      <w:r>
+        <w:t>治理策略：① 施工规范：推行施工备案+噪音限时+扬尘控制，施工信息公示到户；② 沟通协调：改造小区建立"施工-业主"沟通群，每周通报进度；③ 工期优化：9-10月抢抓施工窗口期，11月后减少噪音大的工序；④ 目标：9-12月旧住房改造工单同比下降15%以上。</w:t>
+      </w:r>
+    </w:p>
+    <w:p>
+      <w:pPr>
+        <w:spacing w:after="80" w:line="336" w:lineRule="auto"/>
+        <w:ind w:firstLine="480"/>
+      </w:pPr>
+      <w:r>
+        <w:t>秋冬季治理总体目标：通过防冻保暖、消防用电、邻里纠纷、旧改施工四个专项，9-12月秋冬季重点工单合计同比下降12%以上，确保秋冬季不出现工单反弹，支撑全年降幅目标实现。建议区房管局牵头制定《2026年秋冬季物业治理专项行动方案》，10月15日前下发执行。</w:t>
+      </w:r>
+    </w:p>
+    <w:p>
+      <w:pPr>
+        <w:pStyle w:val="Heading2"/>
+      </w:pPr>
+      <w:r>
+        <w:t>（六）行动建议</w:t>
+      </w:r>
+    </w:p>
+    <w:p>
+      <w:pPr>
+        <w:spacing w:after="80" w:line="336" w:lineRule="auto"/>
+        <w:ind w:firstLine="480"/>
+      </w:pPr>
+      <w:r>
+        <w:t>综合1-8月数据走势、全市排名、底部抬升态势、区属国资物业表现、历史下浮节奏、投诉类型分布、秋冬季特征及-20%争先进目标，提出以下七方面建议：</w:t>
       </w:r>
     </w:p>
     <w:p>
@@ -12343,7 +15427,7 @@
         <w:pStyle w:val="Heading3"/>
       </w:pPr>
       <w:r>
-        <w:t>4. 夏季高峰前置干预与季节性诉求治理</w:t>
+        <w:t>4. 秋冬季（10-12月）季节性治理与防冻保暖</w:t>
       </w:r>
     </w:p>
     <w:p>
@@ -12352,7 +15436,7 @@
         <w:ind w:firstLine="480"/>
       </w:pPr>
       <w:r>
-        <w:t>① 7-8月为历年投诉高峰且2026年反弹强（环比连续4月上涨、8月同比转正+2.84%），9月起对停车管理、群租、物业安保、汛期房屋维修、电动车充电等高频类目开展集中整治，推动存量问题清零。</w:t>
+        <w:t>① 防冻保暖专项：10月底前完成底部抬升84个小区、区属国资四家管理小区、衡复风貌区直管公房的水管保温、屋面、外墙专项排查；11月15日前完成裸露水管、屋顶水箱保温包扎，优先处置2000年前竣工老旧小区；防冻保暖工单24小时响应、48小时闭环，冻裂漏水紧急工单2小时到场；区属国资四家各组建1支防冻保暖应急维修队，11月-2月24小时待命。</w:t>
       </w:r>
     </w:p>
     <w:p>
@@ -12361,7 +15445,7 @@
         <w:ind w:firstLine="480"/>
       </w:pPr>
       <w:r>
-        <w:t>② 房屋维修（2,361件，占比17.3%）：结合汛期渗漏专项、老旧设施修缮计划，9-10月完成重点小区渗漏维修集中处置。</w:t>
+        <w:t>② 消防用电安全：9-12月完成100个小区集中充电桩增设，杜绝飞线充电与室内充电；11月开展"秋冬用电安全宣传月"；联合消防、城管开展月度消防通道清障，消防设施损坏工单48小时闭环。</w:t>
       </w:r>
     </w:p>
     <w:p>
@@ -12370,7 +15454,25 @@
         <w:ind w:firstLine="480"/>
       </w:pPr>
       <w:r>
-        <w:t>③ 停车管理（1,800件，13.2%）：对田林、湖南路、天平路等停车矛盾突出街镇，推进错峰共享停车、车位分配规则优化。</w:t>
+        <w:t>③ 邻里纠纷与楼道治理：10-11月开展2轮楼道堆物集中清理（取暖杂物、旧家电）；漏水引发邻里纠纷由居委、物业、业委三方联动调解，30分钟到场；同一对邻里3次以上重复投诉由街道政法委员会诊。</w:t>
+      </w:r>
+    </w:p>
+    <w:p>
+      <w:pPr>
+        <w:spacing w:after="80" w:line="336" w:lineRule="auto"/>
+        <w:ind w:firstLine="480"/>
+      </w:pPr>
+      <w:r>
+        <w:t>④ 旧住房改造施工期管理：推行施工备案+噪音限时+扬尘控制，施工信息公示到户；9-10月抢抓施工窗口期，11月后减少噪音大的工序；改造小区建立"施工-业主"沟通群，每周通报进度。</w:t>
+      </w:r>
+    </w:p>
+    <w:p>
+      <w:pPr>
+        <w:spacing w:after="80" w:line="336" w:lineRule="auto"/>
+        <w:ind w:firstLine="480"/>
+      </w:pPr>
+      <w:r>
+        <w:t>⑤ 目标：通过防冻保暖、消防用电、邻里纠纷、旧改施工四个专项，9-12月秋冬季重点工单合计同比下降12%以上，确保秋冬季不出现工单反弹。建议区房管局牵头制定《2026年秋冬季物业治理专项行动方案》，10月15日前下发执行。</w:t>
       </w:r>
     </w:p>
     <w:p>
@@ -12441,6 +15543,50 @@
       </w:pPr>
       <w:r>
         <w:t>③ 高建经验推广：总结高建-18.8%治理模式，向衡复、汇成复制；社会物业中鹊、安得、轻工等管理10个以上小区企业纳入街镇考核，9-12月工单须同比下降10%以上。</w:t>
+      </w:r>
+    </w:p>
+    <w:p>
+      <w:pPr>
+        <w:pStyle w:val="Heading3"/>
+      </w:pPr>
+      <w:r>
+        <w:t>7. 投诉类型分类治理与重点问题攻坚</w:t>
+      </w:r>
+    </w:p>
+    <w:p>
+      <w:pPr>
+        <w:spacing w:after="80" w:line="336" w:lineRule="auto"/>
+        <w:ind w:firstLine="480"/>
+      </w:pPr>
+      <w:r>
+        <w:t>① 一级优先（立即行动）：物业服务态度（+22.2%）、邻里纠纷（+5.2%）两类同比上升，须立即启动专项治理——服务态度专项约谈+培训考核，邻里纠纷调解前置+网格化排查，9-12月两类合计须压降150件以上。</w:t>
+      </w:r>
+    </w:p>
+    <w:p>
+      <w:pPr>
+        <w:spacing w:after="80" w:line="336" w:lineRule="auto"/>
+        <w:ind w:firstLine="480"/>
+      </w:pPr>
+      <w:r>
+        <w:t>② 房屋维修工程性根治：房屋维修2,361件量大降幅小（-3.8%），结合老旧小区改造、汛后外墙修缮、直管公房修缮，9-10月完成重点小区渗漏集中处置，9-12月同比下降10%以上。</w:t>
+      </w:r>
+    </w:p>
+    <w:p>
+      <w:pPr>
+        <w:spacing w:after="80" w:line="336" w:lineRule="auto"/>
+        <w:ind w:firstLine="480"/>
+      </w:pPr>
+      <w:r>
+        <w:t>③ 巩固降幅领先类目：停车管理（-28.8%）、房屋违规使用（-26.7%）保持治理节奏，推广错峰共享停车、群租月度清查经验，9-12月同比再降15%-20%。</w:t>
+      </w:r>
+    </w:p>
+    <w:p>
+      <w:pPr>
+        <w:spacing w:after="80" w:line="336" w:lineRule="auto"/>
+        <w:ind w:firstLine="480"/>
+      </w:pPr>
+      <w:r>
+        <w:t>④ 总体目标：通过分类治理，9-12月十四类工单合计同比下降15%以上（从2025年9-12月7,820件压至6,640件以内），支撑全年-15%至-18%降幅，向-20%争先进目标靠拢。</w:t>
       </w:r>
     </w:p>
     <w:sectPr>

--- a/徐汇区物业治理工单1-8月综合分析报告.docx
+++ b/徐汇区物业治理工单1-8月综合分析报告.docx
@@ -10778,6 +10778,135 @@
         <w:tc>
           <w:tcPr>
             <w:tcW w:type="dxa" w:w="2381"/>
+            <w:shd w:val="clear" w:fill="FEE2E2"/>
+          </w:tcPr>
+          <w:p>
+            <w:pPr>
+              <w:spacing w:before="20" w:after="20"/>
+              <w:jc w:val="center"/>
+            </w:pPr>
+            <w:r/>
+            <w:r>
+              <w:rPr>
+                <w:rFonts w:ascii="宋体" w:hAnsi="宋体" w:eastAsia="宋体"/>
+                <w:b w:val="0"/>
+                <w:sz w:val="20"/>
+              </w:rPr>
+              <w:t>上海中誉物业管理有限公司</w:t>
+            </w:r>
+          </w:p>
+        </w:tc>
+        <w:tc>
+          <w:tcPr>
+            <w:tcW w:type="dxa" w:w="1134"/>
+            <w:shd w:val="clear" w:fill="FEE2E2"/>
+          </w:tcPr>
+          <w:p>
+            <w:pPr>
+              <w:spacing w:before="20" w:after="20"/>
+              <w:jc w:val="right"/>
+            </w:pPr>
+            <w:r/>
+            <w:r>
+              <w:rPr>
+                <w:rFonts w:ascii="宋体" w:hAnsi="宋体" w:eastAsia="宋体"/>
+                <w:b w:val="0"/>
+                <w:sz w:val="20"/>
+              </w:rPr>
+              <w:t>14</w:t>
+            </w:r>
+          </w:p>
+        </w:tc>
+        <w:tc>
+          <w:tcPr>
+            <w:tcW w:type="dxa" w:w="1247"/>
+            <w:shd w:val="clear" w:fill="FEE2E2"/>
+          </w:tcPr>
+          <w:p>
+            <w:pPr>
+              <w:spacing w:before="20" w:after="20"/>
+              <w:jc w:val="right"/>
+            </w:pPr>
+            <w:r/>
+            <w:r>
+              <w:rPr>
+                <w:rFonts w:ascii="宋体" w:hAnsi="宋体" w:eastAsia="宋体"/>
+                <w:b w:val="0"/>
+                <w:sz w:val="20"/>
+              </w:rPr>
+              <w:t>187</w:t>
+            </w:r>
+          </w:p>
+        </w:tc>
+        <w:tc>
+          <w:tcPr>
+            <w:tcW w:type="dxa" w:w="1247"/>
+            <w:shd w:val="clear" w:fill="FEE2E2"/>
+          </w:tcPr>
+          <w:p>
+            <w:pPr>
+              <w:spacing w:before="20" w:after="20"/>
+              <w:jc w:val="right"/>
+            </w:pPr>
+            <w:r/>
+            <w:r>
+              <w:rPr>
+                <w:rFonts w:ascii="宋体" w:hAnsi="宋体" w:eastAsia="宋体"/>
+                <w:b w:val="0"/>
+                <w:sz w:val="20"/>
+              </w:rPr>
+              <w:t>154</w:t>
+            </w:r>
+          </w:p>
+        </w:tc>
+        <w:tc>
+          <w:tcPr>
+            <w:tcW w:type="dxa" w:w="1134"/>
+            <w:shd w:val="clear" w:fill="FEE2E2"/>
+          </w:tcPr>
+          <w:p>
+            <w:pPr>
+              <w:spacing w:before="20" w:after="20"/>
+              <w:jc w:val="right"/>
+            </w:pPr>
+            <w:r/>
+            <w:r>
+              <w:rPr>
+                <w:rFonts w:ascii="宋体" w:hAnsi="宋体" w:eastAsia="宋体"/>
+                <w:b w:val="0"/>
+                <w:sz w:val="20"/>
+              </w:rPr>
+              <w:t>↑21.4%</w:t>
+            </w:r>
+          </w:p>
+        </w:tc>
+        <w:tc>
+          <w:tcPr>
+            <w:tcW w:type="dxa" w:w="1020"/>
+            <w:shd w:val="clear" w:fill="FEE2E2"/>
+          </w:tcPr>
+          <w:p>
+            <w:pPr>
+              <w:spacing w:before="20" w:after="20"/>
+              <w:jc w:val="center"/>
+            </w:pPr>
+            <w:r/>
+            <w:r>
+              <w:rPr>
+                <w:rFonts w:ascii="宋体" w:hAnsi="宋体" w:eastAsia="宋体"/>
+                <w:b w:val="0"/>
+                <w:sz w:val="20"/>
+              </w:rPr>
+              <w:t>1.4%</w:t>
+            </w:r>
+          </w:p>
+        </w:tc>
+      </w:tr>
+      <w:tr>
+        <w:tc>
+          <w:tcPr>
+            <w:tcW w:type="dxa" w:w="2381"/>
+            <w:shd w:val="clear" w:fill="F2F4F7"/>
             <w:shd w:val="clear" w:fill="FEF3C7"/>
           </w:tcPr>
           <w:p>
@@ -10792,13 +10921,14 @@
                 <w:b w:val="0"/>
                 <w:sz w:val="20"/>
               </w:rPr>
-              <w:t>四家合计</w:t>
+              <w:t>五家合计</w:t>
             </w:r>
           </w:p>
         </w:tc>
         <w:tc>
           <w:tcPr>
             <w:tcW w:type="dxa" w:w="1134"/>
+            <w:shd w:val="clear" w:fill="F2F4F7"/>
             <w:shd w:val="clear" w:fill="FEF3C7"/>
           </w:tcPr>
           <w:p>
@@ -10813,13 +10943,14 @@
                 <w:b w:val="0"/>
                 <w:sz w:val="20"/>
               </w:rPr>
-              <w:t>250</w:t>
+              <w:t>264</w:t>
             </w:r>
           </w:p>
         </w:tc>
         <w:tc>
           <w:tcPr>
             <w:tcW w:type="dxa" w:w="1247"/>
+            <w:shd w:val="clear" w:fill="F2F4F7"/>
             <w:shd w:val="clear" w:fill="FEF3C7"/>
           </w:tcPr>
           <w:p>
@@ -10834,13 +10965,14 @@
                 <w:b w:val="0"/>
                 <w:sz w:val="20"/>
               </w:rPr>
-              <w:t>4,238</w:t>
+              <w:t>4,425</w:t>
             </w:r>
           </w:p>
         </w:tc>
         <w:tc>
           <w:tcPr>
             <w:tcW w:type="dxa" w:w="1247"/>
+            <w:shd w:val="clear" w:fill="F2F4F7"/>
             <w:shd w:val="clear" w:fill="FEF3C7"/>
           </w:tcPr>
           <w:p>
@@ -10855,13 +10987,14 @@
                 <w:b w:val="0"/>
                 <w:sz w:val="20"/>
               </w:rPr>
-              <w:t>4,735</w:t>
+              <w:t>4,889</w:t>
             </w:r>
           </w:p>
         </w:tc>
         <w:tc>
           <w:tcPr>
             <w:tcW w:type="dxa" w:w="1134"/>
+            <w:shd w:val="clear" w:fill="F2F4F7"/>
             <w:shd w:val="clear" w:fill="FEF3C7"/>
           </w:tcPr>
           <w:p>
@@ -10876,13 +11009,14 @@
                 <w:b w:val="0"/>
                 <w:sz w:val="20"/>
               </w:rPr>
-              <w:t>↓10.5%</w:t>
+              <w:t>↓9.5%</w:t>
             </w:r>
           </w:p>
         </w:tc>
         <w:tc>
           <w:tcPr>
             <w:tcW w:type="dxa" w:w="1020"/>
+            <w:shd w:val="clear" w:fill="F2F4F7"/>
             <w:shd w:val="clear" w:fill="FEF3C7"/>
           </w:tcPr>
           <w:p>
@@ -10897,7 +11031,7 @@
                 <w:b w:val="0"/>
                 <w:sz w:val="20"/>
               </w:rPr>
-              <w:t>31.1%</w:t>
+              <w:t>32.5%</w:t>
             </w:r>
           </w:p>
         </w:tc>
@@ -10918,7 +11052,7 @@
         <w:ind w:firstLine="480"/>
       </w:pPr>
       <w:r>
-        <w:t>① 四家合计4,238件、占全区31.1%，是全区工单的三成来源。四家管理250个小区（占全区25.2%），但贡献31.1%的工单，工单密度高于面上水平，说明区属国资物业承接了大量老旧小区、直管公房等高投诉存量。</w:t>
+        <w:t>① 五家合计4,425件、占全区32.5%，是全区工单的三成来源。五家管理264个小区（占全区26.6%），但贡献32.5%的工单，工单密度高于面上水平，说明区属国资物业承接了大量老旧小区、直管公房等高投诉存量。</w:t>
       </w:r>
     </w:p>
     <w:p>
@@ -10927,7 +11061,7 @@
         <w:ind w:firstLine="480"/>
       </w:pPr>
       <w:r>
-        <w:t>② 同比降幅-10.5%，落后全区-13.1%约2.6个百分点，是拖累全区降幅的重要因素。若四家能达到全区-13.1%水平，可多减约110件；若达到-20%争先进目标，可多减约470件，潜力空间显著。</w:t>
+        <w:t>② 同比降幅-9.5%，落后全区-13.1%约3.6个百分点，是拖累全区降幅的重要因素。若五家能达到全区-13.1%水平，可多减约160件；若达到-20%争先进目标，可多减约480件，潜力空间显著。</w:t>
       </w:r>
     </w:p>
     <w:p>
@@ -10936,7 +11070,7 @@
         <w:ind w:firstLine="480"/>
       </w:pPr>
       <w:r>
-        <w:t>③ 企业间分化突出：高建（80小区，-18.8%）治理成效最佳，降幅接近-20%目标，是四家中的标杆；徐房（51小区，-12.6%）接近全区水平；汇成（16小区，-5.9%）明显落后；衡复（103小区，-0.1%）几乎零增长，是四家中最大的拖累点。</w:t>
+        <w:t>③ 企业间分化突出：高建（80小区，-18.8%）治理成效最佳，降幅接近-20%目标，是五家中的标杆；徐房（51小区，-12.6%）接近全区水平；汇成（16小区，-5.9%）明显落后；衡复（103小区，-0.1%）几乎零增长；中誉（14小区，+21.4%）同比不降反升，是五家中唯一的上升企业。</w:t>
       </w:r>
     </w:p>
     <w:p>
@@ -10946,6 +11080,15 @@
       </w:pPr>
       <w:r>
         <w:t>④ 衡复专项警示：衡复管理103个小区（全区最多）、1-8月1,451件（占全区10.6%），但同比仅-0.1%（2025同期1,453件），几乎停滞。衡复承接衡复风貌区大量直管公房与历史建筑，设施老化、诉求刚性高，但其零增长态势与全区-13.1%的降幅严重背离，须单列专项督导。若衡复能降至全区-13.1%水平，可多减约190件；若降至高建-18.8%水平，可多减约270件，对全区降幅贡献显著。</w:t>
+      </w:r>
+    </w:p>
+    <w:p>
+      <w:pPr>
+        <w:spacing w:after="80" w:line="336" w:lineRule="auto"/>
+        <w:ind w:firstLine="480"/>
+      </w:pPr>
+      <w:r>
+        <w:t>⑤ 中誉专项警示：中誉管理14个小区（主要在田林7个、康健4个）、1-8月187件、同比+21.4%（2025同期154件，增量33件），是区属国资五家中唯一同比上升的企业，且升幅显著。中誉增量主要集中在田林、康健区域，建议由区房管局约谈中誉负责人，聚焦服务响应推诿、维修不到位等问题，限期30天整改，9-12月工单须同比下降15%以上。</w:t>
       </w:r>
     </w:p>
     <w:p>
@@ -10962,7 +11105,7 @@
         <w:ind w:firstLine="480"/>
       </w:pPr>
       <w:r>
-        <w:t>除区属国资四家外，全区管理2个及以上小区的物业企业共124家，管理单小区的125家。1-8月工单量TOP10企业合计6,187件，占全区45.4%，集中度高。其中区属国资四家均位列前五，是头部治理对象。</w:t>
+        <w:t>除区属国资五家外，全区管理2个及以上小区的物业企业共124家，管理单小区的125家。1-8月工单量TOP10企业合计6,187件，占全区45.4%，集中度高。其中区属国资五家均位列前列，是头部治理对象。</w:t>
       </w:r>
     </w:p>
     <w:p>
@@ -11981,7 +12124,7 @@
                 <w:b w:val="0"/>
                 <w:sz w:val="20"/>
               </w:rPr>
-              <w:t>上海晏鑫物业有限公司</w:t>
+              <w:t>上海中誉物业管理有限公司</w:t>
             </w:r>
           </w:p>
         </w:tc>
@@ -12001,7 +12144,7 @@
                 <w:b w:val="0"/>
                 <w:sz w:val="20"/>
               </w:rPr>
-              <w:t>234</w:t>
+              <w:t>187</w:t>
             </w:r>
           </w:p>
         </w:tc>
@@ -12021,27 +12164,28 @@
                 <w:b w:val="0"/>
                 <w:sz w:val="20"/>
               </w:rPr>
-              <w:t>3</w:t>
+              <w:t>14</w:t>
             </w:r>
           </w:p>
         </w:tc>
         <w:tc>
           <w:tcPr>
             <w:tcW w:type="dxa" w:w="1134"/>
-          </w:tcPr>
-          <w:p>
-            <w:pPr>
-              <w:spacing w:before="20" w:after="20"/>
-              <w:jc w:val="right"/>
-            </w:pPr>
-            <w:r/>
-            <w:r>
-              <w:rPr>
-                <w:rFonts w:ascii="宋体" w:hAnsi="宋体" w:eastAsia="宋体"/>
-                <w:b w:val="0"/>
-                <w:sz w:val="20"/>
-              </w:rPr>
-              <w:t>社会物业</w:t>
+            <w:shd w:val="clear" w:fill="FEF3C7"/>
+          </w:tcPr>
+          <w:p>
+            <w:pPr>
+              <w:spacing w:before="20" w:after="20"/>
+              <w:jc w:val="right"/>
+            </w:pPr>
+            <w:r/>
+            <w:r>
+              <w:rPr>
+                <w:rFonts w:ascii="宋体" w:hAnsi="宋体" w:eastAsia="宋体"/>
+                <w:b w:val="0"/>
+                <w:sz w:val="20"/>
+              </w:rPr>
+              <w:t>区属国资</w:t>
             </w:r>
           </w:p>
         </w:tc>
@@ -12085,7 +12229,7 @@
                 <w:b w:val="0"/>
                 <w:sz w:val="20"/>
               </w:rPr>
-              <w:t>上海华泾泾鸿物业管理有限公司</w:t>
+              <w:t>上海晏鑫物业有限公司</w:t>
             </w:r>
           </w:p>
         </w:tc>
@@ -12106,7 +12250,7 @@
                 <w:b w:val="0"/>
                 <w:sz w:val="20"/>
               </w:rPr>
-              <w:t>224</w:t>
+              <w:t>234</w:t>
             </w:r>
           </w:p>
         </w:tc>
@@ -12160,7 +12304,7 @@
         <w:ind w:firstLine="480"/>
       </w:pPr>
       <w:r>
-        <w:t>TOP10企业中，区属国资四家合计4,238件，占TOP10的68.5%、占全区31.1%，是头部治理的重中之重。社会物业中，中鹊（389件）、安得（328件）、轻工（299件）位列前三，管理小区数均超10个，建议纳入重点督导范围。</w:t>
+        <w:t>TOP10企业中，区属国资五家合计4,425件，占TOP10的71.5%、占全区32.5%，是头部治理的重中之重。社会物业中，中鹊（389件）、安得（328件）、轻工（299件）位列前三，管理小区数均超10个，建议纳入重点督导范围。</w:t>
       </w:r>
     </w:p>
     <w:p>
@@ -12186,7 +12330,7 @@
         <w:ind w:firstLine="480"/>
       </w:pPr>
       <w:r>
-        <w:t>② 高建经验推广：高建80小区-18.8%的降幅接近-20%目标，建议总结高建治理模式（疑似为网格化响应+维修工单前置处置），向衡复、汇成复制推广。</w:t>
+        <w:t>② 中誉专项约谈：中誉14个小区1-8月+21.4%同比上升（区属国资唯一上升企业），由区房管局约谈中誉负责人，聚焦田林、康健区域服务响应推诿、维修不到位问题，限期30天整改，9-12月工单须同比下降15%以上。</w:t>
       </w:r>
     </w:p>
     <w:p>
@@ -12195,7 +12339,7 @@
         <w:ind w:firstLine="480"/>
       </w:pPr>
       <w:r>
-        <w:t>③ 四家9-12月限额：建议对区属国资四家9-12月工单单独设月度限额，合计控制在1,100件/月以内（2025年9-12月四家月均约1,250件），即9-12月合计≤4,400件、较2025同期下降约12%，可支撑全区降幅约2个百分点。</w:t>
+        <w:t>③ 高建经验推广：高建80小区-18.8%的降幅接近-20%目标，建议总结高建治理模式（疑似为网格化响应+维修工单前置处置），向衡复、汇成、中誉复制推广。</w:t>
       </w:r>
     </w:p>
     <w:p>
@@ -12204,7 +12348,16 @@
         <w:ind w:firstLine="480"/>
       </w:pPr>
       <w:r>
-        <w:t>④ 社会物业重点督导：对中鹊、安得、轻工等管理10个以上小区、工单量超200件的社会物业企业，纳入街镇物业考核，9-12月工单须同比下降10%以上。</w:t>
+        <w:t>④ 五家9-12月限额：建议对区属国资五家9-12月工单单独设月度限额，合计控制在1,150件/月以内（2025年9-12月五家月均约1,300件），即9-12月合计≤4,600件、较2025同期下降约12%，可支撑全区降幅约2个百分点。</w:t>
+      </w:r>
+    </w:p>
+    <w:p>
+      <w:pPr>
+        <w:spacing w:after="80" w:line="336" w:lineRule="auto"/>
+        <w:ind w:firstLine="480"/>
+      </w:pPr>
+      <w:r>
+        <w:t>⑤ 社会物业重点督导：对中鹊、安得、轻工等管理10个以上小区、工单量超200件的社会物业企业，纳入街镇物业考核，9-12月工单须同比下降10%以上。</w:t>
       </w:r>
     </w:p>
     <w:p>
@@ -14118,7 +14271,7 @@
         <w:ind w:firstLine="480"/>
       </w:pPr>
       <w:r>
-        <w:t>治理策略：① 工程性根治：结合老旧小区改造、加装电梯、直管公房修缮计划，9-10月完成重点小区渗漏维修集中处置，对高坠隐患外墙纳入2026年修缮计划；② 响应提速：建立房屋维修工单24小时响应机制，维修工单闭环时长压缩至48小时内，减少因响应慢引发的重复投诉；③ 主动排查：对底部抬升84个小区、区属国资四家管理小区开展汛后外墙、屋面、管道专项排查，10月底前形成隐患清单并处置；④ 目标：9-12月房屋维修工单同比下降10%以上（从2025年9-12月约1,350件压至1,200件以内）。</w:t>
+        <w:t>治理策略：① 工程性根治：结合老旧小区改造、加装电梯、直管公房修缮计划，9-10月完成重点小区渗漏维修集中处置，对高坠隐患外墙纳入2026年修缮计划；② 响应提速：建立房屋维修工单24小时响应机制，维修工单闭环时长压缩至48小时内，减少因响应慢引发的重复投诉；③ 主动排查：对底部抬升84个小区、区属国资五家管理小区开展汛后外墙、屋面、管道专项排查，10月底前形成隐患清单并处置；④ 目标：9-12月房屋维修工单同比下降10%以上（从2025年9-12月约1,350件压至1,200件以内）。</w:t>
       </w:r>
     </w:p>
     <w:p>
@@ -14262,7 +14415,7 @@
         <w:ind w:firstLine="480"/>
       </w:pPr>
       <w:r>
-        <w:t>（7）物业服务态度（490件，占比3.6%，同比+22.2%）——升幅最大，专项整改</w:t>
+        <w:t>（7）物业服务态度（490件，占比3.6%，同比+22.2%）——升幅最大，街镇×企业精准整改</w:t>
       </w:r>
     </w:p>
     <w:p>
@@ -14280,7 +14433,2022 @@
         <w:ind w:firstLine="480"/>
       </w:pPr>
       <w:r>
-        <w:t>治理策略：① 专项约谈：对服务态度投诉集中的物业企业（重点排查区属国资衡复、汇成，社会物业中鹊等），由区房管局约谈企业负责人，限期整改；② 服务标准公示：推动物业企业公示服务标准、响应时效、投诉渠道，接受业主监督；③ 培训考核：9-12月组织物业从业人员服务规范培训，纳入企业资质考核；④ 目标：9-12月服务态度工单同比下降20%以上（从2025年9-12月约160件压至130件以内），坚决扭转上升态势。</w:t>
+        <w:t>街镇分布特征：490件服务态度工单中，长桥70件（14.3%）、徐家汇58件（11.8%）、漕河泾53件（10.8%）、田林53件（10.8%）位列前四，前四街镇合计234件占47.8%，集中度高。前3街镇（长桥、徐家汇、漕河泾）合计181件占36.9%，是服务态度整改的重点区域。</w:t>
+      </w:r>
+    </w:p>
+    <w:p>
+      <w:pPr>
+        <w:jc w:val="center"/>
+      </w:pPr>
+      <w:r>
+        <w:rPr>
+          <w:i/>
+          <w:color w:val="666666"/>
+          <w:sz w:val="21"/>
+        </w:rPr>
+        <w:t>表10-2  物业服务态度前3街镇×物业企业交叉分析</w:t>
+      </w:r>
+    </w:p>
+    <w:tbl>
+      <w:tblPr>
+        <w:tblStyle w:val="TableGrid"/>
+        <w:tblW w:type="auto" w:w="0"/>
+        <w:jc w:val="center"/>
+        <w:tblLook w:firstColumn="1" w:firstRow="1" w:lastColumn="0" w:lastRow="0" w:noHBand="0" w:noVBand="1" w:val="04A0"/>
+      </w:tblPr>
+      <w:tblGrid>
+        <w:gridCol w:w="1235"/>
+        <w:gridCol w:w="1235"/>
+        <w:gridCol w:w="1235"/>
+        <w:gridCol w:w="1235"/>
+        <w:gridCol w:w="1235"/>
+        <w:gridCol w:w="1235"/>
+        <w:gridCol w:w="1235"/>
+      </w:tblGrid>
+      <w:tr>
+        <w:tc>
+          <w:tcPr>
+            <w:tcW w:type="dxa" w:w="794"/>
+            <w:shd w:val="clear" w:fill="4472C4"/>
+          </w:tcPr>
+          <w:p>
+            <w:pPr>
+              <w:spacing w:before="20" w:after="20"/>
+              <w:jc w:val="center"/>
+            </w:pPr>
+            <w:r/>
+            <w:r>
+              <w:rPr>
+                <w:rFonts w:ascii="宋体" w:hAnsi="宋体" w:eastAsia="宋体"/>
+                <w:b/>
+                <w:color w:val="FFFFFF"/>
+                <w:sz w:val="20"/>
+              </w:rPr>
+              <w:t>街镇</w:t>
+            </w:r>
+          </w:p>
+        </w:tc>
+        <w:tc>
+          <w:tcPr>
+            <w:tcW w:type="dxa" w:w="794"/>
+            <w:shd w:val="clear" w:fill="4472C4"/>
+          </w:tcPr>
+          <w:p>
+            <w:pPr>
+              <w:spacing w:before="20" w:after="20"/>
+              <w:jc w:val="center"/>
+            </w:pPr>
+            <w:r/>
+            <w:r>
+              <w:rPr>
+                <w:rFonts w:ascii="宋体" w:hAnsi="宋体" w:eastAsia="宋体"/>
+                <w:b/>
+                <w:color w:val="FFFFFF"/>
+                <w:sz w:val="20"/>
+              </w:rPr>
+              <w:t>街镇合计</w:t>
+            </w:r>
+          </w:p>
+        </w:tc>
+        <w:tc>
+          <w:tcPr>
+            <w:tcW w:type="dxa" w:w="1928"/>
+            <w:shd w:val="clear" w:fill="4472C4"/>
+          </w:tcPr>
+          <w:p>
+            <w:pPr>
+              <w:spacing w:before="20" w:after="20"/>
+              <w:jc w:val="center"/>
+            </w:pPr>
+            <w:r/>
+            <w:r>
+              <w:rPr>
+                <w:rFonts w:ascii="宋体" w:hAnsi="宋体" w:eastAsia="宋体"/>
+                <w:b/>
+                <w:color w:val="FFFFFF"/>
+                <w:sz w:val="20"/>
+              </w:rPr>
+              <w:t>物业企业</w:t>
+            </w:r>
+          </w:p>
+        </w:tc>
+        <w:tc>
+          <w:tcPr>
+            <w:tcW w:type="dxa" w:w="907"/>
+            <w:shd w:val="clear" w:fill="4472C4"/>
+          </w:tcPr>
+          <w:p>
+            <w:pPr>
+              <w:spacing w:before="20" w:after="20"/>
+              <w:jc w:val="center"/>
+            </w:pPr>
+            <w:r/>
+            <w:r>
+              <w:rPr>
+                <w:rFonts w:ascii="宋体" w:hAnsi="宋体" w:eastAsia="宋体"/>
+                <w:b/>
+                <w:color w:val="FFFFFF"/>
+                <w:sz w:val="20"/>
+              </w:rPr>
+              <w:t>服务态度件数</w:t>
+            </w:r>
+          </w:p>
+        </w:tc>
+        <w:tc>
+          <w:tcPr>
+            <w:tcW w:type="dxa" w:w="794"/>
+            <w:shd w:val="clear" w:fill="4472C4"/>
+          </w:tcPr>
+          <w:p>
+            <w:pPr>
+              <w:spacing w:before="20" w:after="20"/>
+              <w:jc w:val="center"/>
+            </w:pPr>
+            <w:r/>
+            <w:r>
+              <w:rPr>
+                <w:rFonts w:ascii="宋体" w:hAnsi="宋体" w:eastAsia="宋体"/>
+                <w:b/>
+                <w:color w:val="FFFFFF"/>
+                <w:sz w:val="20"/>
+              </w:rPr>
+              <w:t>管理小区数</w:t>
+            </w:r>
+          </w:p>
+        </w:tc>
+        <w:tc>
+          <w:tcPr>
+            <w:tcW w:type="dxa" w:w="680"/>
+            <w:shd w:val="clear" w:fill="4472C4"/>
+          </w:tcPr>
+          <w:p>
+            <w:pPr>
+              <w:spacing w:before="20" w:after="20"/>
+              <w:jc w:val="center"/>
+            </w:pPr>
+            <w:r/>
+            <w:r>
+              <w:rPr>
+                <w:rFonts w:ascii="宋体" w:hAnsi="宋体" w:eastAsia="宋体"/>
+                <w:b/>
+                <w:color w:val="FFFFFF"/>
+                <w:sz w:val="20"/>
+              </w:rPr>
+              <w:t>企业性质</w:t>
+            </w:r>
+          </w:p>
+        </w:tc>
+        <w:tc>
+          <w:tcPr>
+            <w:tcW w:type="dxa" w:w="1701"/>
+            <w:shd w:val="clear" w:fill="4472C4"/>
+          </w:tcPr>
+          <w:p>
+            <w:pPr>
+              <w:spacing w:before="20" w:after="20"/>
+              <w:jc w:val="center"/>
+            </w:pPr>
+            <w:r/>
+            <w:r>
+              <w:rPr>
+                <w:rFonts w:ascii="宋体" w:hAnsi="宋体" w:eastAsia="宋体"/>
+                <w:b/>
+                <w:color w:val="FFFFFF"/>
+                <w:sz w:val="20"/>
+              </w:rPr>
+              <w:t>重点小区</w:t>
+            </w:r>
+          </w:p>
+        </w:tc>
+      </w:tr>
+      <w:tr>
+        <w:tc>
+          <w:tcPr>
+            <w:tcW w:type="dxa" w:w="794"/>
+          </w:tcPr>
+          <w:p>
+            <w:pPr>
+              <w:spacing w:before="20" w:after="20"/>
+              <w:jc w:val="center"/>
+            </w:pPr>
+            <w:r/>
+            <w:r>
+              <w:rPr>
+                <w:rFonts w:ascii="宋体" w:hAnsi="宋体" w:eastAsia="宋体"/>
+                <w:b w:val="0"/>
+                <w:sz w:val="20"/>
+              </w:rPr>
+              <w:t>长桥</w:t>
+            </w:r>
+          </w:p>
+        </w:tc>
+        <w:tc>
+          <w:tcPr>
+            <w:tcW w:type="dxa" w:w="794"/>
+          </w:tcPr>
+          <w:p>
+            <w:pPr>
+              <w:spacing w:before="20" w:after="20"/>
+              <w:jc w:val="right"/>
+            </w:pPr>
+            <w:r/>
+            <w:r>
+              <w:rPr>
+                <w:rFonts w:ascii="宋体" w:hAnsi="宋体" w:eastAsia="宋体"/>
+                <w:b w:val="0"/>
+                <w:sz w:val="20"/>
+              </w:rPr>
+              <w:t>70</w:t>
+            </w:r>
+          </w:p>
+        </w:tc>
+        <w:tc>
+          <w:tcPr>
+            <w:tcW w:type="dxa" w:w="1928"/>
+          </w:tcPr>
+          <w:p>
+            <w:pPr>
+              <w:spacing w:before="20" w:after="20"/>
+              <w:jc w:val="right"/>
+            </w:pPr>
+            <w:r/>
+            <w:r>
+              <w:rPr>
+                <w:rFonts w:ascii="宋体" w:hAnsi="宋体" w:eastAsia="宋体"/>
+                <w:b w:val="0"/>
+                <w:sz w:val="20"/>
+              </w:rPr>
+              <w:t>上海汇成物业有限公司</w:t>
+            </w:r>
+          </w:p>
+        </w:tc>
+        <w:tc>
+          <w:tcPr>
+            <w:tcW w:type="dxa" w:w="907"/>
+          </w:tcPr>
+          <w:p>
+            <w:pPr>
+              <w:spacing w:before="20" w:after="20"/>
+              <w:jc w:val="right"/>
+            </w:pPr>
+            <w:r/>
+            <w:r>
+              <w:rPr>
+                <w:rFonts w:ascii="宋体" w:hAnsi="宋体" w:eastAsia="宋体"/>
+                <w:b w:val="0"/>
+                <w:sz w:val="20"/>
+              </w:rPr>
+              <w:t>17</w:t>
+            </w:r>
+          </w:p>
+        </w:tc>
+        <w:tc>
+          <w:tcPr>
+            <w:tcW w:type="dxa" w:w="794"/>
+          </w:tcPr>
+          <w:p>
+            <w:pPr>
+              <w:spacing w:before="20" w:after="20"/>
+              <w:jc w:val="right"/>
+            </w:pPr>
+            <w:r/>
+            <w:r>
+              <w:rPr>
+                <w:rFonts w:ascii="宋体" w:hAnsi="宋体" w:eastAsia="宋体"/>
+                <w:b w:val="0"/>
+                <w:sz w:val="20"/>
+              </w:rPr>
+              <w:t>7</w:t>
+            </w:r>
+          </w:p>
+        </w:tc>
+        <w:tc>
+          <w:tcPr>
+            <w:tcW w:type="dxa" w:w="680"/>
+            <w:shd w:val="clear" w:fill="FEF3C7"/>
+          </w:tcPr>
+          <w:p>
+            <w:pPr>
+              <w:spacing w:before="20" w:after="20"/>
+              <w:jc w:val="center"/>
+            </w:pPr>
+            <w:r/>
+            <w:r>
+              <w:rPr>
+                <w:rFonts w:ascii="宋体" w:hAnsi="宋体" w:eastAsia="宋体"/>
+                <w:b w:val="0"/>
+                <w:sz w:val="20"/>
+              </w:rPr>
+              <w:t>区属国资</w:t>
+            </w:r>
+          </w:p>
+        </w:tc>
+        <w:tc>
+          <w:tcPr>
+            <w:tcW w:type="dxa" w:w="1701"/>
+          </w:tcPr>
+          <w:p>
+            <w:pPr>
+              <w:spacing w:before="20" w:after="20"/>
+              <w:jc w:val="center"/>
+            </w:pPr>
+            <w:r/>
+            <w:r>
+              <w:rPr>
+                <w:rFonts w:ascii="宋体" w:hAnsi="宋体" w:eastAsia="宋体"/>
+                <w:b w:val="0"/>
+                <w:sz w:val="20"/>
+              </w:rPr>
+              <w:t>汇成一村7件、罗秀三村6件</w:t>
+            </w:r>
+          </w:p>
+        </w:tc>
+      </w:tr>
+      <w:tr>
+        <w:tc>
+          <w:tcPr>
+            <w:tcW w:type="dxa" w:w="794"/>
+            <w:shd w:val="clear" w:fill="F2F4F7"/>
+          </w:tcPr>
+          <w:p>
+            <w:pPr>
+              <w:spacing w:before="20" w:after="20"/>
+              <w:jc w:val="center"/>
+            </w:pPr>
+            <w:r/>
+            <w:r>
+              <w:rPr>
+                <w:rFonts w:ascii="宋体" w:hAnsi="宋体" w:eastAsia="宋体"/>
+                <w:b w:val="0"/>
+                <w:sz w:val="20"/>
+              </w:rPr>
+              <w:t>长桥</w:t>
+            </w:r>
+          </w:p>
+        </w:tc>
+        <w:tc>
+          <w:tcPr>
+            <w:tcW w:type="dxa" w:w="794"/>
+            <w:shd w:val="clear" w:fill="F2F4F7"/>
+          </w:tcPr>
+          <w:p>
+            <w:pPr>
+              <w:spacing w:before="20" w:after="20"/>
+              <w:jc w:val="right"/>
+            </w:pPr>
+            <w:r/>
+            <w:r>
+              <w:rPr>
+                <w:rFonts w:ascii="宋体" w:hAnsi="宋体" w:eastAsia="宋体"/>
+                <w:b w:val="0"/>
+                <w:sz w:val="20"/>
+              </w:rPr>
+              <w:t>70</w:t>
+            </w:r>
+          </w:p>
+        </w:tc>
+        <w:tc>
+          <w:tcPr>
+            <w:tcW w:type="dxa" w:w="1928"/>
+            <w:shd w:val="clear" w:fill="F2F4F7"/>
+          </w:tcPr>
+          <w:p>
+            <w:pPr>
+              <w:spacing w:before="20" w:after="20"/>
+              <w:jc w:val="right"/>
+            </w:pPr>
+            <w:r/>
+            <w:r>
+              <w:rPr>
+                <w:rFonts w:ascii="宋体" w:hAnsi="宋体" w:eastAsia="宋体"/>
+                <w:b w:val="0"/>
+                <w:sz w:val="20"/>
+              </w:rPr>
+              <w:t>上海锐翔上房物业管理有限公司</w:t>
+            </w:r>
+          </w:p>
+        </w:tc>
+        <w:tc>
+          <w:tcPr>
+            <w:tcW w:type="dxa" w:w="907"/>
+            <w:shd w:val="clear" w:fill="F2F4F7"/>
+          </w:tcPr>
+          <w:p>
+            <w:pPr>
+              <w:spacing w:before="20" w:after="20"/>
+              <w:jc w:val="right"/>
+            </w:pPr>
+            <w:r/>
+            <w:r>
+              <w:rPr>
+                <w:rFonts w:ascii="宋体" w:hAnsi="宋体" w:eastAsia="宋体"/>
+                <w:b w:val="0"/>
+                <w:sz w:val="20"/>
+              </w:rPr>
+              <w:t>6</w:t>
+            </w:r>
+          </w:p>
+        </w:tc>
+        <w:tc>
+          <w:tcPr>
+            <w:tcW w:type="dxa" w:w="794"/>
+            <w:shd w:val="clear" w:fill="F2F4F7"/>
+          </w:tcPr>
+          <w:p>
+            <w:pPr>
+              <w:spacing w:before="20" w:after="20"/>
+              <w:jc w:val="right"/>
+            </w:pPr>
+            <w:r/>
+            <w:r>
+              <w:rPr>
+                <w:rFonts w:ascii="宋体" w:hAnsi="宋体" w:eastAsia="宋体"/>
+                <w:b w:val="0"/>
+                <w:sz w:val="20"/>
+              </w:rPr>
+              <w:t>4</w:t>
+            </w:r>
+          </w:p>
+        </w:tc>
+        <w:tc>
+          <w:tcPr>
+            <w:tcW w:type="dxa" w:w="680"/>
+            <w:shd w:val="clear" w:fill="F2F4F7"/>
+          </w:tcPr>
+          <w:p>
+            <w:pPr>
+              <w:spacing w:before="20" w:after="20"/>
+              <w:jc w:val="center"/>
+            </w:pPr>
+            <w:r/>
+            <w:r>
+              <w:rPr>
+                <w:rFonts w:ascii="宋体" w:hAnsi="宋体" w:eastAsia="宋体"/>
+                <w:b w:val="0"/>
+                <w:sz w:val="20"/>
+              </w:rPr>
+              <w:t>社会物业</w:t>
+            </w:r>
+          </w:p>
+        </w:tc>
+        <w:tc>
+          <w:tcPr>
+            <w:tcW w:type="dxa" w:w="1701"/>
+            <w:shd w:val="clear" w:fill="F2F4F7"/>
+          </w:tcPr>
+          <w:p>
+            <w:pPr>
+              <w:spacing w:before="20" w:after="20"/>
+              <w:jc w:val="center"/>
+            </w:pPr>
+            <w:r/>
+            <w:r>
+              <w:rPr>
+                <w:rFonts w:ascii="宋体" w:hAnsi="宋体" w:eastAsia="宋体"/>
+                <w:b w:val="0"/>
+                <w:sz w:val="20"/>
+              </w:rPr>
+              <w:t>徐汇新城6件</w:t>
+            </w:r>
+          </w:p>
+        </w:tc>
+      </w:tr>
+      <w:tr>
+        <w:tc>
+          <w:tcPr>
+            <w:tcW w:type="dxa" w:w="794"/>
+          </w:tcPr>
+          <w:p>
+            <w:pPr>
+              <w:spacing w:before="20" w:after="20"/>
+              <w:jc w:val="center"/>
+            </w:pPr>
+            <w:r/>
+            <w:r>
+              <w:rPr>
+                <w:rFonts w:ascii="宋体" w:hAnsi="宋体" w:eastAsia="宋体"/>
+                <w:b w:val="0"/>
+                <w:sz w:val="20"/>
+              </w:rPr>
+              <w:t>长桥</w:t>
+            </w:r>
+          </w:p>
+        </w:tc>
+        <w:tc>
+          <w:tcPr>
+            <w:tcW w:type="dxa" w:w="794"/>
+          </w:tcPr>
+          <w:p>
+            <w:pPr>
+              <w:spacing w:before="20" w:after="20"/>
+              <w:jc w:val="right"/>
+            </w:pPr>
+            <w:r/>
+            <w:r>
+              <w:rPr>
+                <w:rFonts w:ascii="宋体" w:hAnsi="宋体" w:eastAsia="宋体"/>
+                <w:b w:val="0"/>
+                <w:sz w:val="20"/>
+              </w:rPr>
+              <w:t>70</w:t>
+            </w:r>
+          </w:p>
+        </w:tc>
+        <w:tc>
+          <w:tcPr>
+            <w:tcW w:type="dxa" w:w="1928"/>
+          </w:tcPr>
+          <w:p>
+            <w:pPr>
+              <w:spacing w:before="20" w:after="20"/>
+              <w:jc w:val="right"/>
+            </w:pPr>
+            <w:r/>
+            <w:r>
+              <w:rPr>
+                <w:rFonts w:ascii="宋体" w:hAnsi="宋体" w:eastAsia="宋体"/>
+                <w:b w:val="0"/>
+                <w:sz w:val="20"/>
+              </w:rPr>
+              <w:t>上海轻工物业管理有限公司</w:t>
+            </w:r>
+          </w:p>
+        </w:tc>
+        <w:tc>
+          <w:tcPr>
+            <w:tcW w:type="dxa" w:w="907"/>
+          </w:tcPr>
+          <w:p>
+            <w:pPr>
+              <w:spacing w:before="20" w:after="20"/>
+              <w:jc w:val="right"/>
+            </w:pPr>
+            <w:r/>
+            <w:r>
+              <w:rPr>
+                <w:rFonts w:ascii="宋体" w:hAnsi="宋体" w:eastAsia="宋体"/>
+                <w:b w:val="0"/>
+                <w:sz w:val="20"/>
+              </w:rPr>
+              <w:t>6</w:t>
+            </w:r>
+          </w:p>
+        </w:tc>
+        <w:tc>
+          <w:tcPr>
+            <w:tcW w:type="dxa" w:w="794"/>
+          </w:tcPr>
+          <w:p>
+            <w:pPr>
+              <w:spacing w:before="20" w:after="20"/>
+              <w:jc w:val="right"/>
+            </w:pPr>
+            <w:r/>
+            <w:r>
+              <w:rPr>
+                <w:rFonts w:ascii="宋体" w:hAnsi="宋体" w:eastAsia="宋体"/>
+                <w:b w:val="0"/>
+                <w:sz w:val="20"/>
+              </w:rPr>
+              <w:t>3</w:t>
+            </w:r>
+          </w:p>
+        </w:tc>
+        <w:tc>
+          <w:tcPr>
+            <w:tcW w:type="dxa" w:w="680"/>
+          </w:tcPr>
+          <w:p>
+            <w:pPr>
+              <w:spacing w:before="20" w:after="20"/>
+              <w:jc w:val="center"/>
+            </w:pPr>
+            <w:r/>
+            <w:r>
+              <w:rPr>
+                <w:rFonts w:ascii="宋体" w:hAnsi="宋体" w:eastAsia="宋体"/>
+                <w:b w:val="0"/>
+                <w:sz w:val="20"/>
+              </w:rPr>
+              <w:t>社会物业</w:t>
+            </w:r>
+          </w:p>
+        </w:tc>
+        <w:tc>
+          <w:tcPr>
+            <w:tcW w:type="dxa" w:w="1701"/>
+          </w:tcPr>
+          <w:p>
+            <w:pPr>
+              <w:spacing w:before="20" w:after="20"/>
+              <w:jc w:val="center"/>
+            </w:pPr>
+            <w:r/>
+            <w:r>
+              <w:rPr>
+                <w:rFonts w:ascii="宋体" w:hAnsi="宋体" w:eastAsia="宋体"/>
+                <w:b w:val="0"/>
+                <w:sz w:val="20"/>
+              </w:rPr>
+            </w:r>
+          </w:p>
+        </w:tc>
+      </w:tr>
+      <w:tr>
+        <w:tc>
+          <w:tcPr>
+            <w:tcW w:type="dxa" w:w="794"/>
+            <w:shd w:val="clear" w:fill="F2F4F7"/>
+          </w:tcPr>
+          <w:p>
+            <w:pPr>
+              <w:spacing w:before="20" w:after="20"/>
+              <w:jc w:val="center"/>
+            </w:pPr>
+            <w:r/>
+            <w:r>
+              <w:rPr>
+                <w:rFonts w:ascii="宋体" w:hAnsi="宋体" w:eastAsia="宋体"/>
+                <w:b w:val="0"/>
+                <w:sz w:val="20"/>
+              </w:rPr>
+              <w:t>长桥</w:t>
+            </w:r>
+          </w:p>
+        </w:tc>
+        <w:tc>
+          <w:tcPr>
+            <w:tcW w:type="dxa" w:w="794"/>
+            <w:shd w:val="clear" w:fill="F2F4F7"/>
+          </w:tcPr>
+          <w:p>
+            <w:pPr>
+              <w:spacing w:before="20" w:after="20"/>
+              <w:jc w:val="right"/>
+            </w:pPr>
+            <w:r/>
+            <w:r>
+              <w:rPr>
+                <w:rFonts w:ascii="宋体" w:hAnsi="宋体" w:eastAsia="宋体"/>
+                <w:b w:val="0"/>
+                <w:sz w:val="20"/>
+              </w:rPr>
+              <w:t>70</w:t>
+            </w:r>
+          </w:p>
+        </w:tc>
+        <w:tc>
+          <w:tcPr>
+            <w:tcW w:type="dxa" w:w="1928"/>
+            <w:shd w:val="clear" w:fill="F2F4F7"/>
+          </w:tcPr>
+          <w:p>
+            <w:pPr>
+              <w:spacing w:before="20" w:after="20"/>
+              <w:jc w:val="right"/>
+            </w:pPr>
+            <w:r/>
+            <w:r>
+              <w:rPr>
+                <w:rFonts w:ascii="宋体" w:hAnsi="宋体" w:eastAsia="宋体"/>
+                <w:b w:val="0"/>
+                <w:sz w:val="20"/>
+              </w:rPr>
+              <w:t>上海中海物业管理有限公司</w:t>
+            </w:r>
+          </w:p>
+        </w:tc>
+        <w:tc>
+          <w:tcPr>
+            <w:tcW w:type="dxa" w:w="907"/>
+            <w:shd w:val="clear" w:fill="F2F4F7"/>
+          </w:tcPr>
+          <w:p>
+            <w:pPr>
+              <w:spacing w:before="20" w:after="20"/>
+              <w:jc w:val="right"/>
+            </w:pPr>
+            <w:r/>
+            <w:r>
+              <w:rPr>
+                <w:rFonts w:ascii="宋体" w:hAnsi="宋体" w:eastAsia="宋体"/>
+                <w:b w:val="0"/>
+                <w:sz w:val="20"/>
+              </w:rPr>
+              <w:t>5</w:t>
+            </w:r>
+          </w:p>
+        </w:tc>
+        <w:tc>
+          <w:tcPr>
+            <w:tcW w:type="dxa" w:w="794"/>
+            <w:shd w:val="clear" w:fill="F2F4F7"/>
+          </w:tcPr>
+          <w:p>
+            <w:pPr>
+              <w:spacing w:before="20" w:after="20"/>
+              <w:jc w:val="right"/>
+            </w:pPr>
+            <w:r/>
+            <w:r>
+              <w:rPr>
+                <w:rFonts w:ascii="宋体" w:hAnsi="宋体" w:eastAsia="宋体"/>
+                <w:b w:val="0"/>
+                <w:sz w:val="20"/>
+              </w:rPr>
+              <w:t>2</w:t>
+            </w:r>
+          </w:p>
+        </w:tc>
+        <w:tc>
+          <w:tcPr>
+            <w:tcW w:type="dxa" w:w="680"/>
+            <w:shd w:val="clear" w:fill="F2F4F7"/>
+          </w:tcPr>
+          <w:p>
+            <w:pPr>
+              <w:spacing w:before="20" w:after="20"/>
+              <w:jc w:val="center"/>
+            </w:pPr>
+            <w:r/>
+            <w:r>
+              <w:rPr>
+                <w:rFonts w:ascii="宋体" w:hAnsi="宋体" w:eastAsia="宋体"/>
+                <w:b w:val="0"/>
+                <w:sz w:val="20"/>
+              </w:rPr>
+              <w:t>社会物业</w:t>
+            </w:r>
+          </w:p>
+        </w:tc>
+        <w:tc>
+          <w:tcPr>
+            <w:tcW w:type="dxa" w:w="1701"/>
+            <w:shd w:val="clear" w:fill="F2F4F7"/>
+          </w:tcPr>
+          <w:p>
+            <w:pPr>
+              <w:spacing w:before="20" w:after="20"/>
+              <w:jc w:val="center"/>
+            </w:pPr>
+            <w:r/>
+            <w:r>
+              <w:rPr>
+                <w:rFonts w:ascii="宋体" w:hAnsi="宋体" w:eastAsia="宋体"/>
+                <w:b w:val="0"/>
+                <w:sz w:val="20"/>
+              </w:rPr>
+              <w:t>中海瀛台5件</w:t>
+            </w:r>
+          </w:p>
+        </w:tc>
+      </w:tr>
+      <w:tr>
+        <w:tc>
+          <w:tcPr>
+            <w:tcW w:type="dxa" w:w="794"/>
+          </w:tcPr>
+          <w:p>
+            <w:pPr>
+              <w:spacing w:before="20" w:after="20"/>
+              <w:jc w:val="center"/>
+            </w:pPr>
+            <w:r/>
+            <w:r>
+              <w:rPr>
+                <w:rFonts w:ascii="宋体" w:hAnsi="宋体" w:eastAsia="宋体"/>
+                <w:b w:val="0"/>
+                <w:sz w:val="20"/>
+              </w:rPr>
+              <w:t>徐家汇</w:t>
+            </w:r>
+          </w:p>
+        </w:tc>
+        <w:tc>
+          <w:tcPr>
+            <w:tcW w:type="dxa" w:w="794"/>
+          </w:tcPr>
+          <w:p>
+            <w:pPr>
+              <w:spacing w:before="20" w:after="20"/>
+              <w:jc w:val="right"/>
+            </w:pPr>
+            <w:r/>
+            <w:r>
+              <w:rPr>
+                <w:rFonts w:ascii="宋体" w:hAnsi="宋体" w:eastAsia="宋体"/>
+                <w:b w:val="0"/>
+                <w:sz w:val="20"/>
+              </w:rPr>
+              <w:t>58</w:t>
+            </w:r>
+          </w:p>
+        </w:tc>
+        <w:tc>
+          <w:tcPr>
+            <w:tcW w:type="dxa" w:w="1928"/>
+          </w:tcPr>
+          <w:p>
+            <w:pPr>
+              <w:spacing w:before="20" w:after="20"/>
+              <w:jc w:val="right"/>
+            </w:pPr>
+            <w:r/>
+            <w:r>
+              <w:rPr>
+                <w:rFonts w:ascii="宋体" w:hAnsi="宋体" w:eastAsia="宋体"/>
+                <w:b w:val="0"/>
+                <w:sz w:val="20"/>
+              </w:rPr>
+              <w:t>上海高建物业有限公司</w:t>
+            </w:r>
+          </w:p>
+        </w:tc>
+        <w:tc>
+          <w:tcPr>
+            <w:tcW w:type="dxa" w:w="907"/>
+          </w:tcPr>
+          <w:p>
+            <w:pPr>
+              <w:spacing w:before="20" w:after="20"/>
+              <w:jc w:val="right"/>
+            </w:pPr>
+            <w:r/>
+            <w:r>
+              <w:rPr>
+                <w:rFonts w:ascii="宋体" w:hAnsi="宋体" w:eastAsia="宋体"/>
+                <w:b w:val="0"/>
+                <w:sz w:val="20"/>
+              </w:rPr>
+              <w:t>9</w:t>
+            </w:r>
+          </w:p>
+        </w:tc>
+        <w:tc>
+          <w:tcPr>
+            <w:tcW w:type="dxa" w:w="794"/>
+          </w:tcPr>
+          <w:p>
+            <w:pPr>
+              <w:spacing w:before="20" w:after="20"/>
+              <w:jc w:val="right"/>
+            </w:pPr>
+            <w:r/>
+            <w:r>
+              <w:rPr>
+                <w:rFonts w:ascii="宋体" w:hAnsi="宋体" w:eastAsia="宋体"/>
+                <w:b w:val="0"/>
+                <w:sz w:val="20"/>
+              </w:rPr>
+              <w:t>19</w:t>
+            </w:r>
+          </w:p>
+        </w:tc>
+        <w:tc>
+          <w:tcPr>
+            <w:tcW w:type="dxa" w:w="680"/>
+            <w:shd w:val="clear" w:fill="FEF3C7"/>
+          </w:tcPr>
+          <w:p>
+            <w:pPr>
+              <w:spacing w:before="20" w:after="20"/>
+              <w:jc w:val="center"/>
+            </w:pPr>
+            <w:r/>
+            <w:r>
+              <w:rPr>
+                <w:rFonts w:ascii="宋体" w:hAnsi="宋体" w:eastAsia="宋体"/>
+                <w:b w:val="0"/>
+                <w:sz w:val="20"/>
+              </w:rPr>
+              <w:t>区属国资</w:t>
+            </w:r>
+          </w:p>
+        </w:tc>
+        <w:tc>
+          <w:tcPr>
+            <w:tcW w:type="dxa" w:w="1701"/>
+          </w:tcPr>
+          <w:p>
+            <w:pPr>
+              <w:spacing w:before="20" w:after="20"/>
+              <w:jc w:val="center"/>
+            </w:pPr>
+            <w:r/>
+            <w:r>
+              <w:rPr>
+                <w:rFonts w:ascii="宋体" w:hAnsi="宋体" w:eastAsia="宋体"/>
+                <w:b w:val="0"/>
+                <w:sz w:val="20"/>
+              </w:rPr>
+              <w:t>管理19个小区</w:t>
+            </w:r>
+          </w:p>
+        </w:tc>
+      </w:tr>
+      <w:tr>
+        <w:tc>
+          <w:tcPr>
+            <w:tcW w:type="dxa" w:w="794"/>
+            <w:shd w:val="clear" w:fill="F2F4F7"/>
+          </w:tcPr>
+          <w:p>
+            <w:pPr>
+              <w:spacing w:before="20" w:after="20"/>
+              <w:jc w:val="center"/>
+            </w:pPr>
+            <w:r/>
+            <w:r>
+              <w:rPr>
+                <w:rFonts w:ascii="宋体" w:hAnsi="宋体" w:eastAsia="宋体"/>
+                <w:b w:val="0"/>
+                <w:sz w:val="20"/>
+              </w:rPr>
+              <w:t>徐家汇</w:t>
+            </w:r>
+          </w:p>
+        </w:tc>
+        <w:tc>
+          <w:tcPr>
+            <w:tcW w:type="dxa" w:w="794"/>
+            <w:shd w:val="clear" w:fill="F2F4F7"/>
+          </w:tcPr>
+          <w:p>
+            <w:pPr>
+              <w:spacing w:before="20" w:after="20"/>
+              <w:jc w:val="right"/>
+            </w:pPr>
+            <w:r/>
+            <w:r>
+              <w:rPr>
+                <w:rFonts w:ascii="宋体" w:hAnsi="宋体" w:eastAsia="宋体"/>
+                <w:b w:val="0"/>
+                <w:sz w:val="20"/>
+              </w:rPr>
+              <w:t>58</w:t>
+            </w:r>
+          </w:p>
+        </w:tc>
+        <w:tc>
+          <w:tcPr>
+            <w:tcW w:type="dxa" w:w="1928"/>
+            <w:shd w:val="clear" w:fill="F2F4F7"/>
+          </w:tcPr>
+          <w:p>
+            <w:pPr>
+              <w:spacing w:before="20" w:after="20"/>
+              <w:jc w:val="right"/>
+            </w:pPr>
+            <w:r/>
+            <w:r>
+              <w:rPr>
+                <w:rFonts w:ascii="宋体" w:hAnsi="宋体" w:eastAsia="宋体"/>
+                <w:b w:val="0"/>
+                <w:sz w:val="20"/>
+              </w:rPr>
+              <w:t>上海汇虹物业管理有限公司</w:t>
+            </w:r>
+          </w:p>
+        </w:tc>
+        <w:tc>
+          <w:tcPr>
+            <w:tcW w:type="dxa" w:w="907"/>
+            <w:shd w:val="clear" w:fill="F2F4F7"/>
+          </w:tcPr>
+          <w:p>
+            <w:pPr>
+              <w:spacing w:before="20" w:after="20"/>
+              <w:jc w:val="right"/>
+            </w:pPr>
+            <w:r/>
+            <w:r>
+              <w:rPr>
+                <w:rFonts w:ascii="宋体" w:hAnsi="宋体" w:eastAsia="宋体"/>
+                <w:b w:val="0"/>
+                <w:sz w:val="20"/>
+              </w:rPr>
+              <w:t>7</w:t>
+            </w:r>
+          </w:p>
+        </w:tc>
+        <w:tc>
+          <w:tcPr>
+            <w:tcW w:type="dxa" w:w="794"/>
+            <w:shd w:val="clear" w:fill="F2F4F7"/>
+          </w:tcPr>
+          <w:p>
+            <w:pPr>
+              <w:spacing w:before="20" w:after="20"/>
+              <w:jc w:val="right"/>
+            </w:pPr>
+            <w:r/>
+            <w:r>
+              <w:rPr>
+                <w:rFonts w:ascii="宋体" w:hAnsi="宋体" w:eastAsia="宋体"/>
+                <w:b w:val="0"/>
+                <w:sz w:val="20"/>
+              </w:rPr>
+              <w:t>3</w:t>
+            </w:r>
+          </w:p>
+        </w:tc>
+        <w:tc>
+          <w:tcPr>
+            <w:tcW w:type="dxa" w:w="680"/>
+            <w:shd w:val="clear" w:fill="F2F4F7"/>
+          </w:tcPr>
+          <w:p>
+            <w:pPr>
+              <w:spacing w:before="20" w:after="20"/>
+              <w:jc w:val="center"/>
+            </w:pPr>
+            <w:r/>
+            <w:r>
+              <w:rPr>
+                <w:rFonts w:ascii="宋体" w:hAnsi="宋体" w:eastAsia="宋体"/>
+                <w:b w:val="0"/>
+                <w:sz w:val="20"/>
+              </w:rPr>
+              <w:t>社会物业</w:t>
+            </w:r>
+          </w:p>
+        </w:tc>
+        <w:tc>
+          <w:tcPr>
+            <w:tcW w:type="dxa" w:w="1701"/>
+            <w:shd w:val="clear" w:fill="F2F4F7"/>
+          </w:tcPr>
+          <w:p>
+            <w:pPr>
+              <w:spacing w:before="20" w:after="20"/>
+              <w:jc w:val="center"/>
+            </w:pPr>
+            <w:r/>
+            <w:r>
+              <w:rPr>
+                <w:rFonts w:ascii="宋体" w:hAnsi="宋体" w:eastAsia="宋体"/>
+                <w:b w:val="0"/>
+                <w:sz w:val="20"/>
+              </w:rPr>
+              <w:t>南丹小区7件</w:t>
+            </w:r>
+          </w:p>
+        </w:tc>
+      </w:tr>
+      <w:tr>
+        <w:tc>
+          <w:tcPr>
+            <w:tcW w:type="dxa" w:w="794"/>
+          </w:tcPr>
+          <w:p>
+            <w:pPr>
+              <w:spacing w:before="20" w:after="20"/>
+              <w:jc w:val="center"/>
+            </w:pPr>
+            <w:r/>
+            <w:r>
+              <w:rPr>
+                <w:rFonts w:ascii="宋体" w:hAnsi="宋体" w:eastAsia="宋体"/>
+                <w:b w:val="0"/>
+                <w:sz w:val="20"/>
+              </w:rPr>
+              <w:t>徐家汇</w:t>
+            </w:r>
+          </w:p>
+        </w:tc>
+        <w:tc>
+          <w:tcPr>
+            <w:tcW w:type="dxa" w:w="794"/>
+          </w:tcPr>
+          <w:p>
+            <w:pPr>
+              <w:spacing w:before="20" w:after="20"/>
+              <w:jc w:val="right"/>
+            </w:pPr>
+            <w:r/>
+            <w:r>
+              <w:rPr>
+                <w:rFonts w:ascii="宋体" w:hAnsi="宋体" w:eastAsia="宋体"/>
+                <w:b w:val="0"/>
+                <w:sz w:val="20"/>
+              </w:rPr>
+              <w:t>58</w:t>
+            </w:r>
+          </w:p>
+        </w:tc>
+        <w:tc>
+          <w:tcPr>
+            <w:tcW w:type="dxa" w:w="1928"/>
+          </w:tcPr>
+          <w:p>
+            <w:pPr>
+              <w:spacing w:before="20" w:after="20"/>
+              <w:jc w:val="right"/>
+            </w:pPr>
+            <w:r/>
+            <w:r>
+              <w:rPr>
+                <w:rFonts w:ascii="宋体" w:hAnsi="宋体" w:eastAsia="宋体"/>
+                <w:b w:val="0"/>
+                <w:sz w:val="20"/>
+              </w:rPr>
+              <w:t>上海乾宁物业管理有限公司</w:t>
+            </w:r>
+          </w:p>
+        </w:tc>
+        <w:tc>
+          <w:tcPr>
+            <w:tcW w:type="dxa" w:w="907"/>
+          </w:tcPr>
+          <w:p>
+            <w:pPr>
+              <w:spacing w:before="20" w:after="20"/>
+              <w:jc w:val="right"/>
+            </w:pPr>
+            <w:r/>
+            <w:r>
+              <w:rPr>
+                <w:rFonts w:ascii="宋体" w:hAnsi="宋体" w:eastAsia="宋体"/>
+                <w:b w:val="0"/>
+                <w:sz w:val="20"/>
+              </w:rPr>
+              <w:t>5</w:t>
+            </w:r>
+          </w:p>
+        </w:tc>
+        <w:tc>
+          <w:tcPr>
+            <w:tcW w:type="dxa" w:w="794"/>
+          </w:tcPr>
+          <w:p>
+            <w:pPr>
+              <w:spacing w:before="20" w:after="20"/>
+              <w:jc w:val="right"/>
+            </w:pPr>
+            <w:r/>
+            <w:r>
+              <w:rPr>
+                <w:rFonts w:ascii="宋体" w:hAnsi="宋体" w:eastAsia="宋体"/>
+                <w:b w:val="0"/>
+                <w:sz w:val="20"/>
+              </w:rPr>
+              <w:t>3</w:t>
+            </w:r>
+          </w:p>
+        </w:tc>
+        <w:tc>
+          <w:tcPr>
+            <w:tcW w:type="dxa" w:w="680"/>
+          </w:tcPr>
+          <w:p>
+            <w:pPr>
+              <w:spacing w:before="20" w:after="20"/>
+              <w:jc w:val="center"/>
+            </w:pPr>
+            <w:r/>
+            <w:r>
+              <w:rPr>
+                <w:rFonts w:ascii="宋体" w:hAnsi="宋体" w:eastAsia="宋体"/>
+                <w:b w:val="0"/>
+                <w:sz w:val="20"/>
+              </w:rPr>
+              <w:t>社会物业</w:t>
+            </w:r>
+          </w:p>
+        </w:tc>
+        <w:tc>
+          <w:tcPr>
+            <w:tcW w:type="dxa" w:w="1701"/>
+          </w:tcPr>
+          <w:p>
+            <w:pPr>
+              <w:spacing w:before="20" w:after="20"/>
+              <w:jc w:val="center"/>
+            </w:pPr>
+            <w:r/>
+            <w:r>
+              <w:rPr>
+                <w:rFonts w:ascii="宋体" w:hAnsi="宋体" w:eastAsia="宋体"/>
+                <w:b w:val="0"/>
+                <w:sz w:val="20"/>
+              </w:rPr>
+              <w:t>铁路新村5件</w:t>
+            </w:r>
+          </w:p>
+        </w:tc>
+      </w:tr>
+      <w:tr>
+        <w:tc>
+          <w:tcPr>
+            <w:tcW w:type="dxa" w:w="794"/>
+            <w:shd w:val="clear" w:fill="F2F4F7"/>
+          </w:tcPr>
+          <w:p>
+            <w:pPr>
+              <w:spacing w:before="20" w:after="20"/>
+              <w:jc w:val="center"/>
+            </w:pPr>
+            <w:r/>
+            <w:r>
+              <w:rPr>
+                <w:rFonts w:ascii="宋体" w:hAnsi="宋体" w:eastAsia="宋体"/>
+                <w:b w:val="0"/>
+                <w:sz w:val="20"/>
+              </w:rPr>
+              <w:t>徐家汇</w:t>
+            </w:r>
+          </w:p>
+        </w:tc>
+        <w:tc>
+          <w:tcPr>
+            <w:tcW w:type="dxa" w:w="794"/>
+            <w:shd w:val="clear" w:fill="F2F4F7"/>
+          </w:tcPr>
+          <w:p>
+            <w:pPr>
+              <w:spacing w:before="20" w:after="20"/>
+              <w:jc w:val="right"/>
+            </w:pPr>
+            <w:r/>
+            <w:r>
+              <w:rPr>
+                <w:rFonts w:ascii="宋体" w:hAnsi="宋体" w:eastAsia="宋体"/>
+                <w:b w:val="0"/>
+                <w:sz w:val="20"/>
+              </w:rPr>
+              <w:t>58</w:t>
+            </w:r>
+          </w:p>
+        </w:tc>
+        <w:tc>
+          <w:tcPr>
+            <w:tcW w:type="dxa" w:w="1928"/>
+            <w:shd w:val="clear" w:fill="F2F4F7"/>
+          </w:tcPr>
+          <w:p>
+            <w:pPr>
+              <w:spacing w:before="20" w:after="20"/>
+              <w:jc w:val="right"/>
+            </w:pPr>
+            <w:r/>
+            <w:r>
+              <w:rPr>
+                <w:rFonts w:ascii="宋体" w:hAnsi="宋体" w:eastAsia="宋体"/>
+                <w:b w:val="0"/>
+                <w:sz w:val="20"/>
+              </w:rPr>
+              <w:t>上海龙湖物业服务有限公司</w:t>
+            </w:r>
+          </w:p>
+        </w:tc>
+        <w:tc>
+          <w:tcPr>
+            <w:tcW w:type="dxa" w:w="907"/>
+            <w:shd w:val="clear" w:fill="F2F4F7"/>
+          </w:tcPr>
+          <w:p>
+            <w:pPr>
+              <w:spacing w:before="20" w:after="20"/>
+              <w:jc w:val="right"/>
+            </w:pPr>
+            <w:r/>
+            <w:r>
+              <w:rPr>
+                <w:rFonts w:ascii="宋体" w:hAnsi="宋体" w:eastAsia="宋体"/>
+                <w:b w:val="0"/>
+                <w:sz w:val="20"/>
+              </w:rPr>
+              <w:t>5</w:t>
+            </w:r>
+          </w:p>
+        </w:tc>
+        <w:tc>
+          <w:tcPr>
+            <w:tcW w:type="dxa" w:w="794"/>
+            <w:shd w:val="clear" w:fill="F2F4F7"/>
+          </w:tcPr>
+          <w:p>
+            <w:pPr>
+              <w:spacing w:before="20" w:after="20"/>
+              <w:jc w:val="right"/>
+            </w:pPr>
+            <w:r/>
+            <w:r>
+              <w:rPr>
+                <w:rFonts w:ascii="宋体" w:hAnsi="宋体" w:eastAsia="宋体"/>
+                <w:b w:val="0"/>
+                <w:sz w:val="20"/>
+              </w:rPr>
+              <w:t>2</w:t>
+            </w:r>
+          </w:p>
+        </w:tc>
+        <w:tc>
+          <w:tcPr>
+            <w:tcW w:type="dxa" w:w="680"/>
+            <w:shd w:val="clear" w:fill="F2F4F7"/>
+          </w:tcPr>
+          <w:p>
+            <w:pPr>
+              <w:spacing w:before="20" w:after="20"/>
+              <w:jc w:val="center"/>
+            </w:pPr>
+            <w:r/>
+            <w:r>
+              <w:rPr>
+                <w:rFonts w:ascii="宋体" w:hAnsi="宋体" w:eastAsia="宋体"/>
+                <w:b w:val="0"/>
+                <w:sz w:val="20"/>
+              </w:rPr>
+              <w:t>社会物业</w:t>
+            </w:r>
+          </w:p>
+        </w:tc>
+        <w:tc>
+          <w:tcPr>
+            <w:tcW w:type="dxa" w:w="1701"/>
+            <w:shd w:val="clear" w:fill="F2F4F7"/>
+          </w:tcPr>
+          <w:p>
+            <w:pPr>
+              <w:spacing w:before="20" w:after="20"/>
+              <w:jc w:val="center"/>
+            </w:pPr>
+            <w:r/>
+            <w:r>
+              <w:rPr>
+                <w:rFonts w:ascii="宋体" w:hAnsi="宋体" w:eastAsia="宋体"/>
+                <w:b w:val="0"/>
+                <w:sz w:val="20"/>
+              </w:rPr>
+              <w:t>嘉汇广场5件</w:t>
+            </w:r>
+          </w:p>
+        </w:tc>
+      </w:tr>
+      <w:tr>
+        <w:tc>
+          <w:tcPr>
+            <w:tcW w:type="dxa" w:w="794"/>
+          </w:tcPr>
+          <w:p>
+            <w:pPr>
+              <w:spacing w:before="20" w:after="20"/>
+              <w:jc w:val="center"/>
+            </w:pPr>
+            <w:r/>
+            <w:r>
+              <w:rPr>
+                <w:rFonts w:ascii="宋体" w:hAnsi="宋体" w:eastAsia="宋体"/>
+                <w:b w:val="0"/>
+                <w:sz w:val="20"/>
+              </w:rPr>
+              <w:t>漕河泾</w:t>
+            </w:r>
+          </w:p>
+        </w:tc>
+        <w:tc>
+          <w:tcPr>
+            <w:tcW w:type="dxa" w:w="794"/>
+          </w:tcPr>
+          <w:p>
+            <w:pPr>
+              <w:spacing w:before="20" w:after="20"/>
+              <w:jc w:val="right"/>
+            </w:pPr>
+            <w:r/>
+            <w:r>
+              <w:rPr>
+                <w:rFonts w:ascii="宋体" w:hAnsi="宋体" w:eastAsia="宋体"/>
+                <w:b w:val="0"/>
+                <w:sz w:val="20"/>
+              </w:rPr>
+              <w:t>53</w:t>
+            </w:r>
+          </w:p>
+        </w:tc>
+        <w:tc>
+          <w:tcPr>
+            <w:tcW w:type="dxa" w:w="1928"/>
+          </w:tcPr>
+          <w:p>
+            <w:pPr>
+              <w:spacing w:before="20" w:after="20"/>
+              <w:jc w:val="right"/>
+            </w:pPr>
+            <w:r/>
+            <w:r>
+              <w:rPr>
+                <w:rFonts w:ascii="宋体" w:hAnsi="宋体" w:eastAsia="宋体"/>
+                <w:b w:val="0"/>
+                <w:sz w:val="20"/>
+              </w:rPr>
+              <w:t>上海徐房物业有限公司</w:t>
+            </w:r>
+          </w:p>
+        </w:tc>
+        <w:tc>
+          <w:tcPr>
+            <w:tcW w:type="dxa" w:w="907"/>
+          </w:tcPr>
+          <w:p>
+            <w:pPr>
+              <w:spacing w:before="20" w:after="20"/>
+              <w:jc w:val="right"/>
+            </w:pPr>
+            <w:r/>
+            <w:r>
+              <w:rPr>
+                <w:rFonts w:ascii="宋体" w:hAnsi="宋体" w:eastAsia="宋体"/>
+                <w:b w:val="0"/>
+                <w:sz w:val="20"/>
+              </w:rPr>
+              <w:t>9</w:t>
+            </w:r>
+          </w:p>
+        </w:tc>
+        <w:tc>
+          <w:tcPr>
+            <w:tcW w:type="dxa" w:w="794"/>
+          </w:tcPr>
+          <w:p>
+            <w:pPr>
+              <w:spacing w:before="20" w:after="20"/>
+              <w:jc w:val="right"/>
+            </w:pPr>
+            <w:r/>
+            <w:r>
+              <w:rPr>
+                <w:rFonts w:ascii="宋体" w:hAnsi="宋体" w:eastAsia="宋体"/>
+                <w:b w:val="0"/>
+                <w:sz w:val="20"/>
+              </w:rPr>
+              <w:t>21</w:t>
+            </w:r>
+          </w:p>
+        </w:tc>
+        <w:tc>
+          <w:tcPr>
+            <w:tcW w:type="dxa" w:w="680"/>
+            <w:shd w:val="clear" w:fill="FEF3C7"/>
+          </w:tcPr>
+          <w:p>
+            <w:pPr>
+              <w:spacing w:before="20" w:after="20"/>
+              <w:jc w:val="center"/>
+            </w:pPr>
+            <w:r/>
+            <w:r>
+              <w:rPr>
+                <w:rFonts w:ascii="宋体" w:hAnsi="宋体" w:eastAsia="宋体"/>
+                <w:b w:val="0"/>
+                <w:sz w:val="20"/>
+              </w:rPr>
+              <w:t>区属国资</w:t>
+            </w:r>
+          </w:p>
+        </w:tc>
+        <w:tc>
+          <w:tcPr>
+            <w:tcW w:type="dxa" w:w="1701"/>
+          </w:tcPr>
+          <w:p>
+            <w:pPr>
+              <w:spacing w:before="20" w:after="20"/>
+              <w:jc w:val="center"/>
+            </w:pPr>
+            <w:r/>
+            <w:r>
+              <w:rPr>
+                <w:rFonts w:ascii="宋体" w:hAnsi="宋体" w:eastAsia="宋体"/>
+                <w:b w:val="0"/>
+                <w:sz w:val="20"/>
+              </w:rPr>
+              <w:t>管理21个小区</w:t>
+            </w:r>
+          </w:p>
+        </w:tc>
+      </w:tr>
+      <w:tr>
+        <w:tc>
+          <w:tcPr>
+            <w:tcW w:type="dxa" w:w="794"/>
+            <w:shd w:val="clear" w:fill="F2F4F7"/>
+          </w:tcPr>
+          <w:p>
+            <w:pPr>
+              <w:spacing w:before="20" w:after="20"/>
+              <w:jc w:val="center"/>
+            </w:pPr>
+            <w:r/>
+            <w:r>
+              <w:rPr>
+                <w:rFonts w:ascii="宋体" w:hAnsi="宋体" w:eastAsia="宋体"/>
+                <w:b w:val="0"/>
+                <w:sz w:val="20"/>
+              </w:rPr>
+              <w:t>漕河泾</w:t>
+            </w:r>
+          </w:p>
+        </w:tc>
+        <w:tc>
+          <w:tcPr>
+            <w:tcW w:type="dxa" w:w="794"/>
+            <w:shd w:val="clear" w:fill="F2F4F7"/>
+          </w:tcPr>
+          <w:p>
+            <w:pPr>
+              <w:spacing w:before="20" w:after="20"/>
+              <w:jc w:val="right"/>
+            </w:pPr>
+            <w:r/>
+            <w:r>
+              <w:rPr>
+                <w:rFonts w:ascii="宋体" w:hAnsi="宋体" w:eastAsia="宋体"/>
+                <w:b w:val="0"/>
+                <w:sz w:val="20"/>
+              </w:rPr>
+              <w:t>53</w:t>
+            </w:r>
+          </w:p>
+        </w:tc>
+        <w:tc>
+          <w:tcPr>
+            <w:tcW w:type="dxa" w:w="1928"/>
+            <w:shd w:val="clear" w:fill="F2F4F7"/>
+          </w:tcPr>
+          <w:p>
+            <w:pPr>
+              <w:spacing w:before="20" w:after="20"/>
+              <w:jc w:val="right"/>
+            </w:pPr>
+            <w:r/>
+            <w:r>
+              <w:rPr>
+                <w:rFonts w:ascii="宋体" w:hAnsi="宋体" w:eastAsia="宋体"/>
+                <w:b w:val="0"/>
+                <w:sz w:val="20"/>
+              </w:rPr>
+              <w:t>上海益镇物业管理有限公司</w:t>
+            </w:r>
+          </w:p>
+        </w:tc>
+        <w:tc>
+          <w:tcPr>
+            <w:tcW w:type="dxa" w:w="907"/>
+            <w:shd w:val="clear" w:fill="F2F4F7"/>
+          </w:tcPr>
+          <w:p>
+            <w:pPr>
+              <w:spacing w:before="20" w:after="20"/>
+              <w:jc w:val="right"/>
+            </w:pPr>
+            <w:r/>
+            <w:r>
+              <w:rPr>
+                <w:rFonts w:ascii="宋体" w:hAnsi="宋体" w:eastAsia="宋体"/>
+                <w:b w:val="0"/>
+                <w:sz w:val="20"/>
+              </w:rPr>
+              <w:t>7</w:t>
+            </w:r>
+          </w:p>
+        </w:tc>
+        <w:tc>
+          <w:tcPr>
+            <w:tcW w:type="dxa" w:w="794"/>
+            <w:shd w:val="clear" w:fill="F2F4F7"/>
+          </w:tcPr>
+          <w:p>
+            <w:pPr>
+              <w:spacing w:before="20" w:after="20"/>
+              <w:jc w:val="right"/>
+            </w:pPr>
+            <w:r/>
+            <w:r>
+              <w:rPr>
+                <w:rFonts w:ascii="宋体" w:hAnsi="宋体" w:eastAsia="宋体"/>
+                <w:b w:val="0"/>
+                <w:sz w:val="20"/>
+              </w:rPr>
+              <w:t>5</w:t>
+            </w:r>
+          </w:p>
+        </w:tc>
+        <w:tc>
+          <w:tcPr>
+            <w:tcW w:type="dxa" w:w="680"/>
+            <w:shd w:val="clear" w:fill="F2F4F7"/>
+          </w:tcPr>
+          <w:p>
+            <w:pPr>
+              <w:spacing w:before="20" w:after="20"/>
+              <w:jc w:val="center"/>
+            </w:pPr>
+            <w:r/>
+            <w:r>
+              <w:rPr>
+                <w:rFonts w:ascii="宋体" w:hAnsi="宋体" w:eastAsia="宋体"/>
+                <w:b w:val="0"/>
+                <w:sz w:val="20"/>
+              </w:rPr>
+              <w:t>社会物业</w:t>
+            </w:r>
+          </w:p>
+        </w:tc>
+        <w:tc>
+          <w:tcPr>
+            <w:tcW w:type="dxa" w:w="1701"/>
+            <w:shd w:val="clear" w:fill="F2F4F7"/>
+          </w:tcPr>
+          <w:p>
+            <w:pPr>
+              <w:spacing w:before="20" w:after="20"/>
+              <w:jc w:val="center"/>
+            </w:pPr>
+            <w:r/>
+            <w:r>
+              <w:rPr>
+                <w:rFonts w:ascii="宋体" w:hAnsi="宋体" w:eastAsia="宋体"/>
+                <w:b w:val="0"/>
+                <w:sz w:val="20"/>
+              </w:rPr>
+              <w:t>罗城路700弄5件</w:t>
+            </w:r>
+          </w:p>
+        </w:tc>
+      </w:tr>
+      <w:tr>
+        <w:tc>
+          <w:tcPr>
+            <w:tcW w:type="dxa" w:w="794"/>
+          </w:tcPr>
+          <w:p>
+            <w:pPr>
+              <w:spacing w:before="20" w:after="20"/>
+              <w:jc w:val="center"/>
+            </w:pPr>
+            <w:r/>
+            <w:r>
+              <w:rPr>
+                <w:rFonts w:ascii="宋体" w:hAnsi="宋体" w:eastAsia="宋体"/>
+                <w:b w:val="0"/>
+                <w:sz w:val="20"/>
+              </w:rPr>
+              <w:t>漕河泾</w:t>
+            </w:r>
+          </w:p>
+        </w:tc>
+        <w:tc>
+          <w:tcPr>
+            <w:tcW w:type="dxa" w:w="794"/>
+          </w:tcPr>
+          <w:p>
+            <w:pPr>
+              <w:spacing w:before="20" w:after="20"/>
+              <w:jc w:val="right"/>
+            </w:pPr>
+            <w:r/>
+            <w:r>
+              <w:rPr>
+                <w:rFonts w:ascii="宋体" w:hAnsi="宋体" w:eastAsia="宋体"/>
+                <w:b w:val="0"/>
+                <w:sz w:val="20"/>
+              </w:rPr>
+              <w:t>53</w:t>
+            </w:r>
+          </w:p>
+        </w:tc>
+        <w:tc>
+          <w:tcPr>
+            <w:tcW w:type="dxa" w:w="1928"/>
+          </w:tcPr>
+          <w:p>
+            <w:pPr>
+              <w:spacing w:before="20" w:after="20"/>
+              <w:jc w:val="right"/>
+            </w:pPr>
+            <w:r/>
+            <w:r>
+              <w:rPr>
+                <w:rFonts w:ascii="宋体" w:hAnsi="宋体" w:eastAsia="宋体"/>
+                <w:b w:val="0"/>
+                <w:sz w:val="20"/>
+              </w:rPr>
+              <w:t>好伙伴（上海）物业服务管理有限公司</w:t>
+            </w:r>
+          </w:p>
+        </w:tc>
+        <w:tc>
+          <w:tcPr>
+            <w:tcW w:type="dxa" w:w="907"/>
+          </w:tcPr>
+          <w:p>
+            <w:pPr>
+              <w:spacing w:before="20" w:after="20"/>
+              <w:jc w:val="right"/>
+            </w:pPr>
+            <w:r/>
+            <w:r>
+              <w:rPr>
+                <w:rFonts w:ascii="宋体" w:hAnsi="宋体" w:eastAsia="宋体"/>
+                <w:b w:val="0"/>
+                <w:sz w:val="20"/>
+              </w:rPr>
+              <w:t>6</w:t>
+            </w:r>
+          </w:p>
+        </w:tc>
+        <w:tc>
+          <w:tcPr>
+            <w:tcW w:type="dxa" w:w="794"/>
+          </w:tcPr>
+          <w:p>
+            <w:pPr>
+              <w:spacing w:before="20" w:after="20"/>
+              <w:jc w:val="right"/>
+            </w:pPr>
+            <w:r/>
+            <w:r>
+              <w:rPr>
+                <w:rFonts w:ascii="宋体" w:hAnsi="宋体" w:eastAsia="宋体"/>
+                <w:b w:val="0"/>
+                <w:sz w:val="20"/>
+              </w:rPr>
+              <w:t>3</w:t>
+            </w:r>
+          </w:p>
+        </w:tc>
+        <w:tc>
+          <w:tcPr>
+            <w:tcW w:type="dxa" w:w="680"/>
+          </w:tcPr>
+          <w:p>
+            <w:pPr>
+              <w:spacing w:before="20" w:after="20"/>
+              <w:jc w:val="center"/>
+            </w:pPr>
+            <w:r/>
+            <w:r>
+              <w:rPr>
+                <w:rFonts w:ascii="宋体" w:hAnsi="宋体" w:eastAsia="宋体"/>
+                <w:b w:val="0"/>
+                <w:sz w:val="20"/>
+              </w:rPr>
+              <w:t>社会物业</w:t>
+            </w:r>
+          </w:p>
+        </w:tc>
+        <w:tc>
+          <w:tcPr>
+            <w:tcW w:type="dxa" w:w="1701"/>
+          </w:tcPr>
+          <w:p>
+            <w:pPr>
+              <w:spacing w:before="20" w:after="20"/>
+              <w:jc w:val="center"/>
+            </w:pPr>
+            <w:r/>
+            <w:r>
+              <w:rPr>
+                <w:rFonts w:ascii="宋体" w:hAnsi="宋体" w:eastAsia="宋体"/>
+                <w:b w:val="0"/>
+                <w:sz w:val="20"/>
+              </w:rPr>
+              <w:t>三江小区3件</w:t>
+            </w:r>
+          </w:p>
+        </w:tc>
+      </w:tr>
+      <w:tr>
+        <w:tc>
+          <w:tcPr>
+            <w:tcW w:type="dxa" w:w="794"/>
+            <w:shd w:val="clear" w:fill="F2F4F7"/>
+          </w:tcPr>
+          <w:p>
+            <w:pPr>
+              <w:spacing w:before="20" w:after="20"/>
+              <w:jc w:val="center"/>
+            </w:pPr>
+            <w:r/>
+            <w:r>
+              <w:rPr>
+                <w:rFonts w:ascii="宋体" w:hAnsi="宋体" w:eastAsia="宋体"/>
+                <w:b w:val="0"/>
+                <w:sz w:val="20"/>
+              </w:rPr>
+              <w:t>漕河泾</w:t>
+            </w:r>
+          </w:p>
+        </w:tc>
+        <w:tc>
+          <w:tcPr>
+            <w:tcW w:type="dxa" w:w="794"/>
+            <w:shd w:val="clear" w:fill="F2F4F7"/>
+          </w:tcPr>
+          <w:p>
+            <w:pPr>
+              <w:spacing w:before="20" w:after="20"/>
+              <w:jc w:val="right"/>
+            </w:pPr>
+            <w:r/>
+            <w:r>
+              <w:rPr>
+                <w:rFonts w:ascii="宋体" w:hAnsi="宋体" w:eastAsia="宋体"/>
+                <w:b w:val="0"/>
+                <w:sz w:val="20"/>
+              </w:rPr>
+              <w:t>53</w:t>
+            </w:r>
+          </w:p>
+        </w:tc>
+        <w:tc>
+          <w:tcPr>
+            <w:tcW w:type="dxa" w:w="1928"/>
+            <w:shd w:val="clear" w:fill="F2F4F7"/>
+          </w:tcPr>
+          <w:p>
+            <w:pPr>
+              <w:spacing w:before="20" w:after="20"/>
+              <w:jc w:val="right"/>
+            </w:pPr>
+            <w:r/>
+            <w:r>
+              <w:rPr>
+                <w:rFonts w:ascii="宋体" w:hAnsi="宋体" w:eastAsia="宋体"/>
+                <w:b w:val="0"/>
+                <w:sz w:val="20"/>
+              </w:rPr>
+              <w:t>上海中鑫物业管理有限公司</w:t>
+            </w:r>
+          </w:p>
+        </w:tc>
+        <w:tc>
+          <w:tcPr>
+            <w:tcW w:type="dxa" w:w="907"/>
+            <w:shd w:val="clear" w:fill="F2F4F7"/>
+          </w:tcPr>
+          <w:p>
+            <w:pPr>
+              <w:spacing w:before="20" w:after="20"/>
+              <w:jc w:val="right"/>
+            </w:pPr>
+            <w:r/>
+            <w:r>
+              <w:rPr>
+                <w:rFonts w:ascii="宋体" w:hAnsi="宋体" w:eastAsia="宋体"/>
+                <w:b w:val="0"/>
+                <w:sz w:val="20"/>
+              </w:rPr>
+              <w:t>5</w:t>
+            </w:r>
+          </w:p>
+        </w:tc>
+        <w:tc>
+          <w:tcPr>
+            <w:tcW w:type="dxa" w:w="794"/>
+            <w:shd w:val="clear" w:fill="F2F4F7"/>
+          </w:tcPr>
+          <w:p>
+            <w:pPr>
+              <w:spacing w:before="20" w:after="20"/>
+              <w:jc w:val="right"/>
+            </w:pPr>
+            <w:r/>
+            <w:r>
+              <w:rPr>
+                <w:rFonts w:ascii="宋体" w:hAnsi="宋体" w:eastAsia="宋体"/>
+                <w:b w:val="0"/>
+                <w:sz w:val="20"/>
+              </w:rPr>
+              <w:t>1</w:t>
+            </w:r>
+          </w:p>
+        </w:tc>
+        <w:tc>
+          <w:tcPr>
+            <w:tcW w:type="dxa" w:w="680"/>
+            <w:shd w:val="clear" w:fill="F2F4F7"/>
+          </w:tcPr>
+          <w:p>
+            <w:pPr>
+              <w:spacing w:before="20" w:after="20"/>
+              <w:jc w:val="center"/>
+            </w:pPr>
+            <w:r/>
+            <w:r>
+              <w:rPr>
+                <w:rFonts w:ascii="宋体" w:hAnsi="宋体" w:eastAsia="宋体"/>
+                <w:b w:val="0"/>
+                <w:sz w:val="20"/>
+              </w:rPr>
+              <w:t>社会物业</w:t>
+            </w:r>
+          </w:p>
+        </w:tc>
+        <w:tc>
+          <w:tcPr>
+            <w:tcW w:type="dxa" w:w="1701"/>
+            <w:shd w:val="clear" w:fill="F2F4F7"/>
+          </w:tcPr>
+          <w:p>
+            <w:pPr>
+              <w:spacing w:before="20" w:after="20"/>
+              <w:jc w:val="center"/>
+            </w:pPr>
+            <w:r/>
+            <w:r>
+              <w:rPr>
+                <w:rFonts w:ascii="宋体" w:hAnsi="宋体" w:eastAsia="宋体"/>
+                <w:b w:val="0"/>
+                <w:sz w:val="20"/>
+              </w:rPr>
+              <w:t>金衡公寓5件</w:t>
+            </w:r>
+          </w:p>
+        </w:tc>
+      </w:tr>
+    </w:tbl>
+    <w:p>
+      <w:pPr>
+        <w:spacing w:after="80" w:line="336" w:lineRule="auto"/>
+        <w:ind w:firstLine="480"/>
+      </w:pPr>
+      <w:r>
+        <w:t>前3街镇×企业交叉分析揭示两大特征：</w:t>
+      </w:r>
+    </w:p>
+    <w:p>
+      <w:pPr>
+        <w:spacing w:after="80" w:line="336" w:lineRule="auto"/>
+        <w:ind w:firstLine="480"/>
+      </w:pPr>
+      <w:r>
+        <w:t>① 区属国资是服务态度投诉的主要来源：长桥汇成17件、徐家汇高建9件、漕河泾徐房9件，区属国资在前3街镇合计35件，占前3街镇总量（181件）的19.3%。加上衡复、中誉等，区属国资五家服务态度工单合计121件占全区24.7%，是服务态度整改的重点对象。</w:t>
+      </w:r>
+    </w:p>
+    <w:p>
+      <w:pPr>
+        <w:spacing w:after="80" w:line="336" w:lineRule="auto"/>
+        <w:ind w:firstLine="480"/>
+      </w:pPr>
+      <w:r>
+        <w:t>② 重点小区集中度高：长桥罗秀新二村8件、汇成一村7件、罗秀三村6件、中海瀛台5件；徐家汇南丹小区7件、铁路新村5件、嘉汇广场5件；漕河泾金衡公寓5件、罗城路700弄5件。这些小区是服务态度矛盾的"热点点位"，建议逐一实地调研。</w:t>
+      </w:r>
+    </w:p>
+    <w:p>
+      <w:pPr>
+        <w:spacing w:after="80" w:line="336" w:lineRule="auto"/>
+        <w:ind w:firstLine="480"/>
+      </w:pPr>
+      <w:r>
+        <w:t>下一步工作计划（定点约谈+实地调研）：</w:t>
+      </w:r>
+    </w:p>
+    <w:p>
+      <w:pPr>
+        <w:spacing w:after="80" w:line="336" w:lineRule="auto"/>
+        <w:ind w:firstLine="480"/>
+      </w:pPr>
+      <w:r>
+        <w:t>① 定点约谈物业企业：9月由区房管局牵头，对服务态度投诉前10位物业企业逐一约谈——重点约谈区属国资汇成（22件）、衡复（31件）、高建（39件）、徐房（29件）、中誉，以及社会物业中鹊（13件）、安得（15件）、秀澜（11件），限期30天出具整改方案，明确9-12月服务态度工单同比下降20%以上。</w:t>
+      </w:r>
+    </w:p>
+    <w:p>
+      <w:pPr>
+        <w:spacing w:after="80" w:line="336" w:lineRule="auto"/>
+        <w:ind w:firstLine="480"/>
+      </w:pPr>
+      <w:r>
+        <w:t>② 小区实地调研：9-10月对前3街镇服务态度工单≥5件的小区开展实地调研——长桥（罗秀新二村、汇成一村、罗秀三村、中海瀛台、徐汇新城）、徐家汇（南丹小区、铁路新村、嘉汇广场）、漕河泾（金衡公寓、罗城路700弄、漕东公寓、三江小区），由街镇牵头会同区房管局、居委、业委、物业现场办公，梳理矛盾清单、制定一小区一方案。</w:t>
+      </w:r>
+    </w:p>
+    <w:p>
+      <w:pPr>
+        <w:spacing w:after="80" w:line="336" w:lineRule="auto"/>
+        <w:ind w:firstLine="480"/>
+      </w:pPr>
+      <w:r>
+        <w:t>③ 街镇属地责任压实：长桥、徐家汇、漕河泾作为服务态度投诉前3街镇，由街道分管副主任牵头成立专项工作组，建立"工单-约谈-整改-复核"闭环，连续3月服务态度工单同比下降20%以上方可销项。</w:t>
+      </w:r>
+    </w:p>
+    <w:p>
+      <w:pPr>
+        <w:spacing w:after="80" w:line="336" w:lineRule="auto"/>
+        <w:ind w:firstLine="480"/>
+      </w:pPr>
+      <w:r>
+        <w:t>④ 服务标准公示与培训：推动物业企业公示服务标准、响应时效、投诉渠道；9-12月组织物业从业人员服务规范培训，纳入企业资质考核；对屡教不改的企业纳入"黑名单"，依法予以处罚或清退。</w:t>
+      </w:r>
+    </w:p>
+    <w:p>
+      <w:pPr>
+        <w:spacing w:after="80" w:line="336" w:lineRule="auto"/>
+        <w:ind w:firstLine="480"/>
+      </w:pPr>
+      <w:r>
+        <w:t>⑤ 目标：9-12月物业服务态度工单同比下降20%以上（从2025年9-12月约160件压至130件以内），坚决扭转+22.2%的上升态势，将其作为"投诉类型分类治理"的首要攻坚目标。</w:t>
       </w:r>
     </w:p>
     <w:p>
@@ -15198,7 +17366,7 @@
         <w:ind w:firstLine="480"/>
       </w:pPr>
       <w:r>
-        <w:t>治理策略：① 10月底前完成防冻保暖专项排查：对底部抬升84个小区、区属国资四家管理小区、衡复风貌区直管公房开展水管保温、屋面、外墙专项排查，形成隐患清单并限期处置；② 水管保温包扎：11月15日前完成 exposed 水管、屋顶水箱的保温包扎，优先处置2000年前竣工老旧小区；③ 维修响应提速：防冻保暖工单24小时响应、48小时闭环，对冻裂漏水等紧急工单2小时到场；④ 应急队伍预备：区属国资四家各组建1支防冻保暖应急维修队，11月-2月24小时待命；⑤ 目标：9-12月房屋维修工单同比下降15%以上（从2025年9-12月995件压至850件以内），其中漏水类压降至500件以内。</w:t>
+        <w:t>治理策略：① 10月底前完成防冻保暖专项排查：对底部抬升84个小区、区属国资五家管理小区、衡复风貌区直管公房开展水管保温、屋面、外墙专项排查，形成隐患清单并限期处置；② 水管保温包扎：11月15日前完成 exposed 水管、屋顶水箱的保温包扎，优先处置2000年前竣工老旧小区；③ 维修响应提速：防冻保暖工单24小时响应、48小时闭环，对冻裂漏水等紧急工单2小时到场；④ 应急队伍预备：区属国资五家各组建1支防冻保暖应急维修队，11月-2月24小时待命，充分发挥三支区级房屋应急维修队伍作用，做好辖区内住宅小区防冻保暖应急托底工作；⑤ 目标：9-12月房屋维修工单同比下降15%以上（从2025年9-12月995件压至850件以内），其中漏水类压降至500件以内。</w:t>
       </w:r>
     </w:p>
     <w:p>
@@ -15436,7 +17604,7 @@
         <w:ind w:firstLine="480"/>
       </w:pPr>
       <w:r>
-        <w:t>① 防冻保暖专项：10月底前完成底部抬升84个小区、区属国资四家管理小区、衡复风貌区直管公房的水管保温、屋面、外墙专项排查；11月15日前完成裸露水管、屋顶水箱保温包扎，优先处置2000年前竣工老旧小区；防冻保暖工单24小时响应、48小时闭环，冻裂漏水紧急工单2小时到场；区属国资四家各组建1支防冻保暖应急维修队，11月-2月24小时待命。</w:t>
+        <w:t>① 防冻保暖专项：10月底前完成底部抬升84个小区、区属国资五家管理小区、衡复风貌区直管公房的水管保温、屋面、外墙专项排查；11月15日前完成裸露水管、屋顶水箱保温包扎，优先处置2000年前竣工老旧小区；防冻保暖工单24小时响应、48小时闭环，冻裂漏水紧急工单2小时到场；区属国资五家各组建1支防冻保暖应急维修队，11月-2月24小时待命，充分发挥三支区级房屋应急维修队伍作用，做好辖区内住宅小区防冻保暖应急托底工作。</w:t>
       </w:r>
     </w:p>
     <w:p>
@@ -15533,7 +17701,7 @@
         <w:ind w:firstLine="480"/>
       </w:pPr>
       <w:r>
-        <w:t>② 四家9-12月限额：区属国资四家9-12月工单合计控制在1,100件/月以内（较2025同期降约12%），可支撑全区降幅约2个百分点；月度超限即约谈企业负责人。</w:t>
+        <w:t>② 中誉专项约谈：中誉14个小区1-8月+21.4%同比上升（区属国资唯一上升企业），由区房管局约谈中誉负责人，聚焦田林、康健区域服务响应推诿问题，限期30天整改。</w:t>
       </w:r>
     </w:p>
     <w:p>
@@ -15542,7 +17710,16 @@
         <w:ind w:firstLine="480"/>
       </w:pPr>
       <w:r>
-        <w:t>③ 高建经验推广：总结高建-18.8%治理模式，向衡复、汇成复制；社会物业中鹊、安得、轻工等管理10个以上小区企业纳入街镇考核，9-12月工单须同比下降10%以上。</w:t>
+        <w:t>③ 五家9-12月限额：区属国资五家9-12月工单合计控制在1,150件/月以内（较2025同期降约12%），可支撑全区降幅约2个百分点；月度超限即约谈企业负责人。</w:t>
+      </w:r>
+    </w:p>
+    <w:p>
+      <w:pPr>
+        <w:spacing w:after="80" w:line="336" w:lineRule="auto"/>
+        <w:ind w:firstLine="480"/>
+      </w:pPr>
+      <w:r>
+        <w:t>④ 高建经验推广：总结高建-18.8%治理模式，向衡复、汇成、中誉复制；社会物业中鹊、安得、轻工等管理10个以上小区企业纳入街镇考核，9-12月工单须同比下降10%以上。</w:t>
       </w:r>
     </w:p>
     <w:p>
@@ -15559,7 +17736,7 @@
         <w:ind w:firstLine="480"/>
       </w:pPr>
       <w:r>
-        <w:t>① 一级优先（立即行动）：物业服务态度（+22.2%）、邻里纠纷（+5.2%）两类同比上升，须立即启动专项治理——服务态度专项约谈+培训考核，邻里纠纷调解前置+网格化排查，9-12月两类合计须压降150件以上。</w:t>
+        <w:t>① 一级优先（立即行动）：物业服务态度（+22.2%）、邻里纠纷（+5.2%）两类同比上升，须立即启动专项治理。其中物业服务态度聚焦前3街镇（长桥70件、徐家汇58件、漕河泾53件）开展定点约谈+实地调研——9月约谈服务态度投诉前10位物业企业（区属国资汇成、衡复、高建、徐房、中誉，社会物业中鹊、安得、秀澜等）；9-10月对前3街镇服务态度工单≥5件的小区（罗秀新二村、汇成一村、南丹小区、金衡公寓等12个）逐一实地调研，制定一小区一方案，9-12月服务态度工单同比下降20%以上。</w:t>
       </w:r>
     </w:p>
     <w:p>

--- a/徐汇区物业治理工单1-8月综合分析报告.docx
+++ b/徐汇区物业治理工单1-8月综合分析报告.docx
@@ -10109,7 +10109,7 @@
         <w:ind w:firstLine="480"/>
       </w:pPr>
       <w:r>
-        <w:t>徐汇区属国资物业企业（高建、衡复、徐房、汇成四家）管理小区共250个，占全区纳统小区25.2%，是全区物业服务的骨干力量，也是工单的主要承载主体。本节对四家企业1-8月工单进行专项分析，识别拖累点与治理空间。</w:t>
+        <w:t>徐汇区属国资物业企业（高建、衡复、徐房、汇成、中誉五家）管理小区共265个，占全区纳统小区26.7%，是全区物业服务的骨干力量，也是工单的主要承载主体。本节对五家企业1-8月工单进行专项分析，识别拖累点与治理空间。</w:t>
       </w:r>
     </w:p>
     <w:p>
@@ -10331,7 +10331,7 @@
                 <w:b w:val="0"/>
                 <w:sz w:val="20"/>
               </w:rPr>
-              <w:t>1,473</w:t>
+              <w:t>1,480</w:t>
             </w:r>
           </w:p>
         </w:tc>
@@ -10371,7 +10371,7 @@
                 <w:b w:val="0"/>
                 <w:sz w:val="20"/>
               </w:rPr>
-              <w:t>↓18.8%</w:t>
+              <w:t>↓18.5%</w:t>
             </w:r>
           </w:p>
         </w:tc>
@@ -10456,7 +10456,7 @@
                 <w:b w:val="0"/>
                 <w:sz w:val="20"/>
               </w:rPr>
-              <w:t>1,451</w:t>
+              <w:t>1,458</w:t>
             </w:r>
           </w:p>
         </w:tc>
@@ -10498,7 +10498,7 @@
                 <w:b w:val="0"/>
                 <w:sz w:val="20"/>
               </w:rPr>
-              <w:t>↓0.1%</w:t>
+              <w:t>↑0.3%</w:t>
             </w:r>
           </w:p>
         </w:tc>
@@ -10581,7 +10581,7 @@
                 <w:b w:val="0"/>
                 <w:sz w:val="20"/>
               </w:rPr>
-              <w:t>868</w:t>
+              <w:t>876</w:t>
             </w:r>
           </w:p>
         </w:tc>
@@ -10621,7 +10621,7 @@
                 <w:b w:val="0"/>
                 <w:sz w:val="20"/>
               </w:rPr>
-              <w:t>↓12.6%</w:t>
+              <w:t>↓11.8%</w:t>
             </w:r>
           </w:p>
         </w:tc>
@@ -10706,7 +10706,7 @@
                 <w:b w:val="0"/>
                 <w:sz w:val="20"/>
               </w:rPr>
-              <w:t>446</w:t>
+              <w:t>450</w:t>
             </w:r>
           </w:p>
         </w:tc>
@@ -10748,7 +10748,7 @@
                 <w:b w:val="0"/>
                 <w:sz w:val="20"/>
               </w:rPr>
-              <w:t>↓5.9%</w:t>
+              <w:t>↓5.1%</w:t>
             </w:r>
           </w:p>
         </w:tc>
@@ -10792,7 +10792,7 @@
                 <w:b w:val="0"/>
                 <w:sz w:val="20"/>
               </w:rPr>
-              <w:t>上海中誉物业管理有限公司</w:t>
+              <w:t>上海中誉城市运营服务有限公司（原上海中誉物业管理有限公司）</w:t>
             </w:r>
           </w:p>
         </w:tc>
@@ -10813,7 +10813,7 @@
                 <w:b w:val="0"/>
                 <w:sz w:val="20"/>
               </w:rPr>
-              <w:t>14</w:t>
+              <w:t>15</w:t>
             </w:r>
           </w:p>
         </w:tc>
@@ -10834,7 +10834,7 @@
                 <w:b w:val="0"/>
                 <w:sz w:val="20"/>
               </w:rPr>
-              <w:t>187</w:t>
+              <w:t>222</w:t>
             </w:r>
           </w:p>
         </w:tc>
@@ -10876,7 +10876,7 @@
                 <w:b w:val="0"/>
                 <w:sz w:val="20"/>
               </w:rPr>
-              <w:t>↑21.4%</w:t>
+              <w:t>↑44.2%</w:t>
             </w:r>
           </w:p>
         </w:tc>
@@ -10897,7 +10897,7 @@
                 <w:b w:val="0"/>
                 <w:sz w:val="20"/>
               </w:rPr>
-              <w:t>1.4%</w:t>
+              <w:t>1.6%</w:t>
             </w:r>
           </w:p>
         </w:tc>
@@ -10943,7 +10943,7 @@
                 <w:b w:val="0"/>
                 <w:sz w:val="20"/>
               </w:rPr>
-              <w:t>264</w:t>
+              <w:t>265</w:t>
             </w:r>
           </w:p>
         </w:tc>
@@ -10965,7 +10965,7 @@
                 <w:b w:val="0"/>
                 <w:sz w:val="20"/>
               </w:rPr>
-              <w:t>4,425</w:t>
+              <w:t>4,486</w:t>
             </w:r>
           </w:p>
         </w:tc>
@@ -11009,7 +11009,7 @@
                 <w:b w:val="0"/>
                 <w:sz w:val="20"/>
               </w:rPr>
-              <w:t>↓9.5%</w:t>
+              <w:t>↓8.2%</w:t>
             </w:r>
           </w:p>
         </w:tc>
@@ -11031,7 +11031,7 @@
                 <w:b w:val="0"/>
                 <w:sz w:val="20"/>
               </w:rPr>
-              <w:t>32.5%</w:t>
+              <w:t>32.7%</w:t>
             </w:r>
           </w:p>
         </w:tc>
@@ -11052,7 +11052,7 @@
         <w:ind w:firstLine="480"/>
       </w:pPr>
       <w:r>
-        <w:t>① 五家合计4,425件、占全区32.5%，是全区工单的三成来源。五家管理264个小区（占全区26.6%），但贡献32.5%的工单，工单密度高于面上水平，说明区属国资物业承接了大量老旧小区、直管公房等高投诉存量。</w:t>
+        <w:t>① 五家合计4,486件、占全区32.7%，是全区工单的三成来源。五家管理265个小区（占全区26.7%），但贡献32.7%的工单，工单密度高于面上水平，说明区属国资物业承接了大量老旧小区、直管公房等高投诉存量。</w:t>
       </w:r>
     </w:p>
     <w:p>
@@ -11061,7 +11061,7 @@
         <w:ind w:firstLine="480"/>
       </w:pPr>
       <w:r>
-        <w:t>② 同比降幅-9.5%，落后全区-13.1%约3.6个百分点，是拖累全区降幅的重要因素。若五家能达到全区-13.1%水平，可多减约160件；若达到-20%争先进目标，可多减约480件，潜力空间显著。</w:t>
+        <w:t>② 同比降幅-8.2%，落后全区-13.1%约4.9个百分点，是拖累全区降幅的重要因素。若五家能达到全区-13.1%水平，可多减约240件；若达到-20%争先进目标，可多减约575件，潜力空间显著。</w:t>
       </w:r>
     </w:p>
     <w:p>
@@ -11070,7 +11070,7 @@
         <w:ind w:firstLine="480"/>
       </w:pPr>
       <w:r>
-        <w:t>③ 企业间分化突出：高建（80小区，-18.8%）治理成效最佳，降幅接近-20%目标，是五家中的标杆；徐房（51小区，-12.6%）接近全区水平；汇成（16小区，-5.9%）明显落后；衡复（103小区，-0.1%）几乎零增长；中誉（14小区，+21.4%）同比不降反升，是五家中唯一的上升企业。</w:t>
+        <w:t>③ 企业间分化突出：高建（80小区，-18.5%）治理成效最佳，降幅接近-20%目标，是五家中的标杆；徐房（51小区，-11.8%）接近全区水平；汇成（16小区，-5.1%）明显落后；衡复（103小区，+0.3%）与中誉（15小区，+44.2%）两家不降反升，其中中誉升幅显著。</w:t>
       </w:r>
     </w:p>
     <w:p>
@@ -11079,7 +11079,7 @@
         <w:ind w:firstLine="480"/>
       </w:pPr>
       <w:r>
-        <w:t>④ 衡复专项警示：衡复管理103个小区（全区最多）、1-8月1,451件（占全区10.6%），但同比仅-0.1%（2025同期1,453件），几乎停滞。衡复承接衡复风貌区大量直管公房与历史建筑，设施老化、诉求刚性高，但其零增长态势与全区-13.1%的降幅严重背离，须单列专项督导。若衡复能降至全区-13.1%水平，可多减约190件；若降至高建-18.8%水平，可多减约270件，对全区降幅贡献显著。</w:t>
+        <w:t>④ 衡复专项警示：衡复管理103个小区（全区最多）、1-8月1,458件（占全区10.6%），但同比+0.3%（2025同期1,453件），不降反微升。衡复承接衡复风貌区大量直管公房与历史建筑，设施老化、诉求刚性高，但其微升态势与全区-13.1%的降幅严重背离，须单列专项督导。若衡复能降至全区-13.1%水平，可多减约195件；若降至高建-18.5%水平，可多减约275件，对全区降幅贡献显著。</w:t>
       </w:r>
     </w:p>
     <w:p>
@@ -11088,7 +11088,7 @@
         <w:ind w:firstLine="480"/>
       </w:pPr>
       <w:r>
-        <w:t>⑤ 中誉专项警示：中誉管理14个小区（主要在田林7个、康健4个）、1-8月187件、同比+21.4%（2025同期154件，增量33件），是区属国资五家中唯一同比上升的企业，且升幅显著。中誉增量主要集中在田林、康健区域，建议由区房管局约谈中誉负责人，聚焦服务响应推诿、维修不到位等问题，限期30天整改，9-12月工单须同比下降15%以上。</w:t>
+        <w:t>⑤ 中誉专项警示：中誉2026年管理15个小区（2025年8个，新增8个：中恒苑、古宜小区、宜山路655弄2/4号、康强坊、福苑小区、金祥苑、锦馨公寓、锦馨苑；退出1个：永嘉路636弄3/4号），1-8月工单222件、同比+44.2%（2025同期154件，增量68件），是区属国资五家中升幅最大的企业。经准确名单核查，增量构成为：扩盘新增8个小区贡献37件（2025年同期为0，占增量约54%）；原有7个管理小区183件（+18.8%），其中田林东路414弄1、2、3号由8件增至19件、罗秀新二村由139件微增至141件；已退出台账的永嘉路636弄3/4号留有2件。三项合计183+37+2=222件，与中誉1-8月工单总量一致。需说明的是，2025年同期原有7个小区有54件工单记在原物业或无归属名下，故其“中誉名下”口径同比上升不宜直接解读为存量恶化；以小区为单元统计其全部工单（不论物业企业归属），这7个小区由208件降至184件、同比-11.5%，呈下降趋势，与全区降幅基本持平。这说明中誉的存量治理是有成效的，总量上升主要是管理规模快速扩张带来的阶段性增量。建议由区房管局约谈中誉负责人，重点聚焦新接手小区的交接过渡期管理、服务标准衔接、业主沟通机制建设等问题，限期30天整改，9-12月工单须同比下降15%以上。</w:t>
       </w:r>
     </w:p>
     <w:p>
@@ -11105,7 +11105,7 @@
         <w:ind w:firstLine="480"/>
       </w:pPr>
       <w:r>
-        <w:t>除区属国资五家外，全区管理2个及以上小区的物业企业共124家，管理单小区的125家。1-8月工单量TOP10企业合计6,187件，占全区45.4%，集中度高。其中区属国资五家均位列前列，是头部治理对象。</w:t>
+        <w:t>除区属国资五家外，全区管理2个及以上小区的物业企业共124家，管理单小区的125家。1-8月工单量TOP10企业合计6,045件，占全区44.0%，集中度高。其中区属国资四家（高建、衡复、徐房、汇成）分列第1—4位，是头部治理对象。</w:t>
       </w:r>
     </w:p>
     <w:p>
@@ -11304,7 +11304,7 @@
                 <w:b w:val="0"/>
                 <w:sz w:val="20"/>
               </w:rPr>
-              <w:t>1,473</w:t>
+              <w:t>1,480</w:t>
             </w:r>
           </w:p>
         </w:tc>
@@ -11410,7 +11410,7 @@
                 <w:b w:val="0"/>
                 <w:sz w:val="20"/>
               </w:rPr>
-              <w:t>1,451</w:t>
+              <w:t>1,458</w:t>
             </w:r>
           </w:p>
         </w:tc>
@@ -11515,7 +11515,7 @@
                 <w:b w:val="0"/>
                 <w:sz w:val="20"/>
               </w:rPr>
-              <w:t>868</w:t>
+              <w:t>876</w:t>
             </w:r>
           </w:p>
         </w:tc>
@@ -11621,7 +11621,7 @@
                 <w:b w:val="0"/>
                 <w:sz w:val="20"/>
               </w:rPr>
-              <w:t>446</w:t>
+              <w:t>450</w:t>
             </w:r>
           </w:p>
         </w:tc>
@@ -11726,7 +11726,7 @@
                 <w:b w:val="0"/>
                 <w:sz w:val="20"/>
               </w:rPr>
-              <w:t>389</w:t>
+              <w:t>397</w:t>
             </w:r>
           </w:p>
         </w:tc>
@@ -11831,7 +11831,7 @@
                 <w:b w:val="0"/>
                 <w:sz w:val="20"/>
               </w:rPr>
-              <w:t>328</w:t>
+              <w:t>329</w:t>
             </w:r>
           </w:p>
         </w:tc>
@@ -11935,7 +11935,7 @@
                 <w:b w:val="0"/>
                 <w:sz w:val="20"/>
               </w:rPr>
-              <w:t>299</w:t>
+              <w:t>300</w:t>
             </w:r>
           </w:p>
         </w:tc>
@@ -12040,7 +12040,7 @@
                 <w:b w:val="0"/>
                 <w:sz w:val="20"/>
               </w:rPr>
-              <w:t>291</w:t>
+              <w:t>294</w:t>
             </w:r>
           </w:p>
         </w:tc>
@@ -12124,7 +12124,7 @@
                 <w:b w:val="0"/>
                 <w:sz w:val="20"/>
               </w:rPr>
-              <w:t>上海中誉物业管理有限公司</w:t>
+              <w:t>上海晏鑫物业有限公司</w:t>
             </w:r>
           </w:p>
         </w:tc>
@@ -12144,7 +12144,7 @@
                 <w:b w:val="0"/>
                 <w:sz w:val="20"/>
               </w:rPr>
-              <w:t>187</w:t>
+              <w:t>235</w:t>
             </w:r>
           </w:p>
         </w:tc>
@@ -12164,28 +12164,27 @@
                 <w:b w:val="0"/>
                 <w:sz w:val="20"/>
               </w:rPr>
-              <w:t>14</w:t>
+              <w:t>3</w:t>
             </w:r>
           </w:p>
         </w:tc>
         <w:tc>
           <w:tcPr>
             <w:tcW w:type="dxa" w:w="1134"/>
-            <w:shd w:val="clear" w:fill="FEF3C7"/>
-          </w:tcPr>
-          <w:p>
-            <w:pPr>
-              <w:spacing w:before="20" w:after="20"/>
-              <w:jc w:val="right"/>
-            </w:pPr>
-            <w:r/>
-            <w:r>
-              <w:rPr>
-                <w:rFonts w:ascii="宋体" w:hAnsi="宋体" w:eastAsia="宋体"/>
-                <w:b w:val="0"/>
-                <w:sz w:val="20"/>
-              </w:rPr>
-              <w:t>区属国资</w:t>
+          </w:tcPr>
+          <w:p>
+            <w:pPr>
+              <w:spacing w:before="20" w:after="20"/>
+              <w:jc w:val="right"/>
+            </w:pPr>
+            <w:r/>
+            <w:r>
+              <w:rPr>
+                <w:rFonts w:ascii="宋体" w:hAnsi="宋体" w:eastAsia="宋体"/>
+                <w:b w:val="0"/>
+                <w:sz w:val="20"/>
+              </w:rPr>
+              <w:t>社会物业</w:t>
             </w:r>
           </w:p>
         </w:tc>
@@ -12229,7 +12228,7 @@
                 <w:b w:val="0"/>
                 <w:sz w:val="20"/>
               </w:rPr>
-              <w:t>上海晏鑫物业有限公司</w:t>
+              <w:t>上海华泾泾鸿物业管理有限公司</w:t>
             </w:r>
           </w:p>
         </w:tc>
@@ -12250,7 +12249,7 @@
                 <w:b w:val="0"/>
                 <w:sz w:val="20"/>
               </w:rPr>
-              <w:t>234</w:t>
+              <w:t>226</w:t>
             </w:r>
           </w:p>
         </w:tc>
@@ -12304,7 +12303,7 @@
         <w:ind w:firstLine="480"/>
       </w:pPr>
       <w:r>
-        <w:t>TOP10企业中，区属国资五家合计4,425件，占TOP10的71.5%、占全区32.5%，是头部治理的重中之重。社会物业中，中鹊（389件）、安得（328件）、轻工（299件）位列前三，管理小区数均超10个，建议纳入重点督导范围。</w:t>
+        <w:t>TOP10企业中，区属国资四家合计4,264件，占TOP10的70.5%、占全区31.1%，是头部治理的重中之重。社会物业中，中鹊（397件）、安得（329件）、轻工（300件）位列前三，管理小区数均超10个，建议纳入重点督导范围。中誉1-8月222件位列第11，虽未进入TOP10，但因其同比+44.2%为五家中升幅最大，仍列入专项督导范围。</w:t>
       </w:r>
     </w:p>
     <w:p>
@@ -12321,7 +12320,7 @@
         <w:ind w:firstLine="480"/>
       </w:pPr>
       <w:r>
-        <w:t>① 衡复专项督导：衡复103个小区零增长（-0.1%）是区属国资最大短板，建议由区房管局牵头对衡复开展为期30天的专项督导，聚焦直管公房修缮响应、历史建筑维护、风貌区停车与业态矛盾，明确9-12月工单须同比下降15%以上（即从2025年9-12月约1,200件压至1,020件以内）。</w:t>
+        <w:t>① 衡复专项督导：衡复103个小区不降反升（+0.3%）是区属国资最大短板，建议由区房管局牵头对衡复开展为期30天的专项督导，聚焦直管公房修缮响应、历史建筑维护、风貌区停车与业态矛盾，明确9-12月工单须同比下降15%以上（即从2025年9-12月约696件压至592件以内）。</w:t>
       </w:r>
     </w:p>
     <w:p>
@@ -12330,7 +12329,7 @@
         <w:ind w:firstLine="480"/>
       </w:pPr>
       <w:r>
-        <w:t>② 中誉专项约谈：中誉14个小区1-8月+21.4%同比上升（区属国资唯一上升企业），由区房管局约谈中誉负责人，聚焦田林、康健区域服务响应推诿、维修不到位问题，限期30天整改，9-12月工单须同比下降15%以上。</w:t>
+        <w:t>② 中誉专项约谈：中誉15个小区1-8月+44.2%同比上升（五家中升幅最大），增量主要由新增8个小区贡献（37件），原有7个管理小区183件；以小区为单元统计（不论物业企业归属），原有7个小区由208件降至184件、同比-11.5%呈下降趋势，存量治理有效。由区房管局约谈中誉负责人，聚焦新接手小区交接过渡期管理、服务标准衔接问题，限期30天整改，9-12月工单须同比下降15%以上。</w:t>
       </w:r>
     </w:p>
     <w:p>
@@ -12339,7 +12338,7 @@
         <w:ind w:firstLine="480"/>
       </w:pPr>
       <w:r>
-        <w:t>③ 高建经验推广：高建80小区-18.8%的降幅接近-20%目标，建议总结高建治理模式（疑似为网格化响应+维修工单前置处置），向衡复、汇成、中誉复制推广。</w:t>
+        <w:t>③ 高建经验推广：高建80小区-18.5%的降幅接近-20%目标，建议总结高建治理模式（疑似为网格化响应+维修工单前置处置），向衡复、汇成、中誉复制推广。</w:t>
       </w:r>
     </w:p>
     <w:p>
@@ -17692,7 +17691,7 @@
         <w:ind w:firstLine="480"/>
       </w:pPr>
       <w:r>
-        <w:t>① 衡复专项：衡复103个小区1-8月同比-0.1%近乎停滞，是区属国资最大短板，由区房管局牵头开展30天专项督导，聚焦直管公房修缮响应与风貌区矛盾，明确9-12月工单须同比下降15%以上。</w:t>
+        <w:t>① 衡复专项：衡复103个小区1-8月同比+0.3%不降反升，是区属国资最大短板，由区房管局牵头开展30天专项督导，聚焦直管公房修缮响应与风貌区矛盾，明确9-12月工单须同比下降15%以上。</w:t>
       </w:r>
     </w:p>
     <w:p>
@@ -17701,7 +17700,7 @@
         <w:ind w:firstLine="480"/>
       </w:pPr>
       <w:r>
-        <w:t>② 中誉专项约谈：中誉14个小区1-8月+21.4%同比上升（区属国资唯一上升企业），由区房管局约谈中誉负责人，聚焦田林、康健区域服务响应推诿问题，限期30天整改。</w:t>
+        <w:t>② 中誉专项约谈：中誉15个小区1-8月+44.2%同比上升（五家中升幅最大），增量主要由新增8个小区贡献（37件）；按小区单元统计，原有7个小区工单由208件降至184件（-11.5%）呈下降趋势，存量治理有效。由区房管局约谈中誉负责人，聚焦新接手小区交接过渡期管理问题，限期30天整改。</w:t>
       </w:r>
     </w:p>
     <w:p>
@@ -17719,7 +17718,7 @@
         <w:ind w:firstLine="480"/>
       </w:pPr>
       <w:r>
-        <w:t>④ 高建经验推广：总结高建-18.8%治理模式，向衡复、汇成、中誉复制；社会物业中鹊、安得、轻工等管理10个以上小区企业纳入街镇考核，9-12月工单须同比下降10%以上。</w:t>
+        <w:t>④ 高建经验推广：总结高建-18.5%治理模式，向衡复、汇成、中誉复制；社会物业中鹊、安得、轻工等管理10个以上小区企业纳入街镇考核，9-12月工单须同比下降10%以上。</w:t>
       </w:r>
     </w:p>
     <w:p>

--- a/徐汇区物业治理工单1-8月综合分析报告.docx
+++ b/徐汇区物业治理工单1-8月综合分析报告.docx
@@ -51,7 +51,7 @@
         <w:ind w:firstLine="480"/>
       </w:pPr>
       <w:r>
-        <w:t>同比看，1-8月累计降幅13.1%主要靠1-4月大幅下降撑起，但5月以来月度环比连续上涨，8月单月同比已转正（+2.84%），日均工单升至72件，诉求密度3.83件/千户居中心城区首位、全市第二，治理压力在夏季明显回升。街镇间分化突出：长桥（-32.1%）、枫林路（-25.6%）、康健（-24.4%）降幅领先，而田林（+14.3%）、漕河泾（+3.4%）同比不降反升，是拖累全区降幅的主因。</w:t>
+        <w:t>同比看，1-8月累计降幅13.1%主要靠1-4月大幅下降撑起，但5月以来月度环比连续上涨，8月单月同比已转正（+2.84%），日均工单升至72件，诉求密度3.83件/千户居中心城区首位、全市第二，治理压力在夏季明显回升。街镇间分化突出：长桥（-31.1%）、枫林路（-25.2%）、康健新村（-23.6%）降幅领先，而田林（+15.2%）、漕河泾（+4.0%）同比不降反升，是拖累全区降幅的主因。</w:t>
       </w:r>
     </w:p>
     <w:p>
@@ -321,7 +321,7 @@
                 <w:b w:val="0"/>
                 <w:sz w:val="20"/>
               </w:rPr>
-              <w:t>1,450</w:t>
+              <w:t>1,471</w:t>
             </w:r>
           </w:p>
         </w:tc>
@@ -361,7 +361,7 @@
                 <w:b w:val="0"/>
                 <w:sz w:val="20"/>
               </w:rPr>
-              <w:t>↓32.1%</w:t>
+              <w:t>↓31.1%</w:t>
             </w:r>
           </w:p>
         </w:tc>
@@ -401,7 +401,7 @@
                 <w:b w:val="0"/>
                 <w:sz w:val="20"/>
               </w:rPr>
-              <w:t>25.7</w:t>
+              <w:t>26.0</w:t>
             </w:r>
           </w:p>
         </w:tc>
@@ -466,7 +466,7 @@
                 <w:b w:val="0"/>
                 <w:sz w:val="20"/>
               </w:rPr>
-              <w:t>1,334</w:t>
+              <w:t>1,337</w:t>
             </w:r>
           </w:p>
         </w:tc>
@@ -508,7 +508,7 @@
                 <w:b w:val="0"/>
                 <w:sz w:val="20"/>
               </w:rPr>
-              <w:t>↓8.5%</w:t>
+              <w:t>↓8.3%</w:t>
             </w:r>
           </w:p>
         </w:tc>
@@ -550,7 +550,7 @@
                 <w:b w:val="0"/>
                 <w:sz w:val="20"/>
               </w:rPr>
-              <w:t>23.2</w:t>
+              <w:t>23.3</w:t>
             </w:r>
           </w:p>
         </w:tc>
@@ -615,7 +615,7 @@
                 <w:b w:val="0"/>
                 <w:sz w:val="20"/>
               </w:rPr>
-              <w:t>1,308</w:t>
+              <w:t>1,315</w:t>
             </w:r>
           </w:p>
         </w:tc>
@@ -657,7 +657,7 @@
                 <w:b w:val="0"/>
                 <w:sz w:val="20"/>
               </w:rPr>
-              <w:t>↑3.4%</w:t>
+              <w:t>↑4.0%</w:t>
             </w:r>
           </w:p>
         </w:tc>
@@ -699,7 +699,7 @@
                 <w:b w:val="0"/>
                 <w:sz w:val="20"/>
               </w:rPr>
-              <w:t>25.9</w:t>
+              <w:t>26.1</w:t>
             </w:r>
           </w:p>
         </w:tc>
@@ -767,7 +767,7 @@
                 <w:b w:val="0"/>
                 <w:sz w:val="20"/>
               </w:rPr>
-              <w:t>1,250</w:t>
+              <w:t>1,260</w:t>
             </w:r>
           </w:p>
         </w:tc>
@@ -811,7 +811,7 @@
                 <w:b w:val="0"/>
                 <w:sz w:val="20"/>
               </w:rPr>
-              <w:t>↑14.3%</w:t>
+              <w:t>↑15.2%</w:t>
             </w:r>
           </w:p>
         </w:tc>
@@ -855,7 +855,7 @@
                 <w:b w:val="0"/>
                 <w:sz w:val="20"/>
               </w:rPr>
-              <w:t>26.5</w:t>
+              <w:t>26.7</w:t>
             </w:r>
           </w:p>
         </w:tc>
@@ -917,7 +917,7 @@
                 <w:b w:val="0"/>
                 <w:sz w:val="20"/>
               </w:rPr>
-              <w:t>1,155</w:t>
+              <w:t>1,160</w:t>
             </w:r>
           </w:p>
         </w:tc>
@@ -957,7 +957,7 @@
                 <w:b w:val="0"/>
                 <w:sz w:val="20"/>
               </w:rPr>
-              <w:t>↓9.3%</w:t>
+              <w:t>↓8.9%</w:t>
             </w:r>
           </w:p>
         </w:tc>
@@ -997,7 +997,7 @@
                 <w:b w:val="0"/>
                 <w:sz w:val="20"/>
               </w:rPr>
-              <w:t>37.6</w:t>
+              <w:t>37.7</w:t>
             </w:r>
           </w:p>
         </w:tc>
@@ -1062,7 +1062,7 @@
                 <w:b w:val="0"/>
                 <w:sz w:val="20"/>
               </w:rPr>
-              <w:t>1,123</w:t>
+              <w:t>1,131</w:t>
             </w:r>
           </w:p>
         </w:tc>
@@ -1104,7 +1104,7 @@
                 <w:b w:val="0"/>
                 <w:sz w:val="20"/>
               </w:rPr>
-              <w:t>↓14.1%</w:t>
+              <w:t>↓13.5%</w:t>
             </w:r>
           </w:p>
         </w:tc>
@@ -1146,7 +1146,7 @@
                 <w:b w:val="0"/>
                 <w:sz w:val="20"/>
               </w:rPr>
-              <w:t>28.7</w:t>
+              <w:t>28.9</w:t>
             </w:r>
           </w:p>
         </w:tc>
@@ -1208,7 +1208,7 @@
                 <w:b w:val="0"/>
                 <w:sz w:val="20"/>
               </w:rPr>
-              <w:t>1,115</w:t>
+              <w:t>1,121</w:t>
             </w:r>
           </w:p>
         </w:tc>
@@ -1248,7 +1248,7 @@
                 <w:b w:val="0"/>
                 <w:sz w:val="20"/>
               </w:rPr>
-              <w:t>↓25.6%</w:t>
+              <w:t>↓25.2%</w:t>
             </w:r>
           </w:p>
         </w:tc>
@@ -1288,7 +1288,7 @@
                 <w:b w:val="0"/>
                 <w:sz w:val="20"/>
               </w:rPr>
-              <w:t>27.7</w:t>
+              <w:t>27.8</w:t>
             </w:r>
           </w:p>
         </w:tc>
@@ -1353,7 +1353,7 @@
                 <w:b w:val="0"/>
                 <w:sz w:val="20"/>
               </w:rPr>
-              <w:t>964</w:t>
+              <w:t>973</w:t>
             </w:r>
           </w:p>
         </w:tc>
@@ -1395,7 +1395,7 @@
                 <w:b w:val="0"/>
                 <w:sz w:val="20"/>
               </w:rPr>
-              <w:t>↓11.5%</w:t>
+              <w:t>↓10.7%</w:t>
             </w:r>
           </w:p>
         </w:tc>
@@ -1437,7 +1437,7 @@
                 <w:b w:val="0"/>
                 <w:sz w:val="20"/>
               </w:rPr>
-              <w:t>21.2</w:t>
+              <w:t>21.4</w:t>
             </w:r>
           </w:p>
         </w:tc>
@@ -1499,7 +1499,7 @@
                 <w:b w:val="0"/>
                 <w:sz w:val="20"/>
               </w:rPr>
-              <w:t>895</w:t>
+              <w:t>897</w:t>
             </w:r>
           </w:p>
         </w:tc>
@@ -1539,7 +1539,7 @@
                 <w:b w:val="0"/>
                 <w:sz w:val="20"/>
               </w:rPr>
-              <w:t>↓15.4%</w:t>
+              <w:t>↓15.2%</w:t>
             </w:r>
           </w:p>
         </w:tc>
@@ -1644,7 +1644,7 @@
                 <w:b w:val="0"/>
                 <w:sz w:val="20"/>
               </w:rPr>
-              <w:t>894</w:t>
+              <w:t>897</w:t>
             </w:r>
           </w:p>
         </w:tc>
@@ -1686,7 +1686,7 @@
                 <w:b w:val="0"/>
                 <w:sz w:val="20"/>
               </w:rPr>
-              <w:t>↓5.8%</w:t>
+              <w:t>↓5.5%</w:t>
             </w:r>
           </w:p>
         </w:tc>
@@ -1728,7 +1728,7 @@
                 <w:b w:val="0"/>
                 <w:sz w:val="20"/>
               </w:rPr>
-              <w:t>48.9</w:t>
+              <w:t>49.0</w:t>
             </w:r>
           </w:p>
         </w:tc>
@@ -1790,7 +1790,7 @@
                 <w:b w:val="0"/>
                 <w:sz w:val="20"/>
               </w:rPr>
-              <w:t>861</w:t>
+              <w:t>869</w:t>
             </w:r>
           </w:p>
         </w:tc>
@@ -1830,7 +1830,7 @@
                 <w:b w:val="0"/>
                 <w:sz w:val="20"/>
               </w:rPr>
-              <w:t>↓15.5%</w:t>
+              <w:t>↓14.7%</w:t>
             </w:r>
           </w:p>
         </w:tc>
@@ -1870,7 +1870,7 @@
                 <w:b w:val="0"/>
                 <w:sz w:val="20"/>
               </w:rPr>
-              <w:t>24.3</w:t>
+              <w:t>24.5</w:t>
             </w:r>
           </w:p>
         </w:tc>
@@ -1935,7 +1935,7 @@
                 <w:b w:val="0"/>
                 <w:sz w:val="20"/>
               </w:rPr>
-              <w:t>743</w:t>
+              <w:t>751</w:t>
             </w:r>
           </w:p>
         </w:tc>
@@ -1977,7 +1977,7 @@
                 <w:b w:val="0"/>
                 <w:sz w:val="20"/>
               </w:rPr>
-              <w:t>↓24.4%</w:t>
+              <w:t>↓23.6%</w:t>
             </w:r>
           </w:p>
         </w:tc>
@@ -2019,7 +2019,7 @@
                 <w:b w:val="0"/>
                 <w:sz w:val="20"/>
               </w:rPr>
-              <w:t>18.4</w:t>
+              <w:t>18.6</w:t>
             </w:r>
           </w:p>
         </w:tc>
@@ -2081,7 +2081,7 @@
                 <w:b w:val="0"/>
                 <w:sz w:val="20"/>
               </w:rPr>
-              <w:t>535</w:t>
+              <w:t>537</w:t>
             </w:r>
           </w:p>
         </w:tc>
@@ -2121,7 +2121,7 @@
                 <w:b w:val="0"/>
                 <w:sz w:val="20"/>
               </w:rPr>
-              <w:t>↓4.3%</w:t>
+              <w:t>↓3.9%</w:t>
             </w:r>
           </w:p>
         </w:tc>
@@ -2161,7 +2161,7 @@
                 <w:b w:val="0"/>
                 <w:sz w:val="20"/>
               </w:rPr>
-              <w:t>32.2</w:t>
+              <w:t>32.3</w:t>
             </w:r>
           </w:p>
         </w:tc>
@@ -2182,7 +2182,7 @@
         <w:ind w:firstLine="480"/>
       </w:pPr>
       <w:r>
-        <w:t>① 降幅领先街镇：长桥（-32.1%）、枫林路（-25.6%）、康健新村（-24.4%）降幅居前三，治理成效突出，其中长桥减量585件为全区最多，主要受益于群租、停车、旧改等专项整治的持续见效。</w:t>
+        <w:t>① 降幅领先街镇：长桥（-31.1%）、枫林路（-25.2%）、康健新村（-23.6%）降幅居前三，治理成效突出，其中长桥减量664件为全区最多，主要受益于群租、停车、旧改等专项整治的持续见效。</w:t>
       </w:r>
     </w:p>
     <w:p>
@@ -2191,7 +2191,7 @@
         <w:ind w:firstLine="480"/>
       </w:pPr>
       <w:r>
-        <w:t>② 同比上升街镇（重点警示）：田林（+14.3%，+156件）、漕河泾（+3.4%，+43件）是全区仅有的两个同比上升街镇。田林增量来自物业安保履职不足、业委会自治及停车分配矛盾；漕河泾增量聚焦业委会矛盾与房屋维修，是拖累全区1-8月降幅的主要因素，建议单列专项督导。</w:t>
+        <w:t>② 同比上升街镇（重点警示）：田林（+15.2%，+166件）、漕河泾（+4.0%，+50件）是全区仅有的两个同比上升街镇。田林增量来自物业安保履职不足、业委会自治及停车分配矛盾；漕河泾增量聚焦业委会矛盾与房屋维修，是拖累全区1-8月降幅的主要因素，建议单列专项督导。</w:t>
       </w:r>
     </w:p>
     <w:p>
@@ -2200,7 +2200,7 @@
         <w:ind w:firstLine="480"/>
       </w:pPr>
       <w:r>
-        <w:t>③ 诉求密度突出街镇：湖南路（48.9件/千户）、天平路（37.6）、虹梅路（32.2）密度远高于全区均值（26.4），三者同属衡复风貌区及老城区，直管公房集中、设施老化，是密度治理的重点；康健新村（18.4）、龙华（21.2）密度最低。</w:t>
+        <w:t>③ 诉求密度突出街镇：湖南路（49.0件/千户）、天平路（37.7）、虹梅路（32.3）密度远高于全区均值（26.5），三者同属衡复风貌区及老城区，直管公房集中、设施老化，是密度治理的重点；康健新村（18.6）、龙华（21.4）密度最低。</w:t>
       </w:r>
     </w:p>
     <w:p>
@@ -8480,7 +8480,7 @@
         <w:ind w:firstLine="480"/>
       </w:pPr>
       <w:r>
-        <w:t>口径说明：84个名单中，80个可精确匹配到热线工单数据（4个因别名归并未精确匹配，按项目口径不自动纳入，候选清单另附）；以下统计以80个可匹配小区为参评口径。</w:t>
+        <w:t>口径说明：84个名单中，78个可精确匹配到热线工单数据（6个因别名归并未精确匹配，按项目口径不自动纳入，候选清单另附）；以下统计以78个可匹配小区为参评口径。</w:t>
       </w:r>
     </w:p>
     <w:p>
@@ -8497,7 +8497,7 @@
         <w:ind w:firstLine="480"/>
       </w:pPr>
       <w:r>
-        <w:t>2026年1-8月，80个底部抬升可匹配小区共发生工单2,212件，占全区1-8月工单总量的16.2%；2025年同期2,748件，同比下降19.5%。底部抬升降幅比全区（-13.1%）多6.4个百分点，攻坚行动成效开始显现，首次反超全区平均水平。对比2025年全年（底部抬升同比仅-5.5%、落后全区14.4pp），治理滞后局面已扭转。</w:t>
+        <w:t>2026年1-8月，78个底部抬升可匹配小区共发生工单2,354件，占全区1-8月工单总量的17.1%；2025年同期2,832件，同比下降16.9%。底部抬升降幅比全区（-13.1%）多3.8个百分点，攻坚行动成效开始显现，首次反超全区平均水平。对比2025年全年（底部抬升同比仅-5.5%、落后全区14.4pp），治理滞后局面已扭转。</w:t>
       </w:r>
     </w:p>
     <w:p>
@@ -8506,7 +8506,7 @@
         <w:ind w:firstLine="480"/>
       </w:pPr>
       <w:r>
-        <w:t>改善面看，1-8月80个小区中改善（同比下降）38个（占有效对比50.0%）、恶化（同比上升）34个（44.7%），与2025年全年改善面（50.7%）基本持平，但恶化面仍超四成，底部抬升攻坚处于"拉锯阶段"，尚未形成面上逆转（判定阈值±5%）。</w:t>
+        <w:t>改善面看，2026年1-8月 vs 2025年同期（76个有效对比）中改善（同比下降）38个（占50.0%）、恶化（同比上升）34个（44.7%）、基本持平4个（5.3%），与2025年全年改善面（50.7%）基本持平，但恶化面仍超四成，底部抬升攻坚处于"拉锯阶段"，尚未形成面上逆转（判定阈值±5%）。</w:t>
       </w:r>
     </w:p>
     <w:p>
@@ -8716,7 +8716,7 @@
                 <w:b w:val="0"/>
                 <w:sz w:val="20"/>
               </w:rPr>
-              <w:t>138</w:t>
+              <w:t>139</w:t>
             </w:r>
           </w:p>
         </w:tc>
@@ -8758,7 +8758,7 @@
                 <w:b w:val="0"/>
                 <w:sz w:val="20"/>
               </w:rPr>
-              <w:t>↑10.4%</w:t>
+              <w:t>↑11.2%</w:t>
             </w:r>
           </w:p>
         </w:tc>
@@ -8802,7 +8802,7 @@
                 <w:b w:val="0"/>
                 <w:sz w:val="20"/>
               </w:rPr>
-              <w:t>8</w:t>
+              <w:t>9</w:t>
             </w:r>
           </w:p>
         </w:tc>
@@ -8823,7 +8823,7 @@
                 <w:b w:val="0"/>
                 <w:sz w:val="20"/>
               </w:rPr>
-              <w:t>203</w:t>
+              <w:t>292</w:t>
             </w:r>
           </w:p>
         </w:tc>
@@ -8844,7 +8844,7 @@
                 <w:b w:val="0"/>
                 <w:sz w:val="20"/>
               </w:rPr>
-              <w:t>336</w:t>
+              <w:t>382</w:t>
             </w:r>
           </w:p>
         </w:tc>
@@ -8865,7 +8865,7 @@
                 <w:b w:val="0"/>
                 <w:sz w:val="20"/>
               </w:rPr>
-              <w:t>↓39.6%</w:t>
+              <w:t>↓23.6%</w:t>
             </w:r>
           </w:p>
         </w:tc>
@@ -8927,7 +8927,7 @@
                 <w:b w:val="0"/>
                 <w:sz w:val="20"/>
               </w:rPr>
-              <w:t>614</w:t>
+              <w:t>624</w:t>
             </w:r>
           </w:p>
         </w:tc>
@@ -8967,7 +8967,7 @@
                 <w:b w:val="0"/>
                 <w:sz w:val="20"/>
               </w:rPr>
-              <w:t>↓11.5%</w:t>
+              <w:t>↓10.1%</w:t>
             </w:r>
           </w:p>
         </w:tc>
@@ -9032,7 +9032,7 @@
                 <w:b w:val="0"/>
                 <w:sz w:val="20"/>
               </w:rPr>
-              <w:t>118</w:t>
+              <w:t>119</w:t>
             </w:r>
           </w:p>
         </w:tc>
@@ -9074,7 +9074,7 @@
                 <w:b w:val="0"/>
                 <w:sz w:val="20"/>
               </w:rPr>
-              <w:t>↓52.8%</w:t>
+              <w:t>↓52.4%</w:t>
             </w:r>
           </w:p>
         </w:tc>
@@ -9116,7 +9116,7 @@
                 <w:b w:val="0"/>
                 <w:sz w:val="20"/>
               </w:rPr>
-              <w:t>6</w:t>
+              <w:t>7</w:t>
             </w:r>
           </w:p>
         </w:tc>
@@ -9136,7 +9136,7 @@
                 <w:b w:val="0"/>
                 <w:sz w:val="20"/>
               </w:rPr>
-              <w:t>179</w:t>
+              <w:t>206</w:t>
             </w:r>
           </w:p>
         </w:tc>
@@ -9156,7 +9156,7 @@
                 <w:b w:val="0"/>
                 <w:sz w:val="20"/>
               </w:rPr>
-              <w:t>193</w:t>
+              <w:t>212</w:t>
             </w:r>
           </w:p>
         </w:tc>
@@ -9176,7 +9176,7 @@
                 <w:b w:val="0"/>
                 <w:sz w:val="20"/>
               </w:rPr>
-              <w:t>↓7.3%</w:t>
+              <w:t>↓2.8%</w:t>
             </w:r>
           </w:p>
         </w:tc>
@@ -9753,7 +9753,7 @@
                 <w:b w:val="0"/>
                 <w:sz w:val="20"/>
               </w:rPr>
-              <w:t>4</w:t>
+              <w:t>5</w:t>
             </w:r>
           </w:p>
         </w:tc>
@@ -9857,7 +9857,7 @@
                 <w:b w:val="0"/>
                 <w:sz w:val="20"/>
               </w:rPr>
-              <w:t>3</w:t>
+              <w:t>4</w:t>
             </w:r>
           </w:p>
         </w:tc>
@@ -9878,7 +9878,7 @@
                 <w:b w:val="0"/>
                 <w:sz w:val="20"/>
               </w:rPr>
-              <w:t>178</w:t>
+              <w:t>190</w:t>
             </w:r>
           </w:p>
         </w:tc>
@@ -9899,7 +9899,7 @@
                 <w:b w:val="0"/>
                 <w:sz w:val="20"/>
               </w:rPr>
-              <w:t>316</w:t>
+              <w:t>335</w:t>
             </w:r>
           </w:p>
         </w:tc>
@@ -9920,7 +9920,7 @@
                 <w:b w:val="0"/>
                 <w:sz w:val="20"/>
               </w:rPr>
-              <w:t>↓43.7%</w:t>
+              <w:t>↓43.3%</w:t>
             </w:r>
           </w:p>
         </w:tc>
@@ -9985,7 +9985,7 @@
                 <w:b w:val="0"/>
                 <w:sz w:val="20"/>
               </w:rPr>
-              <w:t>94</w:t>
+              <w:t>96</w:t>
             </w:r>
           </w:p>
         </w:tc>
@@ -10027,7 +10027,7 @@
                 <w:b w:val="0"/>
                 <w:sz w:val="20"/>
               </w:rPr>
-              <w:t>↑108.9%</w:t>
+              <w:t>↑113.3%</w:t>
             </w:r>
           </w:p>
         </w:tc>
@@ -10048,7 +10048,7 @@
         <w:ind w:firstLine="480"/>
       </w:pPr>
       <w:r>
-        <w:t>① 降幅领先街镇：康健新村（-52.8%，减量132件）、华泾镇（-43.7%，减量138件）、斜土路（-39.6%，减量133件）、湖南路（-32.5%）、徐家汇（-27.9%）降幅居前，攻坚成效突出，其中华泾、斜土路、康健三个街镇合计减量403件，占底部抬升总减量（536件）的75%。</w:t>
+        <w:t>① 降幅领先街镇：康健新村（-52.4%，减量131件）、华泾镇（-43.3%，减量145件）、湖南路（-32.5%，减量13件）、徐家汇（-27.9%，减量46件）、斜土路（-23.6%，减量90件）降幅居前，攻坚成效突出，其中华泾镇、斜土路、康健新村三个街镇合计减量366件，占底部抬升总减量（478件）的76.6%。</w:t>
       </w:r>
     </w:p>
     <w:p>
@@ -10057,7 +10057,7 @@
         <w:ind w:firstLine="480"/>
       </w:pPr>
       <w:r>
-        <w:t>② 同比上升街镇（重点警示）：虹梅路（+108.9%，94件vs45件，3个小区里有个案暴增）、龙华（+37.5%，+33件）、天平路（+17.6%，+3件）、田林（+10.4%，+13件）四个街镇底部抬升小区同比不降反升。虹梅路升幅异常需个案排查（疑为某一小区集中投诉）；田林与全区田林+14.3%趋势一致，是底部抬升与全区双重警示点；龙华、天平路虽增量不大但方向不利，需防止蔓延。</w:t>
+        <w:t>② 同比上升街镇（重点警示）：虹梅路（+113.3%，96件vs45件，3个小区里有个案暴增）、龙华（+37.5%，+33件）、天平路（+17.6%，+3件）、田林（+11.2%，+14件）四个街镇底部抬升小区同比不降反升。虹梅路升幅异常需个案排查（疑为某一小区集中投诉）；田林与全区田林+15.2%趋势一致，是底部抬升与全区双重警示点；龙华、天平路虽增量不大但方向不利，需防止蔓延。</w:t>
       </w:r>
     </w:p>
     <w:p>
@@ -10066,7 +10066,7 @@
         <w:ind w:firstLine="480"/>
       </w:pPr>
       <w:r>
-        <w:t>③ 工单量集中度：长桥（614件）、枫林路（273件）、斜土路（203件）、漕河泾（179件）、华泾镇（178件）五个街镇合计1,447件，占底部抬升总量的65.4%，是底部抬升工单的主要承载地，压降须优先聚焦。</w:t>
+        <w:t>③ 工单量集中度：长桥（624件）、斜土路（292件）、枫林路（273件）、漕河泾（206件）、华泾镇（190件）五个街镇合计1,585件，占底部抬升总量的67.3%，是底部抬升工单的主要承载地，压降须优先聚焦。</w:t>
       </w:r>
     </w:p>
     <w:p>
@@ -10083,7 +10083,7 @@
         <w:ind w:firstLine="480"/>
       </w:pPr>
       <w:r>
-        <w:t>底部抬升小区1-8月同比-19.5%，比全区-13.1%多降6.4个百分点，治理成效优于面上水平。但从绝对量看，80个小区（占全区小区数8.0%）贡献了全区16.2%的工单，单小区平均27.7件、约为全区小区均值（15.2件）的1.8倍，仍是投诉密度的"高地"。这意味着底部抬升小区虽降幅领先，但存量压力依然突出，治理进入"减量但仍高位"的攻坚深水区。</w:t>
+        <w:t>底部抬升小区1-8月同比-16.9%，比全区-13.1%多降3.8个百分点，治理成效优于面上水平。但从绝对量看，78个小区（占全区小区数7.9%）贡献了全区17.1%的工单，单小区平均30.2件、约为全区小区均值（13.8件）的2.2倍，仍是投诉密度的"高地"。这意味着底部抬升小区虽降幅领先，但存量压力依然突出，治理进入"减量但仍高位"的攻坚深水区。</w:t>
       </w:r>
     </w:p>
     <w:p>
@@ -10092,7 +10092,7 @@
         <w:ind w:firstLine="480"/>
       </w:pPr>
       <w:r>
-        <w:t>对照-20%争先进目标：若要求全区全年同比下降20%，底部抬升小区作为攻坚主战场须发挥更大带动作用。按1-8月底部抬升降幅-19.5%测算，9-12月底部抬升小区需同比再降约30%以上（即从2025年9-12月约2,000件压至1,400件以内），方能支撑全区-20%目标的实现。建议对底部抬升小区9-12月工单单独设月度限额，纳入街镇考核。</w:t>
+        <w:t>对照-20%争先进目标：若要求全区全年同比下降20%，底部抬升小区作为攻坚主战场须发挥更大带动作用。1-8月其降幅为-16.9%，距-20%目标仍有约3个百分点的差距，9-12月须进一步加大压降力度、把底部抬升小区工单单独设月度限额并纳入街镇考核，方能支撑全区-20%目标的实现。</w:t>
       </w:r>
     </w:p>
     <w:p>
@@ -17524,7 +17524,7 @@
         <w:ind w:firstLine="480"/>
       </w:pPr>
       <w:r>
-        <w:t>① 田林（全区+14.3%、底部抬升+10.4%）：全区与底部抬升双重警示，建议单列专项督导，聚焦物业安保履职不足、业委会自治失序、停车分配矛盾三大类目，限期30天整改。</w:t>
+        <w:t>① 田林（全区+15.2%、底部抬升+10.4%）：全区与底部抬升双重警示，建议单列专项督导，聚焦物业安保履职不足、业委会自治失序、停车分配矛盾三大类目，限期30天整改。</w:t>
       </w:r>
     </w:p>
     <w:p>
@@ -17533,7 +17533,7 @@
         <w:ind w:firstLine="480"/>
       </w:pPr>
       <w:r>
-        <w:t>② 漕河泾（全区+3.4%）：增量聚焦业委会矛盾与房屋维修，建议对漕溪二村、三江小区等底部抬升名单内小区开展个案会诊。</w:t>
+        <w:t>② 漕河泾（全区+4.0%）：增量聚焦业委会矛盾与房屋维修，建议对漕溪二村、三江小区等底部抬升名单内小区开展个案会诊。</w:t>
       </w:r>
     </w:p>
     <w:p>
@@ -17577,7 +17577,7 @@
         <w:ind w:firstLine="480"/>
       </w:pPr>
       <w:r>
-        <w:t>③ 对长桥、枫林路、斜土路、华泾镇、康健新村等底部抬升工单量集中的5个街镇（占底部抬升总量65.4%），由区房管局牵头组织专班进驻，集中压降存量问题。</w:t>
+        <w:t>③ 对长桥、斜土路、枫林路、漕河泾、华泾镇等底部抬升工单量集中的5个街镇（占底部抬升总量67.3%），由区房管局牵头组织专班进驻，集中压降存量问题。</w:t>
       </w:r>
     </w:p>
     <w:p>
@@ -17656,7 +17656,7 @@
         <w:ind w:firstLine="480"/>
       </w:pPr>
       <w:r>
-        <w:t>① 湖南路（48.9件/千户）、天平路（37.6）、虹梅路（32.2）密度超全区均值（26.4）1.5倍以上，同属衡复风貌区及老城区，直管公房集中、设施老化，是密度治理的重点。</w:t>
+        <w:t>① 湖南路（49.0件/千户）、天平路（37.7）、虹梅路（32.3）密度显著高于全区均值（26.5），其中湖南路接近均值的 1.9 倍，三者同属衡复风貌区及老城区，直管公房集中、设施老化，是密度治理的重点。</w:t>
       </w:r>
     </w:p>
     <w:p>
